--- a/SCRIPT TRIỂN KHAI KỊCH BẢN RABBITMQ.docx
+++ b/SCRIPT TRIỂN KHAI KỊCH BẢN RABBITMQ.docx
@@ -412,7 +412,7 @@
           <w:sz w:val="26"/>
           <w:szCs w:val="26"/>
         </w:rPr>
-        <w:pict w14:anchorId="31783225">
+        <w:pict w14:anchorId="408401F4">
           <v:rect id="_x0000_i1032" alt="" style="width:468pt;height:.05pt;mso-width-percent:0;mso-height-percent:0;mso-width-percent:0;mso-height-percent:0" o:hralign="center" o:hrstd="t" o:hr="t" fillcolor="#a0a0a0" stroked="f"/>
         </w:pict>
       </w:r>
@@ -547,7 +547,16 @@
           <w:sz w:val="26"/>
           <w:szCs w:val="26"/>
         </w:rPr>
-        <w:t>ssh -i ~/Downloads/NT531-vm_key.pem azureuser@104.214.184.13</w:t>
+        <w:t>ssh -i ~/Downloads/NT531-vm_key.pem azureuser@</w:t>
+      </w:r>
+      <w:r>
+        <w:rPr>
+          <w:rFonts w:ascii="Times New Roman" w:hAnsi="Times New Roman" w:cs="Times New Roman"/>
+          <w:color w:val="000000" w:themeColor="text1"/>
+          <w:sz w:val="26"/>
+          <w:szCs w:val="26"/>
+        </w:rPr>
+        <w:t>104.214.171.76</w:t>
       </w:r>
     </w:p>
     <w:p>
@@ -1350,7 +1359,7 @@
           <w:sz w:val="26"/>
           <w:szCs w:val="26"/>
         </w:rPr>
-        <w:pict w14:anchorId="53AEC1AC">
+        <w:pict w14:anchorId="33FF14F6">
           <v:rect id="_x0000_i1031" alt="" style="width:468pt;height:.05pt;mso-width-percent:0;mso-height-percent:0;mso-width-percent:0;mso-height-percent:0" o:hralign="center" o:hrstd="t" o:hr="t" fillcolor="#a0a0a0" stroked="f"/>
         </w:pict>
       </w:r>
@@ -1778,6 +1787,8 @@
         </w:numPr>
         <w:spacing w:before="0" w:beforeAutospacing="0" w:after="0" w:afterAutospacing="0" w:line="360" w:lineRule="auto"/>
         <w:rPr>
+          <w:rStyle w:val="HTMLCode"/>
+          <w:rFonts w:ascii="Times New Roman" w:hAnsi="Times New Roman" w:cs="Times New Roman"/>
           <w:color w:val="000000" w:themeColor="text1"/>
           <w:sz w:val="26"/>
           <w:szCs w:val="26"/>
@@ -1800,6 +1811,65 @@
           <w:szCs w:val="26"/>
         </w:rPr>
         <w:t>http://&lt;VM_PUBLIC_IP&gt;:15672</w:t>
+      </w:r>
+    </w:p>
+    <w:p>
+      <w:pPr>
+        <w:pStyle w:val="NormalWeb"/>
+        <w:numPr>
+          <w:ilvl w:val="0"/>
+          <w:numId w:val="4"/>
+        </w:numPr>
+        <w:spacing w:before="0" w:beforeAutospacing="0" w:after="0" w:afterAutospacing="0" w:line="360" w:lineRule="auto"/>
+        <w:rPr>
+          <w:color w:val="000000" w:themeColor="text1"/>
+          <w:sz w:val="26"/>
+          <w:szCs w:val="26"/>
+        </w:rPr>
+      </w:pPr>
+      <w:r>
+        <w:rPr>
+          <w:color w:val="000000" w:themeColor="text1"/>
+          <w:sz w:val="26"/>
+          <w:szCs w:val="26"/>
+        </w:rPr>
+        <w:t xml:space="preserve">Mở: </w:t>
+      </w:r>
+      <w:r>
+        <w:rPr>
+          <w:rStyle w:val="HTMLCode"/>
+          <w:rFonts w:ascii="Times New Roman" w:hAnsi="Times New Roman" w:cs="Times New Roman"/>
+          <w:color w:val="000000" w:themeColor="text1"/>
+          <w:sz w:val="26"/>
+          <w:szCs w:val="26"/>
+        </w:rPr>
+        <w:t>http://</w:t>
+      </w:r>
+      <w:r>
+        <w:rPr>
+          <w:color w:val="000000" w:themeColor="text1"/>
+          <w:sz w:val="26"/>
+          <w:szCs w:val="26"/>
+        </w:rPr>
+        <w:t>104.214.171.76</w:t>
+      </w:r>
+      <w:r>
+        <w:rPr>
+          <w:color w:val="000000" w:themeColor="text1"/>
+          <w:sz w:val="26"/>
+          <w:szCs w:val="26"/>
+        </w:rPr>
+        <w:t>:</w:t>
+      </w:r>
+      <w:r>
+        <w:rPr>
+          <w:rStyle w:val="HTMLCode"/>
+          <w:rFonts w:ascii="Times New Roman" w:hAnsi="Times New Roman" w:cs="Times New Roman"/>
+          <w:color w:val="000000" w:themeColor="text1"/>
+          <w:sz w:val="26"/>
+          <w:szCs w:val="26"/>
+        </w:rPr>
+        <w:t>15672</w:t>
       </w:r>
     </w:p>
     <w:p>
@@ -1909,7 +1979,7 @@
           <w:sz w:val="26"/>
           <w:szCs w:val="26"/>
         </w:rPr>
-        <w:pict w14:anchorId="0D4AF253">
+        <w:pict w14:anchorId="7615948F">
           <v:rect id="_x0000_i1030" alt="" style="width:468pt;height:.05pt;mso-width-percent:0;mso-height-percent:0;mso-width-percent:0;mso-height-percent:0" o:hralign="center" o:hrstd="t" o:hr="t" fillcolor="#a0a0a0" stroked="f"/>
         </w:pict>
       </w:r>
@@ -2152,6 +2222,7 @@
           <w:sz w:val="26"/>
           <w:szCs w:val="26"/>
         </w:rPr>
+        <w:lastRenderedPageBreak/>
         <w:t>source</w:t>
       </w:r>
       <w:r>
@@ -2192,7 +2263,6 @@
           <w:sz w:val="26"/>
           <w:szCs w:val="26"/>
         </w:rPr>
-        <w:lastRenderedPageBreak/>
         <w:t xml:space="preserve">4.1 Tạo file </w:t>
       </w:r>
       <w:r>
@@ -2698,6 +2768,7 @@
           <w:sz w:val="26"/>
           <w:szCs w:val="26"/>
         </w:rPr>
+        <w:lastRenderedPageBreak/>
         <w:t xml:space="preserve">    fp.flush()</w:t>
       </w:r>
       <w:r>
@@ -2726,461 +2797,461 @@
           <w:sz w:val="26"/>
           <w:szCs w:val="26"/>
         </w:rPr>
+        <w:t>def main():</w:t>
+      </w:r>
+      <w:r>
+        <w:rPr>
+          <w:rFonts w:ascii="Times New Roman" w:hAnsi="Times New Roman" w:cs="Times New Roman"/>
+          <w:color w:val="000000" w:themeColor="text1"/>
+          <w:sz w:val="26"/>
+          <w:szCs w:val="26"/>
+        </w:rPr>
+        <w:br/>
+      </w:r>
+      <w:r>
+        <w:rPr>
+          <w:rStyle w:val="z"/>
+          <w:rFonts w:ascii="Times New Roman" w:eastAsiaTheme="majorEastAsia" w:hAnsi="Times New Roman" w:cs="Times New Roman"/>
+          <w:color w:val="000000" w:themeColor="text1"/>
+          <w:sz w:val="26"/>
+          <w:szCs w:val="26"/>
+        </w:rPr>
+        <w:t xml:space="preserve">    args = parse_args()</w:t>
+      </w:r>
+      <w:r>
+        <w:rPr>
+          <w:rFonts w:ascii="Times New Roman" w:hAnsi="Times New Roman" w:cs="Times New Roman"/>
+          <w:color w:val="000000" w:themeColor="text1"/>
+          <w:sz w:val="26"/>
+          <w:szCs w:val="26"/>
+        </w:rPr>
+        <w:br/>
+      </w:r>
+      <w:r>
+        <w:rPr>
+          <w:rStyle w:val="z"/>
+          <w:rFonts w:ascii="Times New Roman" w:eastAsiaTheme="majorEastAsia" w:hAnsi="Times New Roman" w:cs="Times New Roman"/>
+          <w:color w:val="000000" w:themeColor="text1"/>
+          <w:sz w:val="26"/>
+          <w:szCs w:val="26"/>
+        </w:rPr>
+        <w:t xml:space="preserve">    out = open(args.log, "a", buffering=1) if args.log else sys.stdout</w:t>
+      </w:r>
+      <w:r>
+        <w:rPr>
+          <w:rFonts w:ascii="Times New Roman" w:hAnsi="Times New Roman" w:cs="Times New Roman"/>
+          <w:color w:val="000000" w:themeColor="text1"/>
+          <w:sz w:val="26"/>
+          <w:szCs w:val="26"/>
+        </w:rPr>
+        <w:br/>
+      </w:r>
+      <w:r>
+        <w:rPr>
+          <w:rFonts w:ascii="Times New Roman" w:hAnsi="Times New Roman" w:cs="Times New Roman"/>
+          <w:color w:val="000000" w:themeColor="text1"/>
+          <w:sz w:val="26"/>
+          <w:szCs w:val="26"/>
+        </w:rPr>
+        <w:br/>
+      </w:r>
+      <w:r>
+        <w:rPr>
+          <w:rStyle w:val="z"/>
+          <w:rFonts w:ascii="Times New Roman" w:eastAsiaTheme="majorEastAsia" w:hAnsi="Times New Roman" w:cs="Times New Roman"/>
+          <w:color w:val="000000" w:themeColor="text1"/>
+          <w:sz w:val="26"/>
+          <w:szCs w:val="26"/>
+        </w:rPr>
+        <w:t xml:space="preserve">    creds = pika.PlainCredentials(args.user, args.password)</w:t>
+      </w:r>
+      <w:r>
+        <w:rPr>
+          <w:rFonts w:ascii="Times New Roman" w:hAnsi="Times New Roman" w:cs="Times New Roman"/>
+          <w:color w:val="000000" w:themeColor="text1"/>
+          <w:sz w:val="26"/>
+          <w:szCs w:val="26"/>
+        </w:rPr>
+        <w:br/>
+      </w:r>
+      <w:r>
+        <w:rPr>
+          <w:rStyle w:val="z"/>
+          <w:rFonts w:ascii="Times New Roman" w:eastAsiaTheme="majorEastAsia" w:hAnsi="Times New Roman" w:cs="Times New Roman"/>
+          <w:color w:val="000000" w:themeColor="text1"/>
+          <w:sz w:val="26"/>
+          <w:szCs w:val="26"/>
+        </w:rPr>
+        <w:t xml:space="preserve">    params = pika.ConnectionParameters(</w:t>
+      </w:r>
+      <w:r>
+        <w:rPr>
+          <w:rFonts w:ascii="Times New Roman" w:hAnsi="Times New Roman" w:cs="Times New Roman"/>
+          <w:color w:val="000000" w:themeColor="text1"/>
+          <w:sz w:val="26"/>
+          <w:szCs w:val="26"/>
+        </w:rPr>
+        <w:br/>
+      </w:r>
+      <w:r>
+        <w:rPr>
+          <w:rStyle w:val="z"/>
+          <w:rFonts w:ascii="Times New Roman" w:eastAsiaTheme="majorEastAsia" w:hAnsi="Times New Roman" w:cs="Times New Roman"/>
+          <w:color w:val="000000" w:themeColor="text1"/>
+          <w:sz w:val="26"/>
+          <w:szCs w:val="26"/>
+        </w:rPr>
+        <w:t xml:space="preserve">        host=args.host, port=args.port, credentials=creds,</w:t>
+      </w:r>
+      <w:r>
+        <w:rPr>
+          <w:rFonts w:ascii="Times New Roman" w:hAnsi="Times New Roman" w:cs="Times New Roman"/>
+          <w:color w:val="000000" w:themeColor="text1"/>
+          <w:sz w:val="26"/>
+          <w:szCs w:val="26"/>
+        </w:rPr>
+        <w:br/>
+      </w:r>
+      <w:r>
+        <w:rPr>
+          <w:rStyle w:val="z"/>
+          <w:rFonts w:ascii="Times New Roman" w:eastAsiaTheme="majorEastAsia" w:hAnsi="Times New Roman" w:cs="Times New Roman"/>
+          <w:color w:val="000000" w:themeColor="text1"/>
+          <w:sz w:val="26"/>
+          <w:szCs w:val="26"/>
+        </w:rPr>
+        <w:t xml:space="preserve">        heartbeat=30, blocked_connection_timeout=60</w:t>
+      </w:r>
+      <w:r>
+        <w:rPr>
+          <w:rFonts w:ascii="Times New Roman" w:hAnsi="Times New Roman" w:cs="Times New Roman"/>
+          <w:color w:val="000000" w:themeColor="text1"/>
+          <w:sz w:val="26"/>
+          <w:szCs w:val="26"/>
+        </w:rPr>
+        <w:br/>
+      </w:r>
+      <w:r>
+        <w:rPr>
+          <w:rStyle w:val="z"/>
+          <w:rFonts w:ascii="Times New Roman" w:eastAsiaTheme="majorEastAsia" w:hAnsi="Times New Roman" w:cs="Times New Roman"/>
+          <w:color w:val="000000" w:themeColor="text1"/>
+          <w:sz w:val="26"/>
+          <w:szCs w:val="26"/>
+        </w:rPr>
+        <w:t xml:space="preserve">    )</w:t>
+      </w:r>
+      <w:r>
+        <w:rPr>
+          <w:rFonts w:ascii="Times New Roman" w:hAnsi="Times New Roman" w:cs="Times New Roman"/>
+          <w:color w:val="000000" w:themeColor="text1"/>
+          <w:sz w:val="26"/>
+          <w:szCs w:val="26"/>
+        </w:rPr>
+        <w:br/>
+      </w:r>
+      <w:r>
+        <w:rPr>
+          <w:rStyle w:val="z"/>
+          <w:rFonts w:ascii="Times New Roman" w:eastAsiaTheme="majorEastAsia" w:hAnsi="Times New Roman" w:cs="Times New Roman"/>
+          <w:color w:val="000000" w:themeColor="text1"/>
+          <w:sz w:val="26"/>
+          <w:szCs w:val="26"/>
+        </w:rPr>
+        <w:t xml:space="preserve">    conn = pika.BlockingConnection(params)</w:t>
+      </w:r>
+      <w:r>
+        <w:rPr>
+          <w:rFonts w:ascii="Times New Roman" w:hAnsi="Times New Roman" w:cs="Times New Roman"/>
+          <w:color w:val="000000" w:themeColor="text1"/>
+          <w:sz w:val="26"/>
+          <w:szCs w:val="26"/>
+        </w:rPr>
+        <w:br/>
+      </w:r>
+      <w:r>
+        <w:rPr>
+          <w:rStyle w:val="z"/>
+          <w:rFonts w:ascii="Times New Roman" w:eastAsiaTheme="majorEastAsia" w:hAnsi="Times New Roman" w:cs="Times New Roman"/>
+          <w:color w:val="000000" w:themeColor="text1"/>
+          <w:sz w:val="26"/>
+          <w:szCs w:val="26"/>
+        </w:rPr>
+        <w:t xml:space="preserve">    ch = conn.channel()</w:t>
+      </w:r>
+      <w:r>
+        <w:rPr>
+          <w:rFonts w:ascii="Times New Roman" w:hAnsi="Times New Roman" w:cs="Times New Roman"/>
+          <w:color w:val="000000" w:themeColor="text1"/>
+          <w:sz w:val="26"/>
+          <w:szCs w:val="26"/>
+        </w:rPr>
+        <w:br/>
+      </w:r>
+      <w:r>
+        <w:rPr>
+          <w:rFonts w:ascii="Times New Roman" w:hAnsi="Times New Roman" w:cs="Times New Roman"/>
+          <w:color w:val="000000" w:themeColor="text1"/>
+          <w:sz w:val="26"/>
+          <w:szCs w:val="26"/>
+        </w:rPr>
+        <w:br/>
+      </w:r>
+      <w:r>
+        <w:rPr>
+          <w:rStyle w:val="z"/>
+          <w:rFonts w:ascii="Times New Roman" w:eastAsiaTheme="majorEastAsia" w:hAnsi="Times New Roman" w:cs="Times New Roman"/>
+          <w:color w:val="000000" w:themeColor="text1"/>
+          <w:sz w:val="26"/>
+          <w:szCs w:val="26"/>
+        </w:rPr>
+        <w:t xml:space="preserve">    ch.queue_declare(queue=args.queue, durable=True)</w:t>
+      </w:r>
+      <w:r>
+        <w:rPr>
+          <w:rFonts w:ascii="Times New Roman" w:hAnsi="Times New Roman" w:cs="Times New Roman"/>
+          <w:color w:val="000000" w:themeColor="text1"/>
+          <w:sz w:val="26"/>
+          <w:szCs w:val="26"/>
+        </w:rPr>
+        <w:br/>
+      </w:r>
+      <w:r>
+        <w:rPr>
+          <w:rStyle w:val="z"/>
+          <w:rFonts w:ascii="Times New Roman" w:eastAsiaTheme="majorEastAsia" w:hAnsi="Times New Roman" w:cs="Times New Roman"/>
+          <w:color w:val="000000" w:themeColor="text1"/>
+          <w:sz w:val="26"/>
+          <w:szCs w:val="26"/>
+        </w:rPr>
+        <w:t xml:space="preserve">    ch.basic_qos(prefetch_count=args.prefetch)</w:t>
+      </w:r>
+      <w:r>
+        <w:rPr>
+          <w:rFonts w:ascii="Times New Roman" w:hAnsi="Times New Roman" w:cs="Times New Roman"/>
+          <w:color w:val="000000" w:themeColor="text1"/>
+          <w:sz w:val="26"/>
+          <w:szCs w:val="26"/>
+        </w:rPr>
+        <w:br/>
+      </w:r>
+      <w:r>
+        <w:rPr>
+          <w:rFonts w:ascii="Times New Roman" w:hAnsi="Times New Roman" w:cs="Times New Roman"/>
+          <w:color w:val="000000" w:themeColor="text1"/>
+          <w:sz w:val="26"/>
+          <w:szCs w:val="26"/>
+        </w:rPr>
+        <w:br/>
+      </w:r>
+      <w:r>
+        <w:rPr>
+          <w:rStyle w:val="z"/>
+          <w:rFonts w:ascii="Times New Roman" w:eastAsiaTheme="majorEastAsia" w:hAnsi="Times New Roman" w:cs="Times New Roman"/>
+          <w:color w:val="000000" w:themeColor="text1"/>
+          <w:sz w:val="26"/>
+          <w:szCs w:val="26"/>
+        </w:rPr>
+        <w:t xml:space="preserve">    sleep_s = args.sleep_ms / 1000.0</w:t>
+      </w:r>
+      <w:r>
+        <w:rPr>
+          <w:rFonts w:ascii="Times New Roman" w:hAnsi="Times New Roman" w:cs="Times New Roman"/>
+          <w:color w:val="000000" w:themeColor="text1"/>
+          <w:sz w:val="26"/>
+          <w:szCs w:val="26"/>
+        </w:rPr>
+        <w:br/>
+      </w:r>
+      <w:r>
+        <w:rPr>
+          <w:rStyle w:val="z"/>
+          <w:rFonts w:ascii="Times New Roman" w:eastAsiaTheme="majorEastAsia" w:hAnsi="Times New Roman" w:cs="Times New Roman"/>
+          <w:color w:val="000000" w:themeColor="text1"/>
+          <w:sz w:val="26"/>
+          <w:szCs w:val="26"/>
+        </w:rPr>
+        <w:t xml:space="preserve">    log_line(out, f"[worker {args.worker_id}] started queue={args.queue} prefetch={args.prefetch} sleep_ms={args.sleep_ms}")</w:t>
+      </w:r>
+      <w:r>
+        <w:rPr>
+          <w:rFonts w:ascii="Times New Roman" w:hAnsi="Times New Roman" w:cs="Times New Roman"/>
+          <w:color w:val="000000" w:themeColor="text1"/>
+          <w:sz w:val="26"/>
+          <w:szCs w:val="26"/>
+        </w:rPr>
+        <w:br/>
+      </w:r>
+      <w:r>
+        <w:rPr>
+          <w:rFonts w:ascii="Times New Roman" w:hAnsi="Times New Roman" w:cs="Times New Roman"/>
+          <w:color w:val="000000" w:themeColor="text1"/>
+          <w:sz w:val="26"/>
+          <w:szCs w:val="26"/>
+        </w:rPr>
+        <w:br/>
+      </w:r>
+      <w:r>
+        <w:rPr>
+          <w:rStyle w:val="z"/>
+          <w:rFonts w:ascii="Times New Roman" w:eastAsiaTheme="majorEastAsia" w:hAnsi="Times New Roman" w:cs="Times New Roman"/>
+          <w:color w:val="000000" w:themeColor="text1"/>
+          <w:sz w:val="26"/>
+          <w:szCs w:val="26"/>
+        </w:rPr>
+        <w:t xml:space="preserve">    def on_message(channel, method, properties, body: bytes):</w:t>
+      </w:r>
+      <w:r>
+        <w:rPr>
+          <w:rFonts w:ascii="Times New Roman" w:hAnsi="Times New Roman" w:cs="Times New Roman"/>
+          <w:color w:val="000000" w:themeColor="text1"/>
+          <w:sz w:val="26"/>
+          <w:szCs w:val="26"/>
+        </w:rPr>
+        <w:br/>
+      </w:r>
+      <w:r>
+        <w:rPr>
+          <w:rStyle w:val="z"/>
+          <w:rFonts w:ascii="Times New Roman" w:eastAsiaTheme="majorEastAsia" w:hAnsi="Times New Roman" w:cs="Times New Roman"/>
+          <w:color w:val="000000" w:themeColor="text1"/>
+          <w:sz w:val="26"/>
+          <w:szCs w:val="26"/>
+        </w:rPr>
+        <w:t xml:space="preserve">        recv_ts = time.time()</w:t>
+      </w:r>
+      <w:r>
+        <w:rPr>
+          <w:rFonts w:ascii="Times New Roman" w:hAnsi="Times New Roman" w:cs="Times New Roman"/>
+          <w:color w:val="000000" w:themeColor="text1"/>
+          <w:sz w:val="26"/>
+          <w:szCs w:val="26"/>
+        </w:rPr>
+        <w:br/>
+      </w:r>
+      <w:r>
+        <w:rPr>
+          <w:rStyle w:val="z"/>
+          <w:rFonts w:ascii="Times New Roman" w:eastAsiaTheme="majorEastAsia" w:hAnsi="Times New Roman" w:cs="Times New Roman"/>
+          <w:color w:val="000000" w:themeColor="text1"/>
+          <w:sz w:val="26"/>
+          <w:szCs w:val="26"/>
+        </w:rPr>
+        <w:t xml:space="preserve">        start = time.perf_counter()</w:t>
+      </w:r>
+      <w:r>
+        <w:rPr>
+          <w:rFonts w:ascii="Times New Roman" w:hAnsi="Times New Roman" w:cs="Times New Roman"/>
+          <w:color w:val="000000" w:themeColor="text1"/>
+          <w:sz w:val="26"/>
+          <w:szCs w:val="26"/>
+        </w:rPr>
+        <w:br/>
+      </w:r>
+      <w:r>
+        <w:rPr>
+          <w:rStyle w:val="z"/>
+          <w:rFonts w:ascii="Times New Roman" w:eastAsiaTheme="majorEastAsia" w:hAnsi="Times New Roman" w:cs="Times New Roman"/>
+          <w:color w:val="000000" w:themeColor="text1"/>
+          <w:sz w:val="26"/>
+          <w:szCs w:val="26"/>
+        </w:rPr>
+        <w:t xml:space="preserve">        try:</w:t>
+      </w:r>
+      <w:r>
+        <w:rPr>
+          <w:rFonts w:ascii="Times New Roman" w:hAnsi="Times New Roman" w:cs="Times New Roman"/>
+          <w:color w:val="000000" w:themeColor="text1"/>
+          <w:sz w:val="26"/>
+          <w:szCs w:val="26"/>
+        </w:rPr>
+        <w:br/>
+      </w:r>
+      <w:r>
+        <w:rPr>
+          <w:rStyle w:val="z"/>
+          <w:rFonts w:ascii="Times New Roman" w:eastAsiaTheme="majorEastAsia" w:hAnsi="Times New Roman" w:cs="Times New Roman"/>
+          <w:color w:val="000000" w:themeColor="text1"/>
+          <w:sz w:val="26"/>
+          <w:szCs w:val="26"/>
+        </w:rPr>
+        <w:t xml:space="preserve">            msg = json.loads(body.decode("utf-8"))</w:t>
+      </w:r>
+      <w:r>
+        <w:rPr>
+          <w:rFonts w:ascii="Times New Roman" w:hAnsi="Times New Roman" w:cs="Times New Roman"/>
+          <w:color w:val="000000" w:themeColor="text1"/>
+          <w:sz w:val="26"/>
+          <w:szCs w:val="26"/>
+        </w:rPr>
+        <w:br/>
+      </w:r>
+      <w:r>
+        <w:rPr>
+          <w:rStyle w:val="z"/>
+          <w:rFonts w:ascii="Times New Roman" w:eastAsiaTheme="majorEastAsia" w:hAnsi="Times New Roman" w:cs="Times New Roman"/>
+          <w:color w:val="000000" w:themeColor="text1"/>
+          <w:sz w:val="26"/>
+          <w:szCs w:val="26"/>
+        </w:rPr>
+        <w:t xml:space="preserve">            run_id = msg.get("run_id", "")</w:t>
+      </w:r>
+      <w:r>
+        <w:rPr>
+          <w:rFonts w:ascii="Times New Roman" w:hAnsi="Times New Roman" w:cs="Times New Roman"/>
+          <w:color w:val="000000" w:themeColor="text1"/>
+          <w:sz w:val="26"/>
+          <w:szCs w:val="26"/>
+        </w:rPr>
+        <w:br/>
+      </w:r>
+      <w:r>
+        <w:rPr>
+          <w:rStyle w:val="z"/>
+          <w:rFonts w:ascii="Times New Roman" w:eastAsiaTheme="majorEastAsia" w:hAnsi="Times New Roman" w:cs="Times New Roman"/>
+          <w:color w:val="000000" w:themeColor="text1"/>
+          <w:sz w:val="26"/>
+          <w:szCs w:val="26"/>
+        </w:rPr>
+        <w:t xml:space="preserve">            seq = msg.get("seq", -1)</w:t>
+      </w:r>
+      <w:r>
+        <w:rPr>
+          <w:rFonts w:ascii="Times New Roman" w:hAnsi="Times New Roman" w:cs="Times New Roman"/>
+          <w:color w:val="000000" w:themeColor="text1"/>
+          <w:sz w:val="26"/>
+          <w:szCs w:val="26"/>
+        </w:rPr>
+        <w:br/>
+      </w:r>
+      <w:r>
+        <w:rPr>
+          <w:rStyle w:val="z"/>
+          <w:rFonts w:ascii="Times New Roman" w:eastAsiaTheme="majorEastAsia" w:hAnsi="Times New Roman" w:cs="Times New Roman"/>
+          <w:color w:val="000000" w:themeColor="text1"/>
+          <w:sz w:val="26"/>
+          <w:szCs w:val="26"/>
+        </w:rPr>
+        <w:t xml:space="preserve">            sent_ts = float(msg.get("sent_ts", 0.0)) if msg.get("sent_ts") else 0.0</w:t>
+      </w:r>
+      <w:r>
+        <w:rPr>
+          <w:rFonts w:ascii="Times New Roman" w:hAnsi="Times New Roman" w:cs="Times New Roman"/>
+          <w:color w:val="000000" w:themeColor="text1"/>
+          <w:sz w:val="26"/>
+          <w:szCs w:val="26"/>
+        </w:rPr>
+        <w:br/>
+      </w:r>
+      <w:r>
+        <w:rPr>
+          <w:rStyle w:val="z"/>
+          <w:rFonts w:ascii="Times New Roman" w:eastAsiaTheme="majorEastAsia" w:hAnsi="Times New Roman" w:cs="Times New Roman"/>
+          <w:color w:val="000000" w:themeColor="text1"/>
+          <w:sz w:val="26"/>
+          <w:szCs w:val="26"/>
+        </w:rPr>
         <w:lastRenderedPageBreak/>
-        <w:t>def main():</w:t>
-      </w:r>
-      <w:r>
-        <w:rPr>
-          <w:rFonts w:ascii="Times New Roman" w:hAnsi="Times New Roman" w:cs="Times New Roman"/>
-          <w:color w:val="000000" w:themeColor="text1"/>
-          <w:sz w:val="26"/>
-          <w:szCs w:val="26"/>
-        </w:rPr>
-        <w:br/>
-      </w:r>
-      <w:r>
-        <w:rPr>
-          <w:rStyle w:val="z"/>
-          <w:rFonts w:ascii="Times New Roman" w:eastAsiaTheme="majorEastAsia" w:hAnsi="Times New Roman" w:cs="Times New Roman"/>
-          <w:color w:val="000000" w:themeColor="text1"/>
-          <w:sz w:val="26"/>
-          <w:szCs w:val="26"/>
-        </w:rPr>
-        <w:t xml:space="preserve">    args = parse_args()</w:t>
-      </w:r>
-      <w:r>
-        <w:rPr>
-          <w:rFonts w:ascii="Times New Roman" w:hAnsi="Times New Roman" w:cs="Times New Roman"/>
-          <w:color w:val="000000" w:themeColor="text1"/>
-          <w:sz w:val="26"/>
-          <w:szCs w:val="26"/>
-        </w:rPr>
-        <w:br/>
-      </w:r>
-      <w:r>
-        <w:rPr>
-          <w:rStyle w:val="z"/>
-          <w:rFonts w:ascii="Times New Roman" w:eastAsiaTheme="majorEastAsia" w:hAnsi="Times New Roman" w:cs="Times New Roman"/>
-          <w:color w:val="000000" w:themeColor="text1"/>
-          <w:sz w:val="26"/>
-          <w:szCs w:val="26"/>
-        </w:rPr>
-        <w:t xml:space="preserve">    out = open(args.log, "a", buffering=1) if args.log else sys.stdout</w:t>
-      </w:r>
-      <w:r>
-        <w:rPr>
-          <w:rFonts w:ascii="Times New Roman" w:hAnsi="Times New Roman" w:cs="Times New Roman"/>
-          <w:color w:val="000000" w:themeColor="text1"/>
-          <w:sz w:val="26"/>
-          <w:szCs w:val="26"/>
-        </w:rPr>
-        <w:br/>
-      </w:r>
-      <w:r>
-        <w:rPr>
-          <w:rFonts w:ascii="Times New Roman" w:hAnsi="Times New Roman" w:cs="Times New Roman"/>
-          <w:color w:val="000000" w:themeColor="text1"/>
-          <w:sz w:val="26"/>
-          <w:szCs w:val="26"/>
-        </w:rPr>
-        <w:br/>
-      </w:r>
-      <w:r>
-        <w:rPr>
-          <w:rStyle w:val="z"/>
-          <w:rFonts w:ascii="Times New Roman" w:eastAsiaTheme="majorEastAsia" w:hAnsi="Times New Roman" w:cs="Times New Roman"/>
-          <w:color w:val="000000" w:themeColor="text1"/>
-          <w:sz w:val="26"/>
-          <w:szCs w:val="26"/>
-        </w:rPr>
-        <w:t xml:space="preserve">    creds = pika.PlainCredentials(args.user, args.password)</w:t>
-      </w:r>
-      <w:r>
-        <w:rPr>
-          <w:rFonts w:ascii="Times New Roman" w:hAnsi="Times New Roman" w:cs="Times New Roman"/>
-          <w:color w:val="000000" w:themeColor="text1"/>
-          <w:sz w:val="26"/>
-          <w:szCs w:val="26"/>
-        </w:rPr>
-        <w:br/>
-      </w:r>
-      <w:r>
-        <w:rPr>
-          <w:rStyle w:val="z"/>
-          <w:rFonts w:ascii="Times New Roman" w:eastAsiaTheme="majorEastAsia" w:hAnsi="Times New Roman" w:cs="Times New Roman"/>
-          <w:color w:val="000000" w:themeColor="text1"/>
-          <w:sz w:val="26"/>
-          <w:szCs w:val="26"/>
-        </w:rPr>
-        <w:t xml:space="preserve">    params = pika.ConnectionParameters(</w:t>
-      </w:r>
-      <w:r>
-        <w:rPr>
-          <w:rFonts w:ascii="Times New Roman" w:hAnsi="Times New Roman" w:cs="Times New Roman"/>
-          <w:color w:val="000000" w:themeColor="text1"/>
-          <w:sz w:val="26"/>
-          <w:szCs w:val="26"/>
-        </w:rPr>
-        <w:br/>
-      </w:r>
-      <w:r>
-        <w:rPr>
-          <w:rStyle w:val="z"/>
-          <w:rFonts w:ascii="Times New Roman" w:eastAsiaTheme="majorEastAsia" w:hAnsi="Times New Roman" w:cs="Times New Roman"/>
-          <w:color w:val="000000" w:themeColor="text1"/>
-          <w:sz w:val="26"/>
-          <w:szCs w:val="26"/>
-        </w:rPr>
-        <w:t xml:space="preserve">        host=args.host, port=args.port, credentials=creds,</w:t>
-      </w:r>
-      <w:r>
-        <w:rPr>
-          <w:rFonts w:ascii="Times New Roman" w:hAnsi="Times New Roman" w:cs="Times New Roman"/>
-          <w:color w:val="000000" w:themeColor="text1"/>
-          <w:sz w:val="26"/>
-          <w:szCs w:val="26"/>
-        </w:rPr>
-        <w:br/>
-      </w:r>
-      <w:r>
-        <w:rPr>
-          <w:rStyle w:val="z"/>
-          <w:rFonts w:ascii="Times New Roman" w:eastAsiaTheme="majorEastAsia" w:hAnsi="Times New Roman" w:cs="Times New Roman"/>
-          <w:color w:val="000000" w:themeColor="text1"/>
-          <w:sz w:val="26"/>
-          <w:szCs w:val="26"/>
-        </w:rPr>
-        <w:t xml:space="preserve">        heartbeat=30, blocked_connection_timeout=60</w:t>
-      </w:r>
-      <w:r>
-        <w:rPr>
-          <w:rFonts w:ascii="Times New Roman" w:hAnsi="Times New Roman" w:cs="Times New Roman"/>
-          <w:color w:val="000000" w:themeColor="text1"/>
-          <w:sz w:val="26"/>
-          <w:szCs w:val="26"/>
-        </w:rPr>
-        <w:br/>
-      </w:r>
-      <w:r>
-        <w:rPr>
-          <w:rStyle w:val="z"/>
-          <w:rFonts w:ascii="Times New Roman" w:eastAsiaTheme="majorEastAsia" w:hAnsi="Times New Roman" w:cs="Times New Roman"/>
-          <w:color w:val="000000" w:themeColor="text1"/>
-          <w:sz w:val="26"/>
-          <w:szCs w:val="26"/>
-        </w:rPr>
-        <w:t xml:space="preserve">    )</w:t>
-      </w:r>
-      <w:r>
-        <w:rPr>
-          <w:rFonts w:ascii="Times New Roman" w:hAnsi="Times New Roman" w:cs="Times New Roman"/>
-          <w:color w:val="000000" w:themeColor="text1"/>
-          <w:sz w:val="26"/>
-          <w:szCs w:val="26"/>
-        </w:rPr>
-        <w:br/>
-      </w:r>
-      <w:r>
-        <w:rPr>
-          <w:rStyle w:val="z"/>
-          <w:rFonts w:ascii="Times New Roman" w:eastAsiaTheme="majorEastAsia" w:hAnsi="Times New Roman" w:cs="Times New Roman"/>
-          <w:color w:val="000000" w:themeColor="text1"/>
-          <w:sz w:val="26"/>
-          <w:szCs w:val="26"/>
-        </w:rPr>
-        <w:t xml:space="preserve">    conn = pika.BlockingConnection(params)</w:t>
-      </w:r>
-      <w:r>
-        <w:rPr>
-          <w:rFonts w:ascii="Times New Roman" w:hAnsi="Times New Roman" w:cs="Times New Roman"/>
-          <w:color w:val="000000" w:themeColor="text1"/>
-          <w:sz w:val="26"/>
-          <w:szCs w:val="26"/>
-        </w:rPr>
-        <w:br/>
-      </w:r>
-      <w:r>
-        <w:rPr>
-          <w:rStyle w:val="z"/>
-          <w:rFonts w:ascii="Times New Roman" w:eastAsiaTheme="majorEastAsia" w:hAnsi="Times New Roman" w:cs="Times New Roman"/>
-          <w:color w:val="000000" w:themeColor="text1"/>
-          <w:sz w:val="26"/>
-          <w:szCs w:val="26"/>
-        </w:rPr>
-        <w:t xml:space="preserve">    ch = conn.channel()</w:t>
-      </w:r>
-      <w:r>
-        <w:rPr>
-          <w:rFonts w:ascii="Times New Roman" w:hAnsi="Times New Roman" w:cs="Times New Roman"/>
-          <w:color w:val="000000" w:themeColor="text1"/>
-          <w:sz w:val="26"/>
-          <w:szCs w:val="26"/>
-        </w:rPr>
-        <w:br/>
-      </w:r>
-      <w:r>
-        <w:rPr>
-          <w:rFonts w:ascii="Times New Roman" w:hAnsi="Times New Roman" w:cs="Times New Roman"/>
-          <w:color w:val="000000" w:themeColor="text1"/>
-          <w:sz w:val="26"/>
-          <w:szCs w:val="26"/>
-        </w:rPr>
-        <w:br/>
-      </w:r>
-      <w:r>
-        <w:rPr>
-          <w:rStyle w:val="z"/>
-          <w:rFonts w:ascii="Times New Roman" w:eastAsiaTheme="majorEastAsia" w:hAnsi="Times New Roman" w:cs="Times New Roman"/>
-          <w:color w:val="000000" w:themeColor="text1"/>
-          <w:sz w:val="26"/>
-          <w:szCs w:val="26"/>
-        </w:rPr>
-        <w:t xml:space="preserve">    ch.queue_declare(queue=args.queue, durable=True)</w:t>
-      </w:r>
-      <w:r>
-        <w:rPr>
-          <w:rFonts w:ascii="Times New Roman" w:hAnsi="Times New Roman" w:cs="Times New Roman"/>
-          <w:color w:val="000000" w:themeColor="text1"/>
-          <w:sz w:val="26"/>
-          <w:szCs w:val="26"/>
-        </w:rPr>
-        <w:br/>
-      </w:r>
-      <w:r>
-        <w:rPr>
-          <w:rStyle w:val="z"/>
-          <w:rFonts w:ascii="Times New Roman" w:eastAsiaTheme="majorEastAsia" w:hAnsi="Times New Roman" w:cs="Times New Roman"/>
-          <w:color w:val="000000" w:themeColor="text1"/>
-          <w:sz w:val="26"/>
-          <w:szCs w:val="26"/>
-        </w:rPr>
-        <w:t xml:space="preserve">    ch.basic_qos(prefetch_count=args.prefetch)</w:t>
-      </w:r>
-      <w:r>
-        <w:rPr>
-          <w:rFonts w:ascii="Times New Roman" w:hAnsi="Times New Roman" w:cs="Times New Roman"/>
-          <w:color w:val="000000" w:themeColor="text1"/>
-          <w:sz w:val="26"/>
-          <w:szCs w:val="26"/>
-        </w:rPr>
-        <w:br/>
-      </w:r>
-      <w:r>
-        <w:rPr>
-          <w:rFonts w:ascii="Times New Roman" w:hAnsi="Times New Roman" w:cs="Times New Roman"/>
-          <w:color w:val="000000" w:themeColor="text1"/>
-          <w:sz w:val="26"/>
-          <w:szCs w:val="26"/>
-        </w:rPr>
-        <w:br/>
-      </w:r>
-      <w:r>
-        <w:rPr>
-          <w:rStyle w:val="z"/>
-          <w:rFonts w:ascii="Times New Roman" w:eastAsiaTheme="majorEastAsia" w:hAnsi="Times New Roman" w:cs="Times New Roman"/>
-          <w:color w:val="000000" w:themeColor="text1"/>
-          <w:sz w:val="26"/>
-          <w:szCs w:val="26"/>
-        </w:rPr>
-        <w:t xml:space="preserve">    sleep_s = args.sleep_ms / 1000.0</w:t>
-      </w:r>
-      <w:r>
-        <w:rPr>
-          <w:rFonts w:ascii="Times New Roman" w:hAnsi="Times New Roman" w:cs="Times New Roman"/>
-          <w:color w:val="000000" w:themeColor="text1"/>
-          <w:sz w:val="26"/>
-          <w:szCs w:val="26"/>
-        </w:rPr>
-        <w:br/>
-      </w:r>
-      <w:r>
-        <w:rPr>
-          <w:rStyle w:val="z"/>
-          <w:rFonts w:ascii="Times New Roman" w:eastAsiaTheme="majorEastAsia" w:hAnsi="Times New Roman" w:cs="Times New Roman"/>
-          <w:color w:val="000000" w:themeColor="text1"/>
-          <w:sz w:val="26"/>
-          <w:szCs w:val="26"/>
-        </w:rPr>
-        <w:t xml:space="preserve">    log_line(out, f"[worker {args.worker_id}] started queue={args.queue} prefetch={args.prefetch} sleep_ms={args.sleep_ms}")</w:t>
-      </w:r>
-      <w:r>
-        <w:rPr>
-          <w:rFonts w:ascii="Times New Roman" w:hAnsi="Times New Roman" w:cs="Times New Roman"/>
-          <w:color w:val="000000" w:themeColor="text1"/>
-          <w:sz w:val="26"/>
-          <w:szCs w:val="26"/>
-        </w:rPr>
-        <w:br/>
-      </w:r>
-      <w:r>
-        <w:rPr>
-          <w:rFonts w:ascii="Times New Roman" w:hAnsi="Times New Roman" w:cs="Times New Roman"/>
-          <w:color w:val="000000" w:themeColor="text1"/>
-          <w:sz w:val="26"/>
-          <w:szCs w:val="26"/>
-        </w:rPr>
-        <w:br/>
-      </w:r>
-      <w:r>
-        <w:rPr>
-          <w:rStyle w:val="z"/>
-          <w:rFonts w:ascii="Times New Roman" w:eastAsiaTheme="majorEastAsia" w:hAnsi="Times New Roman" w:cs="Times New Roman"/>
-          <w:color w:val="000000" w:themeColor="text1"/>
-          <w:sz w:val="26"/>
-          <w:szCs w:val="26"/>
-        </w:rPr>
-        <w:t xml:space="preserve">    def on_message(channel, method, properties, body: bytes):</w:t>
-      </w:r>
-      <w:r>
-        <w:rPr>
-          <w:rFonts w:ascii="Times New Roman" w:hAnsi="Times New Roman" w:cs="Times New Roman"/>
-          <w:color w:val="000000" w:themeColor="text1"/>
-          <w:sz w:val="26"/>
-          <w:szCs w:val="26"/>
-        </w:rPr>
-        <w:br/>
-      </w:r>
-      <w:r>
-        <w:rPr>
-          <w:rStyle w:val="z"/>
-          <w:rFonts w:ascii="Times New Roman" w:eastAsiaTheme="majorEastAsia" w:hAnsi="Times New Roman" w:cs="Times New Roman"/>
-          <w:color w:val="000000" w:themeColor="text1"/>
-          <w:sz w:val="26"/>
-          <w:szCs w:val="26"/>
-        </w:rPr>
-        <w:t xml:space="preserve">        recv_ts = time.time()</w:t>
-      </w:r>
-      <w:r>
-        <w:rPr>
-          <w:rFonts w:ascii="Times New Roman" w:hAnsi="Times New Roman" w:cs="Times New Roman"/>
-          <w:color w:val="000000" w:themeColor="text1"/>
-          <w:sz w:val="26"/>
-          <w:szCs w:val="26"/>
-        </w:rPr>
-        <w:br/>
-      </w:r>
-      <w:r>
-        <w:rPr>
-          <w:rStyle w:val="z"/>
-          <w:rFonts w:ascii="Times New Roman" w:eastAsiaTheme="majorEastAsia" w:hAnsi="Times New Roman" w:cs="Times New Roman"/>
-          <w:color w:val="000000" w:themeColor="text1"/>
-          <w:sz w:val="26"/>
-          <w:szCs w:val="26"/>
-        </w:rPr>
-        <w:t xml:space="preserve">        start = time.perf_counter()</w:t>
-      </w:r>
-      <w:r>
-        <w:rPr>
-          <w:rFonts w:ascii="Times New Roman" w:hAnsi="Times New Roman" w:cs="Times New Roman"/>
-          <w:color w:val="000000" w:themeColor="text1"/>
-          <w:sz w:val="26"/>
-          <w:szCs w:val="26"/>
-        </w:rPr>
-        <w:br/>
-      </w:r>
-      <w:r>
-        <w:rPr>
-          <w:rStyle w:val="z"/>
-          <w:rFonts w:ascii="Times New Roman" w:eastAsiaTheme="majorEastAsia" w:hAnsi="Times New Roman" w:cs="Times New Roman"/>
-          <w:color w:val="000000" w:themeColor="text1"/>
-          <w:sz w:val="26"/>
-          <w:szCs w:val="26"/>
-        </w:rPr>
-        <w:t xml:space="preserve">        try:</w:t>
-      </w:r>
-      <w:r>
-        <w:rPr>
-          <w:rFonts w:ascii="Times New Roman" w:hAnsi="Times New Roman" w:cs="Times New Roman"/>
-          <w:color w:val="000000" w:themeColor="text1"/>
-          <w:sz w:val="26"/>
-          <w:szCs w:val="26"/>
-        </w:rPr>
-        <w:br/>
-      </w:r>
-      <w:r>
-        <w:rPr>
-          <w:rStyle w:val="z"/>
-          <w:rFonts w:ascii="Times New Roman" w:eastAsiaTheme="majorEastAsia" w:hAnsi="Times New Roman" w:cs="Times New Roman"/>
-          <w:color w:val="000000" w:themeColor="text1"/>
-          <w:sz w:val="26"/>
-          <w:szCs w:val="26"/>
-        </w:rPr>
-        <w:t xml:space="preserve">            msg = json.loads(body.decode("utf-8"))</w:t>
-      </w:r>
-      <w:r>
-        <w:rPr>
-          <w:rFonts w:ascii="Times New Roman" w:hAnsi="Times New Roman" w:cs="Times New Roman"/>
-          <w:color w:val="000000" w:themeColor="text1"/>
-          <w:sz w:val="26"/>
-          <w:szCs w:val="26"/>
-        </w:rPr>
-        <w:br/>
-      </w:r>
-      <w:r>
-        <w:rPr>
-          <w:rStyle w:val="z"/>
-          <w:rFonts w:ascii="Times New Roman" w:eastAsiaTheme="majorEastAsia" w:hAnsi="Times New Roman" w:cs="Times New Roman"/>
-          <w:color w:val="000000" w:themeColor="text1"/>
-          <w:sz w:val="26"/>
-          <w:szCs w:val="26"/>
-        </w:rPr>
-        <w:t xml:space="preserve">            run_id = msg.get("run_id", "")</w:t>
-      </w:r>
-      <w:r>
-        <w:rPr>
-          <w:rFonts w:ascii="Times New Roman" w:hAnsi="Times New Roman" w:cs="Times New Roman"/>
-          <w:color w:val="000000" w:themeColor="text1"/>
-          <w:sz w:val="26"/>
-          <w:szCs w:val="26"/>
-        </w:rPr>
-        <w:br/>
-      </w:r>
-      <w:r>
-        <w:rPr>
-          <w:rStyle w:val="z"/>
-          <w:rFonts w:ascii="Times New Roman" w:eastAsiaTheme="majorEastAsia" w:hAnsi="Times New Roman" w:cs="Times New Roman"/>
-          <w:color w:val="000000" w:themeColor="text1"/>
-          <w:sz w:val="26"/>
-          <w:szCs w:val="26"/>
-        </w:rPr>
-        <w:t xml:space="preserve">            seq = msg.get("seq", -1)</w:t>
-      </w:r>
-      <w:r>
-        <w:rPr>
-          <w:rFonts w:ascii="Times New Roman" w:hAnsi="Times New Roman" w:cs="Times New Roman"/>
-          <w:color w:val="000000" w:themeColor="text1"/>
-          <w:sz w:val="26"/>
-          <w:szCs w:val="26"/>
-        </w:rPr>
-        <w:br/>
-      </w:r>
-      <w:r>
-        <w:rPr>
-          <w:rStyle w:val="z"/>
-          <w:rFonts w:ascii="Times New Roman" w:eastAsiaTheme="majorEastAsia" w:hAnsi="Times New Roman" w:cs="Times New Roman"/>
-          <w:color w:val="000000" w:themeColor="text1"/>
-          <w:sz w:val="26"/>
-          <w:szCs w:val="26"/>
-        </w:rPr>
-        <w:t xml:space="preserve">            sent_ts = float(msg.get("sent_ts", 0.0)) if msg.get("sent_ts") else 0.0</w:t>
-      </w:r>
-      <w:r>
-        <w:rPr>
-          <w:rFonts w:ascii="Times New Roman" w:hAnsi="Times New Roman" w:cs="Times New Roman"/>
-          <w:color w:val="000000" w:themeColor="text1"/>
-          <w:sz w:val="26"/>
-          <w:szCs w:val="26"/>
-        </w:rPr>
-        <w:br/>
-      </w:r>
-      <w:r>
-        <w:rPr>
-          <w:rStyle w:val="z"/>
-          <w:rFonts w:ascii="Times New Roman" w:eastAsiaTheme="majorEastAsia" w:hAnsi="Times New Roman" w:cs="Times New Roman"/>
-          <w:color w:val="000000" w:themeColor="text1"/>
-          <w:sz w:val="26"/>
-          <w:szCs w:val="26"/>
-        </w:rPr>
         <w:t xml:space="preserve">            net_latency_ms = (recv_ts - sent_ts) * 1000.0 if sent_ts &gt; 0 else -1.0</w:t>
       </w:r>
       <w:r>
@@ -3209,7 +3280,6 @@
           <w:sz w:val="26"/>
           <w:szCs w:val="26"/>
         </w:rPr>
-        <w:lastRenderedPageBreak/>
         <w:t xml:space="preserve">            time.sleep(sleep_s)  # simulate work</w:t>
       </w:r>
       <w:r>
@@ -3675,7 +3745,7 @@
           <w:sz w:val="26"/>
           <w:szCs w:val="26"/>
         </w:rPr>
-        <w:pict w14:anchorId="7C24F19C">
+        <w:pict w14:anchorId="4C02E821">
           <v:rect id="_x0000_i1029" alt="" style="width:468pt;height:.05pt;mso-width-percent:0;mso-height-percent:0;mso-width-percent:0;mso-height-percent:0" o:hralign="center" o:hrstd="t" o:hr="t" fillcolor="#a0a0a0" stroked="f"/>
         </w:pict>
       </w:r>
@@ -3698,6 +3768,7 @@
           <w:sz w:val="26"/>
           <w:szCs w:val="26"/>
         </w:rPr>
+        <w:lastRenderedPageBreak/>
         <w:t>5) PC (Mac): Setup Producer benchmark</w:t>
       </w:r>
     </w:p>
@@ -3720,7 +3791,6 @@
           <w:sz w:val="26"/>
           <w:szCs w:val="26"/>
         </w:rPr>
-        <w:lastRenderedPageBreak/>
         <w:t>mkdir</w:t>
       </w:r>
       <w:r>
@@ -4324,6 +4394,7 @@
           <w:sz w:val="26"/>
           <w:szCs w:val="26"/>
         </w:rPr>
+        <w:lastRenderedPageBreak/>
         <w:t xml:space="preserve">    return p.parse_args()</w:t>
       </w:r>
       <w:r>
@@ -4342,480 +4413,480 @@
           <w:sz w:val="26"/>
           <w:szCs w:val="26"/>
         </w:rPr>
+        <w:br/>
+      </w:r>
+      <w:r>
+        <w:rPr>
+          <w:rStyle w:val="z"/>
+          <w:rFonts w:ascii="Times New Roman" w:eastAsiaTheme="majorEastAsia" w:hAnsi="Times New Roman" w:cs="Times New Roman"/>
+          <w:color w:val="000000" w:themeColor="text1"/>
+          <w:sz w:val="26"/>
+          <w:szCs w:val="26"/>
+        </w:rPr>
+        <w:t>def main():</w:t>
+      </w:r>
+      <w:r>
+        <w:rPr>
+          <w:rFonts w:ascii="Times New Roman" w:hAnsi="Times New Roman" w:cs="Times New Roman"/>
+          <w:color w:val="000000" w:themeColor="text1"/>
+          <w:sz w:val="26"/>
+          <w:szCs w:val="26"/>
+        </w:rPr>
+        <w:br/>
+      </w:r>
+      <w:r>
+        <w:rPr>
+          <w:rStyle w:val="z"/>
+          <w:rFonts w:ascii="Times New Roman" w:eastAsiaTheme="majorEastAsia" w:hAnsi="Times New Roman" w:cs="Times New Roman"/>
+          <w:color w:val="000000" w:themeColor="text1"/>
+          <w:sz w:val="26"/>
+          <w:szCs w:val="26"/>
+        </w:rPr>
+        <w:t xml:space="preserve">    args = parse_args()</w:t>
+      </w:r>
+      <w:r>
+        <w:rPr>
+          <w:rFonts w:ascii="Times New Roman" w:hAnsi="Times New Roman" w:cs="Times New Roman"/>
+          <w:color w:val="000000" w:themeColor="text1"/>
+          <w:sz w:val="26"/>
+          <w:szCs w:val="26"/>
+        </w:rPr>
+        <w:br/>
+      </w:r>
+      <w:r>
+        <w:rPr>
+          <w:rStyle w:val="z"/>
+          <w:rFonts w:ascii="Times New Roman" w:eastAsiaTheme="majorEastAsia" w:hAnsi="Times New Roman" w:cs="Times New Roman"/>
+          <w:color w:val="000000" w:themeColor="text1"/>
+          <w:sz w:val="26"/>
+          <w:szCs w:val="26"/>
+        </w:rPr>
+        <w:t xml:space="preserve">    creds = pika.PlainCredentials(args.user, args.password)</w:t>
+      </w:r>
+      <w:r>
+        <w:rPr>
+          <w:rFonts w:ascii="Times New Roman" w:hAnsi="Times New Roman" w:cs="Times New Roman"/>
+          <w:color w:val="000000" w:themeColor="text1"/>
+          <w:sz w:val="26"/>
+          <w:szCs w:val="26"/>
+        </w:rPr>
+        <w:br/>
+      </w:r>
+      <w:r>
+        <w:rPr>
+          <w:rStyle w:val="z"/>
+          <w:rFonts w:ascii="Times New Roman" w:eastAsiaTheme="majorEastAsia" w:hAnsi="Times New Roman" w:cs="Times New Roman"/>
+          <w:color w:val="000000" w:themeColor="text1"/>
+          <w:sz w:val="26"/>
+          <w:szCs w:val="26"/>
+        </w:rPr>
+        <w:t xml:space="preserve">    params = pika.ConnectionParameters(</w:t>
+      </w:r>
+      <w:r>
+        <w:rPr>
+          <w:rFonts w:ascii="Times New Roman" w:hAnsi="Times New Roman" w:cs="Times New Roman"/>
+          <w:color w:val="000000" w:themeColor="text1"/>
+          <w:sz w:val="26"/>
+          <w:szCs w:val="26"/>
+        </w:rPr>
+        <w:br/>
+      </w:r>
+      <w:r>
+        <w:rPr>
+          <w:rStyle w:val="z"/>
+          <w:rFonts w:ascii="Times New Roman" w:eastAsiaTheme="majorEastAsia" w:hAnsi="Times New Roman" w:cs="Times New Roman"/>
+          <w:color w:val="000000" w:themeColor="text1"/>
+          <w:sz w:val="26"/>
+          <w:szCs w:val="26"/>
+        </w:rPr>
+        <w:t xml:space="preserve">        host=args.host, port=args.port, credentials=creds,</w:t>
+      </w:r>
+      <w:r>
+        <w:rPr>
+          <w:rFonts w:ascii="Times New Roman" w:hAnsi="Times New Roman" w:cs="Times New Roman"/>
+          <w:color w:val="000000" w:themeColor="text1"/>
+          <w:sz w:val="26"/>
+          <w:szCs w:val="26"/>
+        </w:rPr>
+        <w:br/>
+      </w:r>
+      <w:r>
+        <w:rPr>
+          <w:rStyle w:val="z"/>
+          <w:rFonts w:ascii="Times New Roman" w:eastAsiaTheme="majorEastAsia" w:hAnsi="Times New Roman" w:cs="Times New Roman"/>
+          <w:color w:val="000000" w:themeColor="text1"/>
+          <w:sz w:val="26"/>
+          <w:szCs w:val="26"/>
+        </w:rPr>
+        <w:t xml:space="preserve">        heartbeat=30, blocked_connection_timeout=60</w:t>
+      </w:r>
+      <w:r>
+        <w:rPr>
+          <w:rFonts w:ascii="Times New Roman" w:hAnsi="Times New Roman" w:cs="Times New Roman"/>
+          <w:color w:val="000000" w:themeColor="text1"/>
+          <w:sz w:val="26"/>
+          <w:szCs w:val="26"/>
+        </w:rPr>
+        <w:br/>
+      </w:r>
+      <w:r>
+        <w:rPr>
+          <w:rStyle w:val="z"/>
+          <w:rFonts w:ascii="Times New Roman" w:eastAsiaTheme="majorEastAsia" w:hAnsi="Times New Roman" w:cs="Times New Roman"/>
+          <w:color w:val="000000" w:themeColor="text1"/>
+          <w:sz w:val="26"/>
+          <w:szCs w:val="26"/>
+        </w:rPr>
+        <w:t xml:space="preserve">    )</w:t>
+      </w:r>
+      <w:r>
+        <w:rPr>
+          <w:rFonts w:ascii="Times New Roman" w:hAnsi="Times New Roman" w:cs="Times New Roman"/>
+          <w:color w:val="000000" w:themeColor="text1"/>
+          <w:sz w:val="26"/>
+          <w:szCs w:val="26"/>
+        </w:rPr>
+        <w:br/>
+      </w:r>
+      <w:r>
+        <w:rPr>
+          <w:rStyle w:val="z"/>
+          <w:rFonts w:ascii="Times New Roman" w:eastAsiaTheme="majorEastAsia" w:hAnsi="Times New Roman" w:cs="Times New Roman"/>
+          <w:color w:val="000000" w:themeColor="text1"/>
+          <w:sz w:val="26"/>
+          <w:szCs w:val="26"/>
+        </w:rPr>
+        <w:t xml:space="preserve">    conn = pika.BlockingConnection(params)</w:t>
+      </w:r>
+      <w:r>
+        <w:rPr>
+          <w:rFonts w:ascii="Times New Roman" w:hAnsi="Times New Roman" w:cs="Times New Roman"/>
+          <w:color w:val="000000" w:themeColor="text1"/>
+          <w:sz w:val="26"/>
+          <w:szCs w:val="26"/>
+        </w:rPr>
+        <w:br/>
+      </w:r>
+      <w:r>
+        <w:rPr>
+          <w:rStyle w:val="z"/>
+          <w:rFonts w:ascii="Times New Roman" w:eastAsiaTheme="majorEastAsia" w:hAnsi="Times New Roman" w:cs="Times New Roman"/>
+          <w:color w:val="000000" w:themeColor="text1"/>
+          <w:sz w:val="26"/>
+          <w:szCs w:val="26"/>
+        </w:rPr>
+        <w:t xml:space="preserve">    ch = conn.channel()</w:t>
+      </w:r>
+      <w:r>
+        <w:rPr>
+          <w:rFonts w:ascii="Times New Roman" w:hAnsi="Times New Roman" w:cs="Times New Roman"/>
+          <w:color w:val="000000" w:themeColor="text1"/>
+          <w:sz w:val="26"/>
+          <w:szCs w:val="26"/>
+        </w:rPr>
+        <w:br/>
+      </w:r>
+      <w:r>
+        <w:rPr>
+          <w:rStyle w:val="z"/>
+          <w:rFonts w:ascii="Times New Roman" w:eastAsiaTheme="majorEastAsia" w:hAnsi="Times New Roman" w:cs="Times New Roman"/>
+          <w:color w:val="000000" w:themeColor="text1"/>
+          <w:sz w:val="26"/>
+          <w:szCs w:val="26"/>
+        </w:rPr>
+        <w:t xml:space="preserve">    ch.queue_declare(queue=args.queue, durable=args.durable)</w:t>
+      </w:r>
+      <w:r>
+        <w:rPr>
+          <w:rFonts w:ascii="Times New Roman" w:hAnsi="Times New Roman" w:cs="Times New Roman"/>
+          <w:color w:val="000000" w:themeColor="text1"/>
+          <w:sz w:val="26"/>
+          <w:szCs w:val="26"/>
+        </w:rPr>
+        <w:br/>
+      </w:r>
+      <w:r>
+        <w:rPr>
+          <w:rFonts w:ascii="Times New Roman" w:hAnsi="Times New Roman" w:cs="Times New Roman"/>
+          <w:color w:val="000000" w:themeColor="text1"/>
+          <w:sz w:val="26"/>
+          <w:szCs w:val="26"/>
+        </w:rPr>
+        <w:br/>
+      </w:r>
+      <w:r>
+        <w:rPr>
+          <w:rStyle w:val="z"/>
+          <w:rFonts w:ascii="Times New Roman" w:eastAsiaTheme="majorEastAsia" w:hAnsi="Times New Roman" w:cs="Times New Roman"/>
+          <w:color w:val="000000" w:themeColor="text1"/>
+          <w:sz w:val="26"/>
+          <w:szCs w:val="26"/>
+        </w:rPr>
+        <w:t xml:space="preserve">    if args.confirm:</w:t>
+      </w:r>
+      <w:r>
+        <w:rPr>
+          <w:rFonts w:ascii="Times New Roman" w:hAnsi="Times New Roman" w:cs="Times New Roman"/>
+          <w:color w:val="000000" w:themeColor="text1"/>
+          <w:sz w:val="26"/>
+          <w:szCs w:val="26"/>
+        </w:rPr>
+        <w:br/>
+      </w:r>
+      <w:r>
+        <w:rPr>
+          <w:rStyle w:val="z"/>
+          <w:rFonts w:ascii="Times New Roman" w:eastAsiaTheme="majorEastAsia" w:hAnsi="Times New Roman" w:cs="Times New Roman"/>
+          <w:color w:val="000000" w:themeColor="text1"/>
+          <w:sz w:val="26"/>
+          <w:szCs w:val="26"/>
+        </w:rPr>
+        <w:t xml:space="preserve">        ch.confirm_delivery()</w:t>
+      </w:r>
+      <w:r>
+        <w:rPr>
+          <w:rFonts w:ascii="Times New Roman" w:hAnsi="Times New Roman" w:cs="Times New Roman"/>
+          <w:color w:val="000000" w:themeColor="text1"/>
+          <w:sz w:val="26"/>
+          <w:szCs w:val="26"/>
+        </w:rPr>
+        <w:br/>
+      </w:r>
+      <w:r>
+        <w:rPr>
+          <w:rFonts w:ascii="Times New Roman" w:hAnsi="Times New Roman" w:cs="Times New Roman"/>
+          <w:color w:val="000000" w:themeColor="text1"/>
+          <w:sz w:val="26"/>
+          <w:szCs w:val="26"/>
+        </w:rPr>
+        <w:br/>
+      </w:r>
+      <w:r>
+        <w:rPr>
+          <w:rStyle w:val="z"/>
+          <w:rFonts w:ascii="Times New Roman" w:eastAsiaTheme="majorEastAsia" w:hAnsi="Times New Roman" w:cs="Times New Roman"/>
+          <w:color w:val="000000" w:themeColor="text1"/>
+          <w:sz w:val="26"/>
+          <w:szCs w:val="26"/>
+        </w:rPr>
+        <w:t xml:space="preserve">    props = pika.BasicProperties(content_type="application/json")</w:t>
+      </w:r>
+      <w:r>
+        <w:rPr>
+          <w:rFonts w:ascii="Times New Roman" w:hAnsi="Times New Roman" w:cs="Times New Roman"/>
+          <w:color w:val="000000" w:themeColor="text1"/>
+          <w:sz w:val="26"/>
+          <w:szCs w:val="26"/>
+        </w:rPr>
+        <w:br/>
+      </w:r>
+      <w:r>
+        <w:rPr>
+          <w:rStyle w:val="z"/>
+          <w:rFonts w:ascii="Times New Roman" w:eastAsiaTheme="majorEastAsia" w:hAnsi="Times New Roman" w:cs="Times New Roman"/>
+          <w:color w:val="000000" w:themeColor="text1"/>
+          <w:sz w:val="26"/>
+          <w:szCs w:val="26"/>
+        </w:rPr>
+        <w:t xml:space="preserve">    if args.persistent:</w:t>
+      </w:r>
+      <w:r>
+        <w:rPr>
+          <w:rFonts w:ascii="Times New Roman" w:hAnsi="Times New Roman" w:cs="Times New Roman"/>
+          <w:color w:val="000000" w:themeColor="text1"/>
+          <w:sz w:val="26"/>
+          <w:szCs w:val="26"/>
+        </w:rPr>
+        <w:br/>
+      </w:r>
+      <w:r>
+        <w:rPr>
+          <w:rStyle w:val="z"/>
+          <w:rFonts w:ascii="Times New Roman" w:eastAsiaTheme="majorEastAsia" w:hAnsi="Times New Roman" w:cs="Times New Roman"/>
+          <w:color w:val="000000" w:themeColor="text1"/>
+          <w:sz w:val="26"/>
+          <w:szCs w:val="26"/>
+        </w:rPr>
+        <w:t xml:space="preserve">        props.delivery_mode = 2</w:t>
+      </w:r>
+      <w:r>
+        <w:rPr>
+          <w:rFonts w:ascii="Times New Roman" w:hAnsi="Times New Roman" w:cs="Times New Roman"/>
+          <w:color w:val="000000" w:themeColor="text1"/>
+          <w:sz w:val="26"/>
+          <w:szCs w:val="26"/>
+        </w:rPr>
+        <w:br/>
+      </w:r>
+      <w:r>
+        <w:rPr>
+          <w:rFonts w:ascii="Times New Roman" w:hAnsi="Times New Roman" w:cs="Times New Roman"/>
+          <w:color w:val="000000" w:themeColor="text1"/>
+          <w:sz w:val="26"/>
+          <w:szCs w:val="26"/>
+        </w:rPr>
+        <w:br/>
+      </w:r>
+      <w:r>
+        <w:rPr>
+          <w:rStyle w:val="z"/>
+          <w:rFonts w:ascii="Times New Roman" w:eastAsiaTheme="majorEastAsia" w:hAnsi="Times New Roman" w:cs="Times New Roman"/>
+          <w:color w:val="000000" w:themeColor="text1"/>
+          <w:sz w:val="26"/>
+          <w:szCs w:val="26"/>
+        </w:rPr>
+        <w:t xml:space="preserve">    interval = (1.0 / args.rate) if args.rate and args.rate &gt; 0 else 0.0</w:t>
+      </w:r>
+      <w:r>
+        <w:rPr>
+          <w:rFonts w:ascii="Times New Roman" w:hAnsi="Times New Roman" w:cs="Times New Roman"/>
+          <w:color w:val="000000" w:themeColor="text1"/>
+          <w:sz w:val="26"/>
+          <w:szCs w:val="26"/>
+        </w:rPr>
+        <w:br/>
+      </w:r>
+      <w:r>
+        <w:rPr>
+          <w:rStyle w:val="z"/>
+          <w:rFonts w:ascii="Times New Roman" w:eastAsiaTheme="majorEastAsia" w:hAnsi="Times New Roman" w:cs="Times New Roman"/>
+          <w:color w:val="000000" w:themeColor="text1"/>
+          <w:sz w:val="26"/>
+          <w:szCs w:val="26"/>
+        </w:rPr>
+        <w:t xml:space="preserve">    next_send = time.perf_counter()</w:t>
+      </w:r>
+      <w:r>
+        <w:rPr>
+          <w:rFonts w:ascii="Times New Roman" w:hAnsi="Times New Roman" w:cs="Times New Roman"/>
+          <w:color w:val="000000" w:themeColor="text1"/>
+          <w:sz w:val="26"/>
+          <w:szCs w:val="26"/>
+        </w:rPr>
+        <w:br/>
+      </w:r>
+      <w:r>
+        <w:rPr>
+          <w:rFonts w:ascii="Times New Roman" w:hAnsi="Times New Roman" w:cs="Times New Roman"/>
+          <w:color w:val="000000" w:themeColor="text1"/>
+          <w:sz w:val="26"/>
+          <w:szCs w:val="26"/>
+        </w:rPr>
+        <w:br/>
+      </w:r>
+      <w:r>
+        <w:rPr>
+          <w:rStyle w:val="z"/>
+          <w:rFonts w:ascii="Times New Roman" w:eastAsiaTheme="majorEastAsia" w:hAnsi="Times New Roman" w:cs="Times New Roman"/>
+          <w:color w:val="000000" w:themeColor="text1"/>
+          <w:sz w:val="26"/>
+          <w:szCs w:val="26"/>
+        </w:rPr>
+        <w:t xml:space="preserve">    run_id = uuid.uuid4().hex[:10]</w:t>
+      </w:r>
+      <w:r>
+        <w:rPr>
+          <w:rFonts w:ascii="Times New Roman" w:hAnsi="Times New Roman" w:cs="Times New Roman"/>
+          <w:color w:val="000000" w:themeColor="text1"/>
+          <w:sz w:val="26"/>
+          <w:szCs w:val="26"/>
+        </w:rPr>
+        <w:br/>
+      </w:r>
+      <w:r>
+        <w:rPr>
+          <w:rFonts w:ascii="Times New Roman" w:hAnsi="Times New Roman" w:cs="Times New Roman"/>
+          <w:color w:val="000000" w:themeColor="text1"/>
+          <w:sz w:val="26"/>
+          <w:szCs w:val="26"/>
+        </w:rPr>
+        <w:br/>
+      </w:r>
+      <w:r>
+        <w:rPr>
+          <w:rStyle w:val="z"/>
+          <w:rFonts w:ascii="Times New Roman" w:eastAsiaTheme="majorEastAsia" w:hAnsi="Times New Roman" w:cs="Times New Roman"/>
+          <w:color w:val="000000" w:themeColor="text1"/>
+          <w:sz w:val="26"/>
+          <w:szCs w:val="26"/>
+        </w:rPr>
+        <w:t xml:space="preserve">    t0 = time.perf_counter()</w:t>
+      </w:r>
+      <w:r>
+        <w:rPr>
+          <w:rFonts w:ascii="Times New Roman" w:hAnsi="Times New Roman" w:cs="Times New Roman"/>
+          <w:color w:val="000000" w:themeColor="text1"/>
+          <w:sz w:val="26"/>
+          <w:szCs w:val="26"/>
+        </w:rPr>
+        <w:br/>
+      </w:r>
+      <w:r>
+        <w:rPr>
+          <w:rStyle w:val="z"/>
+          <w:rFonts w:ascii="Times New Roman" w:eastAsiaTheme="majorEastAsia" w:hAnsi="Times New Roman" w:cs="Times New Roman"/>
+          <w:color w:val="000000" w:themeColor="text1"/>
+          <w:sz w:val="26"/>
+          <w:szCs w:val="26"/>
+        </w:rPr>
+        <w:t xml:space="preserve">    for i in range(args.messages):</w:t>
+      </w:r>
+      <w:r>
+        <w:rPr>
+          <w:rFonts w:ascii="Times New Roman" w:hAnsi="Times New Roman" w:cs="Times New Roman"/>
+          <w:color w:val="000000" w:themeColor="text1"/>
+          <w:sz w:val="26"/>
+          <w:szCs w:val="26"/>
+        </w:rPr>
+        <w:br/>
+      </w:r>
+      <w:r>
+        <w:rPr>
+          <w:rStyle w:val="z"/>
+          <w:rFonts w:ascii="Times New Roman" w:eastAsiaTheme="majorEastAsia" w:hAnsi="Times New Roman" w:cs="Times New Roman"/>
+          <w:color w:val="000000" w:themeColor="text1"/>
+          <w:sz w:val="26"/>
+          <w:szCs w:val="26"/>
+        </w:rPr>
+        <w:t xml:space="preserve">        payload = {</w:t>
+      </w:r>
+      <w:r>
+        <w:rPr>
+          <w:rFonts w:ascii="Times New Roman" w:hAnsi="Times New Roman" w:cs="Times New Roman"/>
+          <w:color w:val="000000" w:themeColor="text1"/>
+          <w:sz w:val="26"/>
+          <w:szCs w:val="26"/>
+        </w:rPr>
+        <w:br/>
+      </w:r>
+      <w:r>
+        <w:rPr>
+          <w:rStyle w:val="z"/>
+          <w:rFonts w:ascii="Times New Roman" w:eastAsiaTheme="majorEastAsia" w:hAnsi="Times New Roman" w:cs="Times New Roman"/>
+          <w:color w:val="000000" w:themeColor="text1"/>
+          <w:sz w:val="26"/>
+          <w:szCs w:val="26"/>
+        </w:rPr>
+        <w:t xml:space="preserve">            "run_id": run_id,</w:t>
+      </w:r>
+      <w:r>
+        <w:rPr>
+          <w:rFonts w:ascii="Times New Roman" w:hAnsi="Times New Roman" w:cs="Times New Roman"/>
+          <w:color w:val="000000" w:themeColor="text1"/>
+          <w:sz w:val="26"/>
+          <w:szCs w:val="26"/>
+        </w:rPr>
+        <w:br/>
+      </w:r>
+      <w:r>
+        <w:rPr>
+          <w:rStyle w:val="z"/>
+          <w:rFonts w:ascii="Times New Roman" w:eastAsiaTheme="majorEastAsia" w:hAnsi="Times New Roman" w:cs="Times New Roman"/>
+          <w:color w:val="000000" w:themeColor="text1"/>
+          <w:sz w:val="26"/>
+          <w:szCs w:val="26"/>
+        </w:rPr>
         <w:lastRenderedPageBreak/>
-        <w:br/>
-      </w:r>
-      <w:r>
-        <w:rPr>
-          <w:rStyle w:val="z"/>
-          <w:rFonts w:ascii="Times New Roman" w:eastAsiaTheme="majorEastAsia" w:hAnsi="Times New Roman" w:cs="Times New Roman"/>
-          <w:color w:val="000000" w:themeColor="text1"/>
-          <w:sz w:val="26"/>
-          <w:szCs w:val="26"/>
-        </w:rPr>
-        <w:t>def main():</w:t>
-      </w:r>
-      <w:r>
-        <w:rPr>
-          <w:rFonts w:ascii="Times New Roman" w:hAnsi="Times New Roman" w:cs="Times New Roman"/>
-          <w:color w:val="000000" w:themeColor="text1"/>
-          <w:sz w:val="26"/>
-          <w:szCs w:val="26"/>
-        </w:rPr>
-        <w:br/>
-      </w:r>
-      <w:r>
-        <w:rPr>
-          <w:rStyle w:val="z"/>
-          <w:rFonts w:ascii="Times New Roman" w:eastAsiaTheme="majorEastAsia" w:hAnsi="Times New Roman" w:cs="Times New Roman"/>
-          <w:color w:val="000000" w:themeColor="text1"/>
-          <w:sz w:val="26"/>
-          <w:szCs w:val="26"/>
-        </w:rPr>
-        <w:t xml:space="preserve">    args = parse_args()</w:t>
-      </w:r>
-      <w:r>
-        <w:rPr>
-          <w:rFonts w:ascii="Times New Roman" w:hAnsi="Times New Roman" w:cs="Times New Roman"/>
-          <w:color w:val="000000" w:themeColor="text1"/>
-          <w:sz w:val="26"/>
-          <w:szCs w:val="26"/>
-        </w:rPr>
-        <w:br/>
-      </w:r>
-      <w:r>
-        <w:rPr>
-          <w:rStyle w:val="z"/>
-          <w:rFonts w:ascii="Times New Roman" w:eastAsiaTheme="majorEastAsia" w:hAnsi="Times New Roman" w:cs="Times New Roman"/>
-          <w:color w:val="000000" w:themeColor="text1"/>
-          <w:sz w:val="26"/>
-          <w:szCs w:val="26"/>
-        </w:rPr>
-        <w:t xml:space="preserve">    creds = pika.PlainCredentials(args.user, args.password)</w:t>
-      </w:r>
-      <w:r>
-        <w:rPr>
-          <w:rFonts w:ascii="Times New Roman" w:hAnsi="Times New Roman" w:cs="Times New Roman"/>
-          <w:color w:val="000000" w:themeColor="text1"/>
-          <w:sz w:val="26"/>
-          <w:szCs w:val="26"/>
-        </w:rPr>
-        <w:br/>
-      </w:r>
-      <w:r>
-        <w:rPr>
-          <w:rStyle w:val="z"/>
-          <w:rFonts w:ascii="Times New Roman" w:eastAsiaTheme="majorEastAsia" w:hAnsi="Times New Roman" w:cs="Times New Roman"/>
-          <w:color w:val="000000" w:themeColor="text1"/>
-          <w:sz w:val="26"/>
-          <w:szCs w:val="26"/>
-        </w:rPr>
-        <w:t xml:space="preserve">    params = pika.ConnectionParameters(</w:t>
-      </w:r>
-      <w:r>
-        <w:rPr>
-          <w:rFonts w:ascii="Times New Roman" w:hAnsi="Times New Roman" w:cs="Times New Roman"/>
-          <w:color w:val="000000" w:themeColor="text1"/>
-          <w:sz w:val="26"/>
-          <w:szCs w:val="26"/>
-        </w:rPr>
-        <w:br/>
-      </w:r>
-      <w:r>
-        <w:rPr>
-          <w:rStyle w:val="z"/>
-          <w:rFonts w:ascii="Times New Roman" w:eastAsiaTheme="majorEastAsia" w:hAnsi="Times New Roman" w:cs="Times New Roman"/>
-          <w:color w:val="000000" w:themeColor="text1"/>
-          <w:sz w:val="26"/>
-          <w:szCs w:val="26"/>
-        </w:rPr>
-        <w:t xml:space="preserve">        host=args.host, port=args.port, credentials=creds,</w:t>
-      </w:r>
-      <w:r>
-        <w:rPr>
-          <w:rFonts w:ascii="Times New Roman" w:hAnsi="Times New Roman" w:cs="Times New Roman"/>
-          <w:color w:val="000000" w:themeColor="text1"/>
-          <w:sz w:val="26"/>
-          <w:szCs w:val="26"/>
-        </w:rPr>
-        <w:br/>
-      </w:r>
-      <w:r>
-        <w:rPr>
-          <w:rStyle w:val="z"/>
-          <w:rFonts w:ascii="Times New Roman" w:eastAsiaTheme="majorEastAsia" w:hAnsi="Times New Roman" w:cs="Times New Roman"/>
-          <w:color w:val="000000" w:themeColor="text1"/>
-          <w:sz w:val="26"/>
-          <w:szCs w:val="26"/>
-        </w:rPr>
-        <w:t xml:space="preserve">        heartbeat=30, blocked_connection_timeout=60</w:t>
-      </w:r>
-      <w:r>
-        <w:rPr>
-          <w:rFonts w:ascii="Times New Roman" w:hAnsi="Times New Roman" w:cs="Times New Roman"/>
-          <w:color w:val="000000" w:themeColor="text1"/>
-          <w:sz w:val="26"/>
-          <w:szCs w:val="26"/>
-        </w:rPr>
-        <w:br/>
-      </w:r>
-      <w:r>
-        <w:rPr>
-          <w:rStyle w:val="z"/>
-          <w:rFonts w:ascii="Times New Roman" w:eastAsiaTheme="majorEastAsia" w:hAnsi="Times New Roman" w:cs="Times New Roman"/>
-          <w:color w:val="000000" w:themeColor="text1"/>
-          <w:sz w:val="26"/>
-          <w:szCs w:val="26"/>
-        </w:rPr>
-        <w:t xml:space="preserve">    )</w:t>
-      </w:r>
-      <w:r>
-        <w:rPr>
-          <w:rFonts w:ascii="Times New Roman" w:hAnsi="Times New Roman" w:cs="Times New Roman"/>
-          <w:color w:val="000000" w:themeColor="text1"/>
-          <w:sz w:val="26"/>
-          <w:szCs w:val="26"/>
-        </w:rPr>
-        <w:br/>
-      </w:r>
-      <w:r>
-        <w:rPr>
-          <w:rStyle w:val="z"/>
-          <w:rFonts w:ascii="Times New Roman" w:eastAsiaTheme="majorEastAsia" w:hAnsi="Times New Roman" w:cs="Times New Roman"/>
-          <w:color w:val="000000" w:themeColor="text1"/>
-          <w:sz w:val="26"/>
-          <w:szCs w:val="26"/>
-        </w:rPr>
-        <w:t xml:space="preserve">    conn = pika.BlockingConnection(params)</w:t>
-      </w:r>
-      <w:r>
-        <w:rPr>
-          <w:rFonts w:ascii="Times New Roman" w:hAnsi="Times New Roman" w:cs="Times New Roman"/>
-          <w:color w:val="000000" w:themeColor="text1"/>
-          <w:sz w:val="26"/>
-          <w:szCs w:val="26"/>
-        </w:rPr>
-        <w:br/>
-      </w:r>
-      <w:r>
-        <w:rPr>
-          <w:rStyle w:val="z"/>
-          <w:rFonts w:ascii="Times New Roman" w:eastAsiaTheme="majorEastAsia" w:hAnsi="Times New Roman" w:cs="Times New Roman"/>
-          <w:color w:val="000000" w:themeColor="text1"/>
-          <w:sz w:val="26"/>
-          <w:szCs w:val="26"/>
-        </w:rPr>
-        <w:t xml:space="preserve">    ch = conn.channel()</w:t>
-      </w:r>
-      <w:r>
-        <w:rPr>
-          <w:rFonts w:ascii="Times New Roman" w:hAnsi="Times New Roman" w:cs="Times New Roman"/>
-          <w:color w:val="000000" w:themeColor="text1"/>
-          <w:sz w:val="26"/>
-          <w:szCs w:val="26"/>
-        </w:rPr>
-        <w:br/>
-      </w:r>
-      <w:r>
-        <w:rPr>
-          <w:rStyle w:val="z"/>
-          <w:rFonts w:ascii="Times New Roman" w:eastAsiaTheme="majorEastAsia" w:hAnsi="Times New Roman" w:cs="Times New Roman"/>
-          <w:color w:val="000000" w:themeColor="text1"/>
-          <w:sz w:val="26"/>
-          <w:szCs w:val="26"/>
-        </w:rPr>
-        <w:t xml:space="preserve">    ch.queue_declare(queue=args.queue, durable=args.durable)</w:t>
-      </w:r>
-      <w:r>
-        <w:rPr>
-          <w:rFonts w:ascii="Times New Roman" w:hAnsi="Times New Roman" w:cs="Times New Roman"/>
-          <w:color w:val="000000" w:themeColor="text1"/>
-          <w:sz w:val="26"/>
-          <w:szCs w:val="26"/>
-        </w:rPr>
-        <w:br/>
-      </w:r>
-      <w:r>
-        <w:rPr>
-          <w:rFonts w:ascii="Times New Roman" w:hAnsi="Times New Roman" w:cs="Times New Roman"/>
-          <w:color w:val="000000" w:themeColor="text1"/>
-          <w:sz w:val="26"/>
-          <w:szCs w:val="26"/>
-        </w:rPr>
-        <w:br/>
-      </w:r>
-      <w:r>
-        <w:rPr>
-          <w:rStyle w:val="z"/>
-          <w:rFonts w:ascii="Times New Roman" w:eastAsiaTheme="majorEastAsia" w:hAnsi="Times New Roman" w:cs="Times New Roman"/>
-          <w:color w:val="000000" w:themeColor="text1"/>
-          <w:sz w:val="26"/>
-          <w:szCs w:val="26"/>
-        </w:rPr>
-        <w:t xml:space="preserve">    if args.confirm:</w:t>
-      </w:r>
-      <w:r>
-        <w:rPr>
-          <w:rFonts w:ascii="Times New Roman" w:hAnsi="Times New Roman" w:cs="Times New Roman"/>
-          <w:color w:val="000000" w:themeColor="text1"/>
-          <w:sz w:val="26"/>
-          <w:szCs w:val="26"/>
-        </w:rPr>
-        <w:br/>
-      </w:r>
-      <w:r>
-        <w:rPr>
-          <w:rStyle w:val="z"/>
-          <w:rFonts w:ascii="Times New Roman" w:eastAsiaTheme="majorEastAsia" w:hAnsi="Times New Roman" w:cs="Times New Roman"/>
-          <w:color w:val="000000" w:themeColor="text1"/>
-          <w:sz w:val="26"/>
-          <w:szCs w:val="26"/>
-        </w:rPr>
-        <w:t xml:space="preserve">        ch.confirm_delivery()</w:t>
-      </w:r>
-      <w:r>
-        <w:rPr>
-          <w:rFonts w:ascii="Times New Roman" w:hAnsi="Times New Roman" w:cs="Times New Roman"/>
-          <w:color w:val="000000" w:themeColor="text1"/>
-          <w:sz w:val="26"/>
-          <w:szCs w:val="26"/>
-        </w:rPr>
-        <w:br/>
-      </w:r>
-      <w:r>
-        <w:rPr>
-          <w:rFonts w:ascii="Times New Roman" w:hAnsi="Times New Roman" w:cs="Times New Roman"/>
-          <w:color w:val="000000" w:themeColor="text1"/>
-          <w:sz w:val="26"/>
-          <w:szCs w:val="26"/>
-        </w:rPr>
-        <w:br/>
-      </w:r>
-      <w:r>
-        <w:rPr>
-          <w:rStyle w:val="z"/>
-          <w:rFonts w:ascii="Times New Roman" w:eastAsiaTheme="majorEastAsia" w:hAnsi="Times New Roman" w:cs="Times New Roman"/>
-          <w:color w:val="000000" w:themeColor="text1"/>
-          <w:sz w:val="26"/>
-          <w:szCs w:val="26"/>
-        </w:rPr>
-        <w:t xml:space="preserve">    props = pika.BasicProperties(content_type="application/json")</w:t>
-      </w:r>
-      <w:r>
-        <w:rPr>
-          <w:rFonts w:ascii="Times New Roman" w:hAnsi="Times New Roman" w:cs="Times New Roman"/>
-          <w:color w:val="000000" w:themeColor="text1"/>
-          <w:sz w:val="26"/>
-          <w:szCs w:val="26"/>
-        </w:rPr>
-        <w:br/>
-      </w:r>
-      <w:r>
-        <w:rPr>
-          <w:rStyle w:val="z"/>
-          <w:rFonts w:ascii="Times New Roman" w:eastAsiaTheme="majorEastAsia" w:hAnsi="Times New Roman" w:cs="Times New Roman"/>
-          <w:color w:val="000000" w:themeColor="text1"/>
-          <w:sz w:val="26"/>
-          <w:szCs w:val="26"/>
-        </w:rPr>
-        <w:t xml:space="preserve">    if args.persistent:</w:t>
-      </w:r>
-      <w:r>
-        <w:rPr>
-          <w:rFonts w:ascii="Times New Roman" w:hAnsi="Times New Roman" w:cs="Times New Roman"/>
-          <w:color w:val="000000" w:themeColor="text1"/>
-          <w:sz w:val="26"/>
-          <w:szCs w:val="26"/>
-        </w:rPr>
-        <w:br/>
-      </w:r>
-      <w:r>
-        <w:rPr>
-          <w:rStyle w:val="z"/>
-          <w:rFonts w:ascii="Times New Roman" w:eastAsiaTheme="majorEastAsia" w:hAnsi="Times New Roman" w:cs="Times New Roman"/>
-          <w:color w:val="000000" w:themeColor="text1"/>
-          <w:sz w:val="26"/>
-          <w:szCs w:val="26"/>
-        </w:rPr>
-        <w:t xml:space="preserve">        props.delivery_mode = 2</w:t>
-      </w:r>
-      <w:r>
-        <w:rPr>
-          <w:rFonts w:ascii="Times New Roman" w:hAnsi="Times New Roman" w:cs="Times New Roman"/>
-          <w:color w:val="000000" w:themeColor="text1"/>
-          <w:sz w:val="26"/>
-          <w:szCs w:val="26"/>
-        </w:rPr>
-        <w:br/>
-      </w:r>
-      <w:r>
-        <w:rPr>
-          <w:rFonts w:ascii="Times New Roman" w:hAnsi="Times New Roman" w:cs="Times New Roman"/>
-          <w:color w:val="000000" w:themeColor="text1"/>
-          <w:sz w:val="26"/>
-          <w:szCs w:val="26"/>
-        </w:rPr>
-        <w:br/>
-      </w:r>
-      <w:r>
-        <w:rPr>
-          <w:rStyle w:val="z"/>
-          <w:rFonts w:ascii="Times New Roman" w:eastAsiaTheme="majorEastAsia" w:hAnsi="Times New Roman" w:cs="Times New Roman"/>
-          <w:color w:val="000000" w:themeColor="text1"/>
-          <w:sz w:val="26"/>
-          <w:szCs w:val="26"/>
-        </w:rPr>
-        <w:t xml:space="preserve">    interval = (1.0 / args.rate) if args.rate and args.rate &gt; 0 else 0.0</w:t>
-      </w:r>
-      <w:r>
-        <w:rPr>
-          <w:rFonts w:ascii="Times New Roman" w:hAnsi="Times New Roman" w:cs="Times New Roman"/>
-          <w:color w:val="000000" w:themeColor="text1"/>
-          <w:sz w:val="26"/>
-          <w:szCs w:val="26"/>
-        </w:rPr>
-        <w:br/>
-      </w:r>
-      <w:r>
-        <w:rPr>
-          <w:rStyle w:val="z"/>
-          <w:rFonts w:ascii="Times New Roman" w:eastAsiaTheme="majorEastAsia" w:hAnsi="Times New Roman" w:cs="Times New Roman"/>
-          <w:color w:val="000000" w:themeColor="text1"/>
-          <w:sz w:val="26"/>
-          <w:szCs w:val="26"/>
-        </w:rPr>
-        <w:t xml:space="preserve">    next_send = time.perf_counter()</w:t>
-      </w:r>
-      <w:r>
-        <w:rPr>
-          <w:rFonts w:ascii="Times New Roman" w:hAnsi="Times New Roman" w:cs="Times New Roman"/>
-          <w:color w:val="000000" w:themeColor="text1"/>
-          <w:sz w:val="26"/>
-          <w:szCs w:val="26"/>
-        </w:rPr>
-        <w:br/>
-      </w:r>
-      <w:r>
-        <w:rPr>
-          <w:rFonts w:ascii="Times New Roman" w:hAnsi="Times New Roman" w:cs="Times New Roman"/>
-          <w:color w:val="000000" w:themeColor="text1"/>
-          <w:sz w:val="26"/>
-          <w:szCs w:val="26"/>
-        </w:rPr>
-        <w:br/>
-      </w:r>
-      <w:r>
-        <w:rPr>
-          <w:rStyle w:val="z"/>
-          <w:rFonts w:ascii="Times New Roman" w:eastAsiaTheme="majorEastAsia" w:hAnsi="Times New Roman" w:cs="Times New Roman"/>
-          <w:color w:val="000000" w:themeColor="text1"/>
-          <w:sz w:val="26"/>
-          <w:szCs w:val="26"/>
-        </w:rPr>
-        <w:t xml:space="preserve">    run_id = uuid.uuid4().hex[:10]</w:t>
-      </w:r>
-      <w:r>
-        <w:rPr>
-          <w:rFonts w:ascii="Times New Roman" w:hAnsi="Times New Roman" w:cs="Times New Roman"/>
-          <w:color w:val="000000" w:themeColor="text1"/>
-          <w:sz w:val="26"/>
-          <w:szCs w:val="26"/>
-        </w:rPr>
-        <w:br/>
-      </w:r>
-      <w:r>
-        <w:rPr>
-          <w:rFonts w:ascii="Times New Roman" w:hAnsi="Times New Roman" w:cs="Times New Roman"/>
-          <w:color w:val="000000" w:themeColor="text1"/>
-          <w:sz w:val="26"/>
-          <w:szCs w:val="26"/>
-        </w:rPr>
-        <w:br/>
-      </w:r>
-      <w:r>
-        <w:rPr>
-          <w:rStyle w:val="z"/>
-          <w:rFonts w:ascii="Times New Roman" w:eastAsiaTheme="majorEastAsia" w:hAnsi="Times New Roman" w:cs="Times New Roman"/>
-          <w:color w:val="000000" w:themeColor="text1"/>
-          <w:sz w:val="26"/>
-          <w:szCs w:val="26"/>
-        </w:rPr>
-        <w:t xml:space="preserve">    t0 = time.perf_counter()</w:t>
-      </w:r>
-      <w:r>
-        <w:rPr>
-          <w:rFonts w:ascii="Times New Roman" w:hAnsi="Times New Roman" w:cs="Times New Roman"/>
-          <w:color w:val="000000" w:themeColor="text1"/>
-          <w:sz w:val="26"/>
-          <w:szCs w:val="26"/>
-        </w:rPr>
-        <w:br/>
-      </w:r>
-      <w:r>
-        <w:rPr>
-          <w:rStyle w:val="z"/>
-          <w:rFonts w:ascii="Times New Roman" w:eastAsiaTheme="majorEastAsia" w:hAnsi="Times New Roman" w:cs="Times New Roman"/>
-          <w:color w:val="000000" w:themeColor="text1"/>
-          <w:sz w:val="26"/>
-          <w:szCs w:val="26"/>
-        </w:rPr>
-        <w:t xml:space="preserve">    for i in range(args.messages):</w:t>
-      </w:r>
-      <w:r>
-        <w:rPr>
-          <w:rFonts w:ascii="Times New Roman" w:hAnsi="Times New Roman" w:cs="Times New Roman"/>
-          <w:color w:val="000000" w:themeColor="text1"/>
-          <w:sz w:val="26"/>
-          <w:szCs w:val="26"/>
-        </w:rPr>
-        <w:br/>
-      </w:r>
-      <w:r>
-        <w:rPr>
-          <w:rStyle w:val="z"/>
-          <w:rFonts w:ascii="Times New Roman" w:eastAsiaTheme="majorEastAsia" w:hAnsi="Times New Roman" w:cs="Times New Roman"/>
-          <w:color w:val="000000" w:themeColor="text1"/>
-          <w:sz w:val="26"/>
-          <w:szCs w:val="26"/>
-        </w:rPr>
-        <w:t xml:space="preserve">        payload = {</w:t>
-      </w:r>
-      <w:r>
-        <w:rPr>
-          <w:rFonts w:ascii="Times New Roman" w:hAnsi="Times New Roman" w:cs="Times New Roman"/>
-          <w:color w:val="000000" w:themeColor="text1"/>
-          <w:sz w:val="26"/>
-          <w:szCs w:val="26"/>
-        </w:rPr>
-        <w:br/>
-      </w:r>
-      <w:r>
-        <w:rPr>
-          <w:rStyle w:val="z"/>
-          <w:rFonts w:ascii="Times New Roman" w:eastAsiaTheme="majorEastAsia" w:hAnsi="Times New Roman" w:cs="Times New Roman"/>
-          <w:color w:val="000000" w:themeColor="text1"/>
-          <w:sz w:val="26"/>
-          <w:szCs w:val="26"/>
-        </w:rPr>
-        <w:t xml:space="preserve">            "run_id": run_id,</w:t>
-      </w:r>
-      <w:r>
-        <w:rPr>
-          <w:rFonts w:ascii="Times New Roman" w:hAnsi="Times New Roman" w:cs="Times New Roman"/>
-          <w:color w:val="000000" w:themeColor="text1"/>
-          <w:sz w:val="26"/>
-          <w:szCs w:val="26"/>
-        </w:rPr>
-        <w:br/>
-      </w:r>
-      <w:r>
-        <w:rPr>
-          <w:rStyle w:val="z"/>
-          <w:rFonts w:ascii="Times New Roman" w:eastAsiaTheme="majorEastAsia" w:hAnsi="Times New Roman" w:cs="Times New Roman"/>
-          <w:color w:val="000000" w:themeColor="text1"/>
-          <w:sz w:val="26"/>
-          <w:szCs w:val="26"/>
-        </w:rPr>
         <w:t xml:space="preserve">            "seq": i,</w:t>
       </w:r>
       <w:r>
@@ -4835,461 +4906,461 @@
           <w:sz w:val="26"/>
           <w:szCs w:val="26"/>
         </w:rPr>
+        <w:t xml:space="preserve">            "sent_ts": time.time(),</w:t>
+      </w:r>
+      <w:r>
+        <w:rPr>
+          <w:rFonts w:ascii="Times New Roman" w:hAnsi="Times New Roman" w:cs="Times New Roman"/>
+          <w:color w:val="000000" w:themeColor="text1"/>
+          <w:sz w:val="26"/>
+          <w:szCs w:val="26"/>
+        </w:rPr>
+        <w:br/>
+      </w:r>
+      <w:r>
+        <w:rPr>
+          <w:rStyle w:val="z"/>
+          <w:rFonts w:ascii="Times New Roman" w:eastAsiaTheme="majorEastAsia" w:hAnsi="Times New Roman" w:cs="Times New Roman"/>
+          <w:color w:val="000000" w:themeColor="text1"/>
+          <w:sz w:val="26"/>
+          <w:szCs w:val="26"/>
+        </w:rPr>
+        <w:t xml:space="preserve">            "body": "x" * max(0, args.payload_bytes - 64),</w:t>
+      </w:r>
+      <w:r>
+        <w:rPr>
+          <w:rFonts w:ascii="Times New Roman" w:hAnsi="Times New Roman" w:cs="Times New Roman"/>
+          <w:color w:val="000000" w:themeColor="text1"/>
+          <w:sz w:val="26"/>
+          <w:szCs w:val="26"/>
+        </w:rPr>
+        <w:br/>
+      </w:r>
+      <w:r>
+        <w:rPr>
+          <w:rStyle w:val="z"/>
+          <w:rFonts w:ascii="Times New Roman" w:eastAsiaTheme="majorEastAsia" w:hAnsi="Times New Roman" w:cs="Times New Roman"/>
+          <w:color w:val="000000" w:themeColor="text1"/>
+          <w:sz w:val="26"/>
+          <w:szCs w:val="26"/>
+        </w:rPr>
+        <w:t xml:space="preserve">        }</w:t>
+      </w:r>
+      <w:r>
+        <w:rPr>
+          <w:rFonts w:ascii="Times New Roman" w:hAnsi="Times New Roman" w:cs="Times New Roman"/>
+          <w:color w:val="000000" w:themeColor="text1"/>
+          <w:sz w:val="26"/>
+          <w:szCs w:val="26"/>
+        </w:rPr>
+        <w:br/>
+      </w:r>
+      <w:r>
+        <w:rPr>
+          <w:rStyle w:val="z"/>
+          <w:rFonts w:ascii="Times New Roman" w:eastAsiaTheme="majorEastAsia" w:hAnsi="Times New Roman" w:cs="Times New Roman"/>
+          <w:color w:val="000000" w:themeColor="text1"/>
+          <w:sz w:val="26"/>
+          <w:szCs w:val="26"/>
+        </w:rPr>
+        <w:t xml:space="preserve">        body = json.dumps(payload).encode("utf-8")</w:t>
+      </w:r>
+      <w:r>
+        <w:rPr>
+          <w:rFonts w:ascii="Times New Roman" w:hAnsi="Times New Roman" w:cs="Times New Roman"/>
+          <w:color w:val="000000" w:themeColor="text1"/>
+          <w:sz w:val="26"/>
+          <w:szCs w:val="26"/>
+        </w:rPr>
+        <w:br/>
+      </w:r>
+      <w:r>
+        <w:rPr>
+          <w:rFonts w:ascii="Times New Roman" w:hAnsi="Times New Roman" w:cs="Times New Roman"/>
+          <w:color w:val="000000" w:themeColor="text1"/>
+          <w:sz w:val="26"/>
+          <w:szCs w:val="26"/>
+        </w:rPr>
+        <w:br/>
+      </w:r>
+      <w:r>
+        <w:rPr>
+          <w:rStyle w:val="z"/>
+          <w:rFonts w:ascii="Times New Roman" w:eastAsiaTheme="majorEastAsia" w:hAnsi="Times New Roman" w:cs="Times New Roman"/>
+          <w:color w:val="000000" w:themeColor="text1"/>
+          <w:sz w:val="26"/>
+          <w:szCs w:val="26"/>
+        </w:rPr>
+        <w:t xml:space="preserve">        if args.confirm:</w:t>
+      </w:r>
+      <w:r>
+        <w:rPr>
+          <w:rFonts w:ascii="Times New Roman" w:hAnsi="Times New Roman" w:cs="Times New Roman"/>
+          <w:color w:val="000000" w:themeColor="text1"/>
+          <w:sz w:val="26"/>
+          <w:szCs w:val="26"/>
+        </w:rPr>
+        <w:br/>
+      </w:r>
+      <w:r>
+        <w:rPr>
+          <w:rStyle w:val="z"/>
+          <w:rFonts w:ascii="Times New Roman" w:eastAsiaTheme="majorEastAsia" w:hAnsi="Times New Roman" w:cs="Times New Roman"/>
+          <w:color w:val="000000" w:themeColor="text1"/>
+          <w:sz w:val="26"/>
+          <w:szCs w:val="26"/>
+        </w:rPr>
+        <w:t xml:space="preserve">            ok = ch.basic_publish(exchange="", routing_key=args.queue, body=body, properties=props)</w:t>
+      </w:r>
+      <w:r>
+        <w:rPr>
+          <w:rFonts w:ascii="Times New Roman" w:hAnsi="Times New Roman" w:cs="Times New Roman"/>
+          <w:color w:val="000000" w:themeColor="text1"/>
+          <w:sz w:val="26"/>
+          <w:szCs w:val="26"/>
+        </w:rPr>
+        <w:br/>
+      </w:r>
+      <w:r>
+        <w:rPr>
+          <w:rStyle w:val="z"/>
+          <w:rFonts w:ascii="Times New Roman" w:eastAsiaTheme="majorEastAsia" w:hAnsi="Times New Roman" w:cs="Times New Roman"/>
+          <w:color w:val="000000" w:themeColor="text1"/>
+          <w:sz w:val="26"/>
+          <w:szCs w:val="26"/>
+        </w:rPr>
+        <w:t xml:space="preserve">            if not ok:</w:t>
+      </w:r>
+      <w:r>
+        <w:rPr>
+          <w:rFonts w:ascii="Times New Roman" w:hAnsi="Times New Roman" w:cs="Times New Roman"/>
+          <w:color w:val="000000" w:themeColor="text1"/>
+          <w:sz w:val="26"/>
+          <w:szCs w:val="26"/>
+        </w:rPr>
+        <w:br/>
+      </w:r>
+      <w:r>
+        <w:rPr>
+          <w:rStyle w:val="z"/>
+          <w:rFonts w:ascii="Times New Roman" w:eastAsiaTheme="majorEastAsia" w:hAnsi="Times New Roman" w:cs="Times New Roman"/>
+          <w:color w:val="000000" w:themeColor="text1"/>
+          <w:sz w:val="26"/>
+          <w:szCs w:val="26"/>
+        </w:rPr>
+        <w:t xml:space="preserve">                raise RuntimeError("Publish not confirmed.")</w:t>
+      </w:r>
+      <w:r>
+        <w:rPr>
+          <w:rFonts w:ascii="Times New Roman" w:hAnsi="Times New Roman" w:cs="Times New Roman"/>
+          <w:color w:val="000000" w:themeColor="text1"/>
+          <w:sz w:val="26"/>
+          <w:szCs w:val="26"/>
+        </w:rPr>
+        <w:br/>
+      </w:r>
+      <w:r>
+        <w:rPr>
+          <w:rStyle w:val="z"/>
+          <w:rFonts w:ascii="Times New Roman" w:eastAsiaTheme="majorEastAsia" w:hAnsi="Times New Roman" w:cs="Times New Roman"/>
+          <w:color w:val="000000" w:themeColor="text1"/>
+          <w:sz w:val="26"/>
+          <w:szCs w:val="26"/>
+        </w:rPr>
+        <w:t xml:space="preserve">        else:</w:t>
+      </w:r>
+      <w:r>
+        <w:rPr>
+          <w:rFonts w:ascii="Times New Roman" w:hAnsi="Times New Roman" w:cs="Times New Roman"/>
+          <w:color w:val="000000" w:themeColor="text1"/>
+          <w:sz w:val="26"/>
+          <w:szCs w:val="26"/>
+        </w:rPr>
+        <w:br/>
+      </w:r>
+      <w:r>
+        <w:rPr>
+          <w:rStyle w:val="z"/>
+          <w:rFonts w:ascii="Times New Roman" w:eastAsiaTheme="majorEastAsia" w:hAnsi="Times New Roman" w:cs="Times New Roman"/>
+          <w:color w:val="000000" w:themeColor="text1"/>
+          <w:sz w:val="26"/>
+          <w:szCs w:val="26"/>
+        </w:rPr>
+        <w:t xml:space="preserve">            ch.basic_publish(exchange="", routing_key=args.queue, body=body, properties=props)</w:t>
+      </w:r>
+      <w:r>
+        <w:rPr>
+          <w:rFonts w:ascii="Times New Roman" w:hAnsi="Times New Roman" w:cs="Times New Roman"/>
+          <w:color w:val="000000" w:themeColor="text1"/>
+          <w:sz w:val="26"/>
+          <w:szCs w:val="26"/>
+        </w:rPr>
+        <w:br/>
+      </w:r>
+      <w:r>
+        <w:rPr>
+          <w:rFonts w:ascii="Times New Roman" w:hAnsi="Times New Roman" w:cs="Times New Roman"/>
+          <w:color w:val="000000" w:themeColor="text1"/>
+          <w:sz w:val="26"/>
+          <w:szCs w:val="26"/>
+        </w:rPr>
+        <w:br/>
+      </w:r>
+      <w:r>
+        <w:rPr>
+          <w:rStyle w:val="z"/>
+          <w:rFonts w:ascii="Times New Roman" w:eastAsiaTheme="majorEastAsia" w:hAnsi="Times New Roman" w:cs="Times New Roman"/>
+          <w:color w:val="000000" w:themeColor="text1"/>
+          <w:sz w:val="26"/>
+          <w:szCs w:val="26"/>
+        </w:rPr>
+        <w:t xml:space="preserve">        if interval &gt; 0:</w:t>
+      </w:r>
+      <w:r>
+        <w:rPr>
+          <w:rFonts w:ascii="Times New Roman" w:hAnsi="Times New Roman" w:cs="Times New Roman"/>
+          <w:color w:val="000000" w:themeColor="text1"/>
+          <w:sz w:val="26"/>
+          <w:szCs w:val="26"/>
+        </w:rPr>
+        <w:br/>
+      </w:r>
+      <w:r>
+        <w:rPr>
+          <w:rStyle w:val="z"/>
+          <w:rFonts w:ascii="Times New Roman" w:eastAsiaTheme="majorEastAsia" w:hAnsi="Times New Roman" w:cs="Times New Roman"/>
+          <w:color w:val="000000" w:themeColor="text1"/>
+          <w:sz w:val="26"/>
+          <w:szCs w:val="26"/>
+        </w:rPr>
+        <w:t xml:space="preserve">            next_send += interval</w:t>
+      </w:r>
+      <w:r>
+        <w:rPr>
+          <w:rFonts w:ascii="Times New Roman" w:hAnsi="Times New Roman" w:cs="Times New Roman"/>
+          <w:color w:val="000000" w:themeColor="text1"/>
+          <w:sz w:val="26"/>
+          <w:szCs w:val="26"/>
+        </w:rPr>
+        <w:br/>
+      </w:r>
+      <w:r>
+        <w:rPr>
+          <w:rStyle w:val="z"/>
+          <w:rFonts w:ascii="Times New Roman" w:eastAsiaTheme="majorEastAsia" w:hAnsi="Times New Roman" w:cs="Times New Roman"/>
+          <w:color w:val="000000" w:themeColor="text1"/>
+          <w:sz w:val="26"/>
+          <w:szCs w:val="26"/>
+        </w:rPr>
+        <w:t xml:space="preserve">            now = time.perf_counter()</w:t>
+      </w:r>
+      <w:r>
+        <w:rPr>
+          <w:rFonts w:ascii="Times New Roman" w:hAnsi="Times New Roman" w:cs="Times New Roman"/>
+          <w:color w:val="000000" w:themeColor="text1"/>
+          <w:sz w:val="26"/>
+          <w:szCs w:val="26"/>
+        </w:rPr>
+        <w:br/>
+      </w:r>
+      <w:r>
+        <w:rPr>
+          <w:rStyle w:val="z"/>
+          <w:rFonts w:ascii="Times New Roman" w:eastAsiaTheme="majorEastAsia" w:hAnsi="Times New Roman" w:cs="Times New Roman"/>
+          <w:color w:val="000000" w:themeColor="text1"/>
+          <w:sz w:val="26"/>
+          <w:szCs w:val="26"/>
+        </w:rPr>
+        <w:t xml:space="preserve">            if next_send &gt; now:</w:t>
+      </w:r>
+      <w:r>
+        <w:rPr>
+          <w:rFonts w:ascii="Times New Roman" w:hAnsi="Times New Roman" w:cs="Times New Roman"/>
+          <w:color w:val="000000" w:themeColor="text1"/>
+          <w:sz w:val="26"/>
+          <w:szCs w:val="26"/>
+        </w:rPr>
+        <w:br/>
+      </w:r>
+      <w:r>
+        <w:rPr>
+          <w:rStyle w:val="z"/>
+          <w:rFonts w:ascii="Times New Roman" w:eastAsiaTheme="majorEastAsia" w:hAnsi="Times New Roman" w:cs="Times New Roman"/>
+          <w:color w:val="000000" w:themeColor="text1"/>
+          <w:sz w:val="26"/>
+          <w:szCs w:val="26"/>
+        </w:rPr>
+        <w:t xml:space="preserve">                time.sleep(next_send - now)</w:t>
+      </w:r>
+      <w:r>
+        <w:rPr>
+          <w:rFonts w:ascii="Times New Roman" w:hAnsi="Times New Roman" w:cs="Times New Roman"/>
+          <w:color w:val="000000" w:themeColor="text1"/>
+          <w:sz w:val="26"/>
+          <w:szCs w:val="26"/>
+        </w:rPr>
+        <w:br/>
+      </w:r>
+      <w:r>
+        <w:rPr>
+          <w:rStyle w:val="z"/>
+          <w:rFonts w:ascii="Times New Roman" w:eastAsiaTheme="majorEastAsia" w:hAnsi="Times New Roman" w:cs="Times New Roman"/>
+          <w:color w:val="000000" w:themeColor="text1"/>
+          <w:sz w:val="26"/>
+          <w:szCs w:val="26"/>
+        </w:rPr>
+        <w:t xml:space="preserve">            else:</w:t>
+      </w:r>
+      <w:r>
+        <w:rPr>
+          <w:rFonts w:ascii="Times New Roman" w:hAnsi="Times New Roman" w:cs="Times New Roman"/>
+          <w:color w:val="000000" w:themeColor="text1"/>
+          <w:sz w:val="26"/>
+          <w:szCs w:val="26"/>
+        </w:rPr>
+        <w:br/>
+      </w:r>
+      <w:r>
+        <w:rPr>
+          <w:rStyle w:val="z"/>
+          <w:rFonts w:ascii="Times New Roman" w:eastAsiaTheme="majorEastAsia" w:hAnsi="Times New Roman" w:cs="Times New Roman"/>
+          <w:color w:val="000000" w:themeColor="text1"/>
+          <w:sz w:val="26"/>
+          <w:szCs w:val="26"/>
+        </w:rPr>
+        <w:t xml:space="preserve">                next_send = now</w:t>
+      </w:r>
+      <w:r>
+        <w:rPr>
+          <w:rFonts w:ascii="Times New Roman" w:hAnsi="Times New Roman" w:cs="Times New Roman"/>
+          <w:color w:val="000000" w:themeColor="text1"/>
+          <w:sz w:val="26"/>
+          <w:szCs w:val="26"/>
+        </w:rPr>
+        <w:br/>
+      </w:r>
+      <w:r>
+        <w:rPr>
+          <w:rFonts w:ascii="Times New Roman" w:hAnsi="Times New Roman" w:cs="Times New Roman"/>
+          <w:color w:val="000000" w:themeColor="text1"/>
+          <w:sz w:val="26"/>
+          <w:szCs w:val="26"/>
+        </w:rPr>
+        <w:br/>
+      </w:r>
+      <w:r>
+        <w:rPr>
+          <w:rStyle w:val="z"/>
+          <w:rFonts w:ascii="Times New Roman" w:eastAsiaTheme="majorEastAsia" w:hAnsi="Times New Roman" w:cs="Times New Roman"/>
+          <w:color w:val="000000" w:themeColor="text1"/>
+          <w:sz w:val="26"/>
+          <w:szCs w:val="26"/>
+        </w:rPr>
+        <w:t xml:space="preserve">    t1 = time.perf_counter()</w:t>
+      </w:r>
+      <w:r>
+        <w:rPr>
+          <w:rFonts w:ascii="Times New Roman" w:hAnsi="Times New Roman" w:cs="Times New Roman"/>
+          <w:color w:val="000000" w:themeColor="text1"/>
+          <w:sz w:val="26"/>
+          <w:szCs w:val="26"/>
+        </w:rPr>
+        <w:br/>
+      </w:r>
+      <w:r>
+        <w:rPr>
+          <w:rStyle w:val="z"/>
+          <w:rFonts w:ascii="Times New Roman" w:eastAsiaTheme="majorEastAsia" w:hAnsi="Times New Roman" w:cs="Times New Roman"/>
+          <w:color w:val="000000" w:themeColor="text1"/>
+          <w:sz w:val="26"/>
+          <w:szCs w:val="26"/>
+        </w:rPr>
+        <w:t xml:space="preserve">    duration = t1 - t0</w:t>
+      </w:r>
+      <w:r>
+        <w:rPr>
+          <w:rFonts w:ascii="Times New Roman" w:hAnsi="Times New Roman" w:cs="Times New Roman"/>
+          <w:color w:val="000000" w:themeColor="text1"/>
+          <w:sz w:val="26"/>
+          <w:szCs w:val="26"/>
+        </w:rPr>
+        <w:br/>
+      </w:r>
+      <w:r>
+        <w:rPr>
+          <w:rStyle w:val="z"/>
+          <w:rFonts w:ascii="Times New Roman" w:eastAsiaTheme="majorEastAsia" w:hAnsi="Times New Roman" w:cs="Times New Roman"/>
+          <w:color w:val="000000" w:themeColor="text1"/>
+          <w:sz w:val="26"/>
+          <w:szCs w:val="26"/>
+        </w:rPr>
+        <w:t xml:space="preserve">    throughput = args.messages / duration if duration &gt; 0 else 0.0</w:t>
+      </w:r>
+      <w:r>
+        <w:rPr>
+          <w:rFonts w:ascii="Times New Roman" w:hAnsi="Times New Roman" w:cs="Times New Roman"/>
+          <w:color w:val="000000" w:themeColor="text1"/>
+          <w:sz w:val="26"/>
+          <w:szCs w:val="26"/>
+        </w:rPr>
+        <w:br/>
+      </w:r>
+      <w:r>
+        <w:rPr>
+          <w:rFonts w:ascii="Times New Roman" w:hAnsi="Times New Roman" w:cs="Times New Roman"/>
+          <w:color w:val="000000" w:themeColor="text1"/>
+          <w:sz w:val="26"/>
+          <w:szCs w:val="26"/>
+        </w:rPr>
+        <w:br/>
+      </w:r>
+      <w:r>
+        <w:rPr>
+          <w:rStyle w:val="z"/>
+          <w:rFonts w:ascii="Times New Roman" w:eastAsiaTheme="majorEastAsia" w:hAnsi="Times New Roman" w:cs="Times New Roman"/>
+          <w:color w:val="000000" w:themeColor="text1"/>
+          <w:sz w:val="26"/>
+          <w:szCs w:val="26"/>
+        </w:rPr>
+        <w:t xml:space="preserve">    print("=== Producer Benchmark Result ===")</w:t>
+      </w:r>
+      <w:r>
+        <w:rPr>
+          <w:rFonts w:ascii="Times New Roman" w:hAnsi="Times New Roman" w:cs="Times New Roman"/>
+          <w:color w:val="000000" w:themeColor="text1"/>
+          <w:sz w:val="26"/>
+          <w:szCs w:val="26"/>
+        </w:rPr>
+        <w:br/>
+      </w:r>
+      <w:r>
+        <w:rPr>
+          <w:rStyle w:val="z"/>
+          <w:rFonts w:ascii="Times New Roman" w:eastAsiaTheme="majorEastAsia" w:hAnsi="Times New Roman" w:cs="Times New Roman"/>
+          <w:color w:val="000000" w:themeColor="text1"/>
+          <w:sz w:val="26"/>
+          <w:szCs w:val="26"/>
+        </w:rPr>
+        <w:t xml:space="preserve">    print(f"host: {args.host}:{args.port}")</w:t>
+      </w:r>
+      <w:r>
+        <w:rPr>
+          <w:rFonts w:ascii="Times New Roman" w:hAnsi="Times New Roman" w:cs="Times New Roman"/>
+          <w:color w:val="000000" w:themeColor="text1"/>
+          <w:sz w:val="26"/>
+          <w:szCs w:val="26"/>
+        </w:rPr>
+        <w:br/>
+      </w:r>
+      <w:r>
+        <w:rPr>
+          <w:rStyle w:val="z"/>
+          <w:rFonts w:ascii="Times New Roman" w:eastAsiaTheme="majorEastAsia" w:hAnsi="Times New Roman" w:cs="Times New Roman"/>
+          <w:color w:val="000000" w:themeColor="text1"/>
+          <w:sz w:val="26"/>
+          <w:szCs w:val="26"/>
+        </w:rPr>
         <w:lastRenderedPageBreak/>
-        <w:t xml:space="preserve">            "sent_ts": time.time(),</w:t>
-      </w:r>
-      <w:r>
-        <w:rPr>
-          <w:rFonts w:ascii="Times New Roman" w:hAnsi="Times New Roman" w:cs="Times New Roman"/>
-          <w:color w:val="000000" w:themeColor="text1"/>
-          <w:sz w:val="26"/>
-          <w:szCs w:val="26"/>
-        </w:rPr>
-        <w:br/>
-      </w:r>
-      <w:r>
-        <w:rPr>
-          <w:rStyle w:val="z"/>
-          <w:rFonts w:ascii="Times New Roman" w:eastAsiaTheme="majorEastAsia" w:hAnsi="Times New Roman" w:cs="Times New Roman"/>
-          <w:color w:val="000000" w:themeColor="text1"/>
-          <w:sz w:val="26"/>
-          <w:szCs w:val="26"/>
-        </w:rPr>
-        <w:t xml:space="preserve">            "body": "x" * max(0, args.payload_bytes - 64),</w:t>
-      </w:r>
-      <w:r>
-        <w:rPr>
-          <w:rFonts w:ascii="Times New Roman" w:hAnsi="Times New Roman" w:cs="Times New Roman"/>
-          <w:color w:val="000000" w:themeColor="text1"/>
-          <w:sz w:val="26"/>
-          <w:szCs w:val="26"/>
-        </w:rPr>
-        <w:br/>
-      </w:r>
-      <w:r>
-        <w:rPr>
-          <w:rStyle w:val="z"/>
-          <w:rFonts w:ascii="Times New Roman" w:eastAsiaTheme="majorEastAsia" w:hAnsi="Times New Roman" w:cs="Times New Roman"/>
-          <w:color w:val="000000" w:themeColor="text1"/>
-          <w:sz w:val="26"/>
-          <w:szCs w:val="26"/>
-        </w:rPr>
-        <w:t xml:space="preserve">        }</w:t>
-      </w:r>
-      <w:r>
-        <w:rPr>
-          <w:rFonts w:ascii="Times New Roman" w:hAnsi="Times New Roman" w:cs="Times New Roman"/>
-          <w:color w:val="000000" w:themeColor="text1"/>
-          <w:sz w:val="26"/>
-          <w:szCs w:val="26"/>
-        </w:rPr>
-        <w:br/>
-      </w:r>
-      <w:r>
-        <w:rPr>
-          <w:rStyle w:val="z"/>
-          <w:rFonts w:ascii="Times New Roman" w:eastAsiaTheme="majorEastAsia" w:hAnsi="Times New Roman" w:cs="Times New Roman"/>
-          <w:color w:val="000000" w:themeColor="text1"/>
-          <w:sz w:val="26"/>
-          <w:szCs w:val="26"/>
-        </w:rPr>
-        <w:t xml:space="preserve">        body = json.dumps(payload).encode("utf-8")</w:t>
-      </w:r>
-      <w:r>
-        <w:rPr>
-          <w:rFonts w:ascii="Times New Roman" w:hAnsi="Times New Roman" w:cs="Times New Roman"/>
-          <w:color w:val="000000" w:themeColor="text1"/>
-          <w:sz w:val="26"/>
-          <w:szCs w:val="26"/>
-        </w:rPr>
-        <w:br/>
-      </w:r>
-      <w:r>
-        <w:rPr>
-          <w:rFonts w:ascii="Times New Roman" w:hAnsi="Times New Roman" w:cs="Times New Roman"/>
-          <w:color w:val="000000" w:themeColor="text1"/>
-          <w:sz w:val="26"/>
-          <w:szCs w:val="26"/>
-        </w:rPr>
-        <w:br/>
-      </w:r>
-      <w:r>
-        <w:rPr>
-          <w:rStyle w:val="z"/>
-          <w:rFonts w:ascii="Times New Roman" w:eastAsiaTheme="majorEastAsia" w:hAnsi="Times New Roman" w:cs="Times New Roman"/>
-          <w:color w:val="000000" w:themeColor="text1"/>
-          <w:sz w:val="26"/>
-          <w:szCs w:val="26"/>
-        </w:rPr>
-        <w:t xml:space="preserve">        if args.confirm:</w:t>
-      </w:r>
-      <w:r>
-        <w:rPr>
-          <w:rFonts w:ascii="Times New Roman" w:hAnsi="Times New Roman" w:cs="Times New Roman"/>
-          <w:color w:val="000000" w:themeColor="text1"/>
-          <w:sz w:val="26"/>
-          <w:szCs w:val="26"/>
-        </w:rPr>
-        <w:br/>
-      </w:r>
-      <w:r>
-        <w:rPr>
-          <w:rStyle w:val="z"/>
-          <w:rFonts w:ascii="Times New Roman" w:eastAsiaTheme="majorEastAsia" w:hAnsi="Times New Roman" w:cs="Times New Roman"/>
-          <w:color w:val="000000" w:themeColor="text1"/>
-          <w:sz w:val="26"/>
-          <w:szCs w:val="26"/>
-        </w:rPr>
-        <w:t xml:space="preserve">            ok = ch.basic_publish(exchange="", routing_key=args.queue, body=body, properties=props)</w:t>
-      </w:r>
-      <w:r>
-        <w:rPr>
-          <w:rFonts w:ascii="Times New Roman" w:hAnsi="Times New Roman" w:cs="Times New Roman"/>
-          <w:color w:val="000000" w:themeColor="text1"/>
-          <w:sz w:val="26"/>
-          <w:szCs w:val="26"/>
-        </w:rPr>
-        <w:br/>
-      </w:r>
-      <w:r>
-        <w:rPr>
-          <w:rStyle w:val="z"/>
-          <w:rFonts w:ascii="Times New Roman" w:eastAsiaTheme="majorEastAsia" w:hAnsi="Times New Roman" w:cs="Times New Roman"/>
-          <w:color w:val="000000" w:themeColor="text1"/>
-          <w:sz w:val="26"/>
-          <w:szCs w:val="26"/>
-        </w:rPr>
-        <w:t xml:space="preserve">            if not ok:</w:t>
-      </w:r>
-      <w:r>
-        <w:rPr>
-          <w:rFonts w:ascii="Times New Roman" w:hAnsi="Times New Roman" w:cs="Times New Roman"/>
-          <w:color w:val="000000" w:themeColor="text1"/>
-          <w:sz w:val="26"/>
-          <w:szCs w:val="26"/>
-        </w:rPr>
-        <w:br/>
-      </w:r>
-      <w:r>
-        <w:rPr>
-          <w:rStyle w:val="z"/>
-          <w:rFonts w:ascii="Times New Roman" w:eastAsiaTheme="majorEastAsia" w:hAnsi="Times New Roman" w:cs="Times New Roman"/>
-          <w:color w:val="000000" w:themeColor="text1"/>
-          <w:sz w:val="26"/>
-          <w:szCs w:val="26"/>
-        </w:rPr>
-        <w:t xml:space="preserve">                raise RuntimeError("Publish not confirmed.")</w:t>
-      </w:r>
-      <w:r>
-        <w:rPr>
-          <w:rFonts w:ascii="Times New Roman" w:hAnsi="Times New Roman" w:cs="Times New Roman"/>
-          <w:color w:val="000000" w:themeColor="text1"/>
-          <w:sz w:val="26"/>
-          <w:szCs w:val="26"/>
-        </w:rPr>
-        <w:br/>
-      </w:r>
-      <w:r>
-        <w:rPr>
-          <w:rStyle w:val="z"/>
-          <w:rFonts w:ascii="Times New Roman" w:eastAsiaTheme="majorEastAsia" w:hAnsi="Times New Roman" w:cs="Times New Roman"/>
-          <w:color w:val="000000" w:themeColor="text1"/>
-          <w:sz w:val="26"/>
-          <w:szCs w:val="26"/>
-        </w:rPr>
-        <w:t xml:space="preserve">        else:</w:t>
-      </w:r>
-      <w:r>
-        <w:rPr>
-          <w:rFonts w:ascii="Times New Roman" w:hAnsi="Times New Roman" w:cs="Times New Roman"/>
-          <w:color w:val="000000" w:themeColor="text1"/>
-          <w:sz w:val="26"/>
-          <w:szCs w:val="26"/>
-        </w:rPr>
-        <w:br/>
-      </w:r>
-      <w:r>
-        <w:rPr>
-          <w:rStyle w:val="z"/>
-          <w:rFonts w:ascii="Times New Roman" w:eastAsiaTheme="majorEastAsia" w:hAnsi="Times New Roman" w:cs="Times New Roman"/>
-          <w:color w:val="000000" w:themeColor="text1"/>
-          <w:sz w:val="26"/>
-          <w:szCs w:val="26"/>
-        </w:rPr>
-        <w:t xml:space="preserve">            ch.basic_publish(exchange="", routing_key=args.queue, body=body, properties=props)</w:t>
-      </w:r>
-      <w:r>
-        <w:rPr>
-          <w:rFonts w:ascii="Times New Roman" w:hAnsi="Times New Roman" w:cs="Times New Roman"/>
-          <w:color w:val="000000" w:themeColor="text1"/>
-          <w:sz w:val="26"/>
-          <w:szCs w:val="26"/>
-        </w:rPr>
-        <w:br/>
-      </w:r>
-      <w:r>
-        <w:rPr>
-          <w:rFonts w:ascii="Times New Roman" w:hAnsi="Times New Roman" w:cs="Times New Roman"/>
-          <w:color w:val="000000" w:themeColor="text1"/>
-          <w:sz w:val="26"/>
-          <w:szCs w:val="26"/>
-        </w:rPr>
-        <w:br/>
-      </w:r>
-      <w:r>
-        <w:rPr>
-          <w:rStyle w:val="z"/>
-          <w:rFonts w:ascii="Times New Roman" w:eastAsiaTheme="majorEastAsia" w:hAnsi="Times New Roman" w:cs="Times New Roman"/>
-          <w:color w:val="000000" w:themeColor="text1"/>
-          <w:sz w:val="26"/>
-          <w:szCs w:val="26"/>
-        </w:rPr>
-        <w:t xml:space="preserve">        if interval &gt; 0:</w:t>
-      </w:r>
-      <w:r>
-        <w:rPr>
-          <w:rFonts w:ascii="Times New Roman" w:hAnsi="Times New Roman" w:cs="Times New Roman"/>
-          <w:color w:val="000000" w:themeColor="text1"/>
-          <w:sz w:val="26"/>
-          <w:szCs w:val="26"/>
-        </w:rPr>
-        <w:br/>
-      </w:r>
-      <w:r>
-        <w:rPr>
-          <w:rStyle w:val="z"/>
-          <w:rFonts w:ascii="Times New Roman" w:eastAsiaTheme="majorEastAsia" w:hAnsi="Times New Roman" w:cs="Times New Roman"/>
-          <w:color w:val="000000" w:themeColor="text1"/>
-          <w:sz w:val="26"/>
-          <w:szCs w:val="26"/>
-        </w:rPr>
-        <w:t xml:space="preserve">            next_send += interval</w:t>
-      </w:r>
-      <w:r>
-        <w:rPr>
-          <w:rFonts w:ascii="Times New Roman" w:hAnsi="Times New Roman" w:cs="Times New Roman"/>
-          <w:color w:val="000000" w:themeColor="text1"/>
-          <w:sz w:val="26"/>
-          <w:szCs w:val="26"/>
-        </w:rPr>
-        <w:br/>
-      </w:r>
-      <w:r>
-        <w:rPr>
-          <w:rStyle w:val="z"/>
-          <w:rFonts w:ascii="Times New Roman" w:eastAsiaTheme="majorEastAsia" w:hAnsi="Times New Roman" w:cs="Times New Roman"/>
-          <w:color w:val="000000" w:themeColor="text1"/>
-          <w:sz w:val="26"/>
-          <w:szCs w:val="26"/>
-        </w:rPr>
-        <w:t xml:space="preserve">            now = time.perf_counter()</w:t>
-      </w:r>
-      <w:r>
-        <w:rPr>
-          <w:rFonts w:ascii="Times New Roman" w:hAnsi="Times New Roman" w:cs="Times New Roman"/>
-          <w:color w:val="000000" w:themeColor="text1"/>
-          <w:sz w:val="26"/>
-          <w:szCs w:val="26"/>
-        </w:rPr>
-        <w:br/>
-      </w:r>
-      <w:r>
-        <w:rPr>
-          <w:rStyle w:val="z"/>
-          <w:rFonts w:ascii="Times New Roman" w:eastAsiaTheme="majorEastAsia" w:hAnsi="Times New Roman" w:cs="Times New Roman"/>
-          <w:color w:val="000000" w:themeColor="text1"/>
-          <w:sz w:val="26"/>
-          <w:szCs w:val="26"/>
-        </w:rPr>
-        <w:t xml:space="preserve">            if next_send &gt; now:</w:t>
-      </w:r>
-      <w:r>
-        <w:rPr>
-          <w:rFonts w:ascii="Times New Roman" w:hAnsi="Times New Roman" w:cs="Times New Roman"/>
-          <w:color w:val="000000" w:themeColor="text1"/>
-          <w:sz w:val="26"/>
-          <w:szCs w:val="26"/>
-        </w:rPr>
-        <w:br/>
-      </w:r>
-      <w:r>
-        <w:rPr>
-          <w:rStyle w:val="z"/>
-          <w:rFonts w:ascii="Times New Roman" w:eastAsiaTheme="majorEastAsia" w:hAnsi="Times New Roman" w:cs="Times New Roman"/>
-          <w:color w:val="000000" w:themeColor="text1"/>
-          <w:sz w:val="26"/>
-          <w:szCs w:val="26"/>
-        </w:rPr>
-        <w:t xml:space="preserve">                time.sleep(next_send - now)</w:t>
-      </w:r>
-      <w:r>
-        <w:rPr>
-          <w:rFonts w:ascii="Times New Roman" w:hAnsi="Times New Roman" w:cs="Times New Roman"/>
-          <w:color w:val="000000" w:themeColor="text1"/>
-          <w:sz w:val="26"/>
-          <w:szCs w:val="26"/>
-        </w:rPr>
-        <w:br/>
-      </w:r>
-      <w:r>
-        <w:rPr>
-          <w:rStyle w:val="z"/>
-          <w:rFonts w:ascii="Times New Roman" w:eastAsiaTheme="majorEastAsia" w:hAnsi="Times New Roman" w:cs="Times New Roman"/>
-          <w:color w:val="000000" w:themeColor="text1"/>
-          <w:sz w:val="26"/>
-          <w:szCs w:val="26"/>
-        </w:rPr>
-        <w:t xml:space="preserve">            else:</w:t>
-      </w:r>
-      <w:r>
-        <w:rPr>
-          <w:rFonts w:ascii="Times New Roman" w:hAnsi="Times New Roman" w:cs="Times New Roman"/>
-          <w:color w:val="000000" w:themeColor="text1"/>
-          <w:sz w:val="26"/>
-          <w:szCs w:val="26"/>
-        </w:rPr>
-        <w:br/>
-      </w:r>
-      <w:r>
-        <w:rPr>
-          <w:rStyle w:val="z"/>
-          <w:rFonts w:ascii="Times New Roman" w:eastAsiaTheme="majorEastAsia" w:hAnsi="Times New Roman" w:cs="Times New Roman"/>
-          <w:color w:val="000000" w:themeColor="text1"/>
-          <w:sz w:val="26"/>
-          <w:szCs w:val="26"/>
-        </w:rPr>
-        <w:t xml:space="preserve">                next_send = now</w:t>
-      </w:r>
-      <w:r>
-        <w:rPr>
-          <w:rFonts w:ascii="Times New Roman" w:hAnsi="Times New Roman" w:cs="Times New Roman"/>
-          <w:color w:val="000000" w:themeColor="text1"/>
-          <w:sz w:val="26"/>
-          <w:szCs w:val="26"/>
-        </w:rPr>
-        <w:br/>
-      </w:r>
-      <w:r>
-        <w:rPr>
-          <w:rFonts w:ascii="Times New Roman" w:hAnsi="Times New Roman" w:cs="Times New Roman"/>
-          <w:color w:val="000000" w:themeColor="text1"/>
-          <w:sz w:val="26"/>
-          <w:szCs w:val="26"/>
-        </w:rPr>
-        <w:br/>
-      </w:r>
-      <w:r>
-        <w:rPr>
-          <w:rStyle w:val="z"/>
-          <w:rFonts w:ascii="Times New Roman" w:eastAsiaTheme="majorEastAsia" w:hAnsi="Times New Roman" w:cs="Times New Roman"/>
-          <w:color w:val="000000" w:themeColor="text1"/>
-          <w:sz w:val="26"/>
-          <w:szCs w:val="26"/>
-        </w:rPr>
-        <w:t xml:space="preserve">    t1 = time.perf_counter()</w:t>
-      </w:r>
-      <w:r>
-        <w:rPr>
-          <w:rFonts w:ascii="Times New Roman" w:hAnsi="Times New Roman" w:cs="Times New Roman"/>
-          <w:color w:val="000000" w:themeColor="text1"/>
-          <w:sz w:val="26"/>
-          <w:szCs w:val="26"/>
-        </w:rPr>
-        <w:br/>
-      </w:r>
-      <w:r>
-        <w:rPr>
-          <w:rStyle w:val="z"/>
-          <w:rFonts w:ascii="Times New Roman" w:eastAsiaTheme="majorEastAsia" w:hAnsi="Times New Roman" w:cs="Times New Roman"/>
-          <w:color w:val="000000" w:themeColor="text1"/>
-          <w:sz w:val="26"/>
-          <w:szCs w:val="26"/>
-        </w:rPr>
-        <w:t xml:space="preserve">    duration = t1 - t0</w:t>
-      </w:r>
-      <w:r>
-        <w:rPr>
-          <w:rFonts w:ascii="Times New Roman" w:hAnsi="Times New Roman" w:cs="Times New Roman"/>
-          <w:color w:val="000000" w:themeColor="text1"/>
-          <w:sz w:val="26"/>
-          <w:szCs w:val="26"/>
-        </w:rPr>
-        <w:br/>
-      </w:r>
-      <w:r>
-        <w:rPr>
-          <w:rStyle w:val="z"/>
-          <w:rFonts w:ascii="Times New Roman" w:eastAsiaTheme="majorEastAsia" w:hAnsi="Times New Roman" w:cs="Times New Roman"/>
-          <w:color w:val="000000" w:themeColor="text1"/>
-          <w:sz w:val="26"/>
-          <w:szCs w:val="26"/>
-        </w:rPr>
-        <w:t xml:space="preserve">    throughput = args.messages / duration if duration &gt; 0 else 0.0</w:t>
-      </w:r>
-      <w:r>
-        <w:rPr>
-          <w:rFonts w:ascii="Times New Roman" w:hAnsi="Times New Roman" w:cs="Times New Roman"/>
-          <w:color w:val="000000" w:themeColor="text1"/>
-          <w:sz w:val="26"/>
-          <w:szCs w:val="26"/>
-        </w:rPr>
-        <w:br/>
-      </w:r>
-      <w:r>
-        <w:rPr>
-          <w:rFonts w:ascii="Times New Roman" w:hAnsi="Times New Roman" w:cs="Times New Roman"/>
-          <w:color w:val="000000" w:themeColor="text1"/>
-          <w:sz w:val="26"/>
-          <w:szCs w:val="26"/>
-        </w:rPr>
-        <w:br/>
-      </w:r>
-      <w:r>
-        <w:rPr>
-          <w:rStyle w:val="z"/>
-          <w:rFonts w:ascii="Times New Roman" w:eastAsiaTheme="majorEastAsia" w:hAnsi="Times New Roman" w:cs="Times New Roman"/>
-          <w:color w:val="000000" w:themeColor="text1"/>
-          <w:sz w:val="26"/>
-          <w:szCs w:val="26"/>
-        </w:rPr>
-        <w:t xml:space="preserve">    print("=== Producer Benchmark Result ===")</w:t>
-      </w:r>
-      <w:r>
-        <w:rPr>
-          <w:rFonts w:ascii="Times New Roman" w:hAnsi="Times New Roman" w:cs="Times New Roman"/>
-          <w:color w:val="000000" w:themeColor="text1"/>
-          <w:sz w:val="26"/>
-          <w:szCs w:val="26"/>
-        </w:rPr>
-        <w:br/>
-      </w:r>
-      <w:r>
-        <w:rPr>
-          <w:rStyle w:val="z"/>
-          <w:rFonts w:ascii="Times New Roman" w:eastAsiaTheme="majorEastAsia" w:hAnsi="Times New Roman" w:cs="Times New Roman"/>
-          <w:color w:val="000000" w:themeColor="text1"/>
-          <w:sz w:val="26"/>
-          <w:szCs w:val="26"/>
-        </w:rPr>
-        <w:t xml:space="preserve">    print(f"host: {args.host}:{args.port}")</w:t>
-      </w:r>
-      <w:r>
-        <w:rPr>
-          <w:rFonts w:ascii="Times New Roman" w:hAnsi="Times New Roman" w:cs="Times New Roman"/>
-          <w:color w:val="000000" w:themeColor="text1"/>
-          <w:sz w:val="26"/>
-          <w:szCs w:val="26"/>
-        </w:rPr>
-        <w:br/>
-      </w:r>
-      <w:r>
-        <w:rPr>
-          <w:rStyle w:val="z"/>
-          <w:rFonts w:ascii="Times New Roman" w:eastAsiaTheme="majorEastAsia" w:hAnsi="Times New Roman" w:cs="Times New Roman"/>
-          <w:color w:val="000000" w:themeColor="text1"/>
-          <w:sz w:val="26"/>
-          <w:szCs w:val="26"/>
-        </w:rPr>
         <w:t xml:space="preserve">    print(f"queue: {args.queue}")</w:t>
       </w:r>
       <w:r>
@@ -5309,7 +5380,6 @@
           <w:sz w:val="26"/>
           <w:szCs w:val="26"/>
         </w:rPr>
-        <w:lastRenderedPageBreak/>
         <w:t xml:space="preserve">    print(f"messages: {args.messages}")</w:t>
       </w:r>
       <w:r>
@@ -5826,6 +5896,7 @@
           <w:sz w:val="26"/>
           <w:szCs w:val="26"/>
         </w:rPr>
+        <w:lastRenderedPageBreak/>
         <w:t>http://&lt;VM_IP&gt;:15692/metrics</w:t>
       </w:r>
     </w:p>
@@ -5844,7 +5915,6 @@
           <w:sz w:val="26"/>
           <w:szCs w:val="26"/>
         </w:rPr>
-        <w:lastRenderedPageBreak/>
         <w:t xml:space="preserve">Port 15692 là metrics endpoint. Bạn </w:t>
       </w:r>
       <w:r>
@@ -5882,7 +5952,7 @@
           <w:sz w:val="26"/>
           <w:szCs w:val="26"/>
         </w:rPr>
-        <w:pict w14:anchorId="4ABB8F72">
+        <w:pict w14:anchorId="205F93F2">
           <v:rect id="_x0000_i1028" alt="" style="width:468pt;height:.05pt;mso-width-percent:0;mso-height-percent:0;mso-width-percent:0;mso-height-percent:0" o:hralign="center" o:hrstd="t" o:hr="t" fillcolor="#a0a0a0" stroked="f"/>
         </w:pict>
       </w:r>
@@ -6549,6 +6619,7 @@
           <w:sz w:val="26"/>
           <w:szCs w:val="26"/>
         </w:rPr>
+        <w:lastRenderedPageBreak/>
         <w:t xml:space="preserve">    depends_on:</w:t>
       </w:r>
       <w:r>
@@ -6568,7 +6639,6 @@
           <w:sz w:val="26"/>
           <w:szCs w:val="26"/>
         </w:rPr>
-        <w:lastRenderedPageBreak/>
         <w:t xml:space="preserve">      - prometheus</w:t>
       </w:r>
       <w:r>
@@ -6951,7 +7021,7 @@
           <w:sz w:val="26"/>
           <w:szCs w:val="26"/>
         </w:rPr>
-        <w:pict w14:anchorId="30FECDA0">
+        <w:pict w14:anchorId="03969866">
           <v:rect id="_x0000_i1027" alt="" style="width:468pt;height:.05pt;mso-width-percent:0;mso-height-percent:0;mso-width-percent:0;mso-height-percent:0" o:hralign="center" o:hrstd="t" o:hr="t" fillcolor="#a0a0a0" stroked="f"/>
         </w:pict>
       </w:r>
@@ -7152,7 +7222,7 @@
           <w:sz w:val="26"/>
           <w:szCs w:val="26"/>
         </w:rPr>
-        <w:pict w14:anchorId="1B5A0AD2">
+        <w:pict w14:anchorId="4CD10F58">
           <v:rect id="_x0000_i1026" alt="" style="width:468pt;height:.05pt;mso-width-percent:0;mso-height-percent:0;mso-width-percent:0;mso-height-percent:0" o:hralign="center" o:hrstd="t" o:hr="t" fillcolor="#a0a0a0" stroked="f"/>
         </w:pict>
       </w:r>
@@ -7222,18 +7292,7 @@
           <w:sz w:val="26"/>
           <w:szCs w:val="26"/>
         </w:rPr>
-        <w:t xml:space="preserve"> — </w:t>
-      </w:r>
-      <w:r>
-        <w:rPr>
-          <w:rFonts w:ascii="Times New Roman" w:hAnsi="Times New Roman" w:cs="Times New Roman"/>
-          <w:b/>
-          <w:bCs/>
-          <w:color w:val="000000" w:themeColor="text1"/>
-          <w:sz w:val="26"/>
-          <w:szCs w:val="26"/>
-        </w:rPr>
-        <w:t>Kich</w:t>
+        <w:t xml:space="preserve"> — Kich</w:t>
       </w:r>
       <w:r>
         <w:rPr>
@@ -7330,6 +7389,7 @@
           <w:sz w:val="26"/>
           <w:szCs w:val="26"/>
         </w:rPr>
+        <w:lastRenderedPageBreak/>
         <w:t>rabbitmq_queue_messages_ready</w:t>
       </w:r>
       <w:r>
@@ -7358,7 +7418,6 @@
           <w:sz w:val="26"/>
           <w:szCs w:val="26"/>
         </w:rPr>
-        <w:lastRenderedPageBreak/>
         <w:t>Panel B — Unacked</w:t>
       </w:r>
     </w:p>
@@ -8220,7 +8279,7 @@
           <w:sz w:val="26"/>
           <w:szCs w:val="26"/>
         </w:rPr>
-        <w:pict w14:anchorId="74F31567">
+        <w:pict w14:anchorId="198F930F">
           <v:rect id="_x0000_i1025" alt="" style="width:468pt;height:.05pt;mso-width-percent:0;mso-height-percent:0;mso-width-percent:0;mso-height-percent:0" o:hralign="center" o:hrstd="t" o:hr="t" fillcolor="#a0a0a0" stroked="f"/>
         </w:pict>
       </w:r>
@@ -8381,6 +8440,7 @@
           <w:szCs w:val="26"/>
           <w:lang w:val="en-US"/>
         </w:rPr>
+        <w:lastRenderedPageBreak/>
         <w:t>vals=[]</w:t>
       </w:r>
     </w:p>
@@ -8501,7 +8561,6 @@
           <w:szCs w:val="26"/>
           <w:lang w:val="en-US"/>
         </w:rPr>
-        <w:lastRenderedPageBreak/>
         <w:t xml:space="preserve">        for line in f:</w:t>
       </w:r>
     </w:p>

--- a/SCRIPT TRIỂN KHAI KỊCH BẢN RABBITMQ.docx
+++ b/SCRIPT TRIỂN KHAI KỊCH BẢN RABBITMQ.docx
@@ -412,7 +412,7 @@
           <w:sz w:val="26"/>
           <w:szCs w:val="26"/>
         </w:rPr>
-        <w:pict w14:anchorId="408401F4">
+        <w:pict w14:anchorId="71965756">
           <v:rect id="_x0000_i1032" alt="" style="width:468pt;height:.05pt;mso-width-percent:0;mso-height-percent:0;mso-width-percent:0;mso-height-percent:0" o:hralign="center" o:hrstd="t" o:hr="t" fillcolor="#a0a0a0" stroked="f"/>
         </w:pict>
       </w:r>
@@ -1359,7 +1359,7 @@
           <w:sz w:val="26"/>
           <w:szCs w:val="26"/>
         </w:rPr>
-        <w:pict w14:anchorId="33FF14F6">
+        <w:pict w14:anchorId="6A4A9622">
           <v:rect id="_x0000_i1031" alt="" style="width:468pt;height:.05pt;mso-width-percent:0;mso-height-percent:0;mso-width-percent:0;mso-height-percent:0" o:hralign="center" o:hrstd="t" o:hr="t" fillcolor="#a0a0a0" stroked="f"/>
         </w:pict>
       </w:r>
@@ -1979,7 +1979,7 @@
           <w:sz w:val="26"/>
           <w:szCs w:val="26"/>
         </w:rPr>
-        <w:pict w14:anchorId="7615948F">
+        <w:pict w14:anchorId="4E6FA392">
           <v:rect id="_x0000_i1030" alt="" style="width:468pt;height:.05pt;mso-width-percent:0;mso-height-percent:0;mso-width-percent:0;mso-height-percent:0" o:hralign="center" o:hrstd="t" o:hr="t" fillcolor="#a0a0a0" stroked="f"/>
         </w:pict>
       </w:r>
@@ -2254,6 +2254,7 @@
           <w:color w:val="000000" w:themeColor="text1"/>
           <w:sz w:val="26"/>
           <w:szCs w:val="26"/>
+          <w:lang w:val="vi-VN"/>
         </w:rPr>
       </w:pPr>
       <w:r>
@@ -2282,7 +2283,168 @@
           <w:sz w:val="26"/>
           <w:szCs w:val="26"/>
         </w:rPr>
-        <w:t xml:space="preserve"> (prefetch=1, manual ack, sleep, log)</w:t>
+        <w:t xml:space="preserve"> (</w:t>
+      </w:r>
+      <w:r>
+        <w:rPr>
+          <w:rFonts w:ascii="Times New Roman" w:hAnsi="Times New Roman" w:cs="Times New Roman"/>
+          <w:color w:val="000000" w:themeColor="text1"/>
+          <w:sz w:val="26"/>
+          <w:szCs w:val="26"/>
+        </w:rPr>
+        <w:t>Đã</w:t>
+      </w:r>
+      <w:r>
+        <w:rPr>
+          <w:rFonts w:ascii="Times New Roman" w:hAnsi="Times New Roman" w:cs="Times New Roman"/>
+          <w:color w:val="000000" w:themeColor="text1"/>
+          <w:sz w:val="26"/>
+          <w:szCs w:val="26"/>
+          <w:lang w:val="vi-VN"/>
+        </w:rPr>
+        <w:t xml:space="preserve"> có trên cloud chỉ cần download về)</w:t>
+      </w:r>
+    </w:p>
+    <w:p>
+      <w:pPr>
+        <w:pStyle w:val="Heading2"/>
+        <w:spacing w:before="0" w:after="0" w:line="360" w:lineRule="auto"/>
+        <w:rPr>
+          <w:rFonts w:ascii="Times New Roman" w:hAnsi="Times New Roman" w:cs="Times New Roman"/>
+          <w:color w:val="000000" w:themeColor="text1"/>
+          <w:sz w:val="26"/>
+          <w:szCs w:val="26"/>
+          <w:lang w:val="vi-VN"/>
+        </w:rPr>
+      </w:pPr>
+      <w:r>
+        <w:rPr>
+          <w:rFonts w:ascii="Times New Roman" w:hAnsi="Times New Roman" w:cs="Times New Roman"/>
+          <w:color w:val="000000" w:themeColor="text1"/>
+          <w:sz w:val="26"/>
+          <w:szCs w:val="26"/>
+        </w:rPr>
+        <w:t>4.</w:t>
+      </w:r>
+      <w:r>
+        <w:rPr>
+          <w:rFonts w:ascii="Times New Roman" w:hAnsi="Times New Roman" w:cs="Times New Roman"/>
+          <w:color w:val="000000" w:themeColor="text1"/>
+          <w:sz w:val="26"/>
+          <w:szCs w:val="26"/>
+          <w:lang w:val="vi-VN"/>
+        </w:rPr>
+        <w:t>2</w:t>
+      </w:r>
+      <w:r>
+        <w:rPr>
+          <w:rFonts w:ascii="Times New Roman" w:hAnsi="Times New Roman" w:cs="Times New Roman"/>
+          <w:color w:val="000000" w:themeColor="text1"/>
+          <w:sz w:val="26"/>
+          <w:szCs w:val="26"/>
+        </w:rPr>
+        <w:t xml:space="preserve"> Tạo </w:t>
+      </w:r>
+      <w:r>
+        <w:rPr>
+          <w:rFonts w:ascii="Times New Roman" w:hAnsi="Times New Roman" w:cs="Times New Roman"/>
+          <w:color w:val="000000" w:themeColor="text1"/>
+          <w:sz w:val="26"/>
+          <w:szCs w:val="26"/>
+        </w:rPr>
+        <w:t>các</w:t>
+      </w:r>
+      <w:r>
+        <w:rPr>
+          <w:rFonts w:ascii="Times New Roman" w:hAnsi="Times New Roman" w:cs="Times New Roman"/>
+          <w:color w:val="000000" w:themeColor="text1"/>
+          <w:sz w:val="26"/>
+          <w:szCs w:val="26"/>
+          <w:lang w:val="vi-VN"/>
+        </w:rPr>
+        <w:t xml:space="preserve"> file bash để automation </w:t>
+      </w:r>
+      <w:r>
+        <w:rPr>
+          <w:rFonts w:ascii="Times New Roman" w:hAnsi="Times New Roman" w:cs="Times New Roman"/>
+          <w:color w:val="000000" w:themeColor="text1"/>
+          <w:sz w:val="26"/>
+          <w:szCs w:val="26"/>
+          <w:lang w:val="vi-VN"/>
+        </w:rPr>
+        <w:t>gồm run_one.sh, run_workers_until_drained.sh, run_workqueue_matrix</w:t>
+      </w:r>
+      <w:r>
+        <w:rPr>
+          <w:rFonts w:ascii="Times New Roman" w:hAnsi="Times New Roman" w:cs="Times New Roman"/>
+          <w:color w:val="000000" w:themeColor="text1"/>
+          <w:sz w:val="26"/>
+          <w:szCs w:val="26"/>
+        </w:rPr>
+        <w:t>(</w:t>
+      </w:r>
+      <w:r>
+        <w:rPr>
+          <w:rFonts w:ascii="Times New Roman" w:hAnsi="Times New Roman" w:cs="Times New Roman"/>
+          <w:color w:val="000000" w:themeColor="text1"/>
+          <w:sz w:val="26"/>
+          <w:szCs w:val="26"/>
+        </w:rPr>
+        <w:t>Đã</w:t>
+      </w:r>
+      <w:r>
+        <w:rPr>
+          <w:rFonts w:ascii="Times New Roman" w:hAnsi="Times New Roman" w:cs="Times New Roman"/>
+          <w:color w:val="000000" w:themeColor="text1"/>
+          <w:sz w:val="26"/>
+          <w:szCs w:val="26"/>
+          <w:lang w:val="vi-VN"/>
+        </w:rPr>
+        <w:t xml:space="preserve"> có trên cloud chỉ cần download về)</w:t>
+      </w:r>
+    </w:p>
+    <w:p>
+      <w:pPr>
+        <w:spacing w:after="0" w:line="360" w:lineRule="auto"/>
+        <w:rPr>
+          <w:rFonts w:ascii="Times New Roman" w:hAnsi="Times New Roman" w:cs="Times New Roman"/>
+          <w:color w:val="000000" w:themeColor="text1"/>
+          <w:sz w:val="26"/>
+          <w:szCs w:val="26"/>
+        </w:rPr>
+      </w:pPr>
+      <w:r>
+        <w:rPr>
+          <w:rFonts w:ascii="Times New Roman" w:hAnsi="Times New Roman" w:cs="Times New Roman"/>
+          <w:noProof/>
+          <w:color w:val="000000" w:themeColor="text1"/>
+          <w:sz w:val="26"/>
+          <w:szCs w:val="26"/>
+        </w:rPr>
+        <w:pict w14:anchorId="2CF0122B">
+          <v:rect id="_x0000_i1029" alt="" style="width:468pt;height:.05pt;mso-width-percent:0;mso-height-percent:0;mso-width-percent:0;mso-height-percent:0" o:hralign="center" o:hrstd="t" o:hr="t" fillcolor="#a0a0a0" stroked="f"/>
+        </w:pict>
+      </w:r>
+    </w:p>
+    <w:p>
+      <w:pPr>
+        <w:pStyle w:val="Heading1"/>
+        <w:spacing w:before="0" w:after="0" w:line="360" w:lineRule="auto"/>
+        <w:rPr>
+          <w:rFonts w:ascii="Times New Roman" w:hAnsi="Times New Roman" w:cs="Times New Roman"/>
+          <w:color w:val="000000" w:themeColor="text1"/>
+          <w:sz w:val="26"/>
+          <w:szCs w:val="26"/>
+        </w:rPr>
+      </w:pPr>
+      <w:r>
+        <w:rPr>
+          <w:rFonts w:ascii="Times New Roman" w:hAnsi="Times New Roman" w:cs="Times New Roman"/>
+          <w:color w:val="000000" w:themeColor="text1"/>
+          <w:sz w:val="26"/>
+          <w:szCs w:val="26"/>
+        </w:rPr>
+        <w:t>5) Setup Producer benchmark</w:t>
       </w:r>
     </w:p>
     <w:p>
@@ -2294,1533 +2456,9 @@
           <w:color w:val="000000" w:themeColor="text1"/>
           <w:sz w:val="26"/>
           <w:szCs w:val="26"/>
-        </w:rPr>
-      </w:pPr>
-      <w:r>
-        <w:rPr>
-          <w:rStyle w:val="10"/>
-          <w:rFonts w:ascii="Times New Roman" w:hAnsi="Times New Roman" w:cs="Times New Roman"/>
-          <w:color w:val="000000" w:themeColor="text1"/>
-          <w:sz w:val="26"/>
-          <w:szCs w:val="26"/>
-        </w:rPr>
-        <w:t>cat</w:t>
-      </w:r>
-      <w:r>
-        <w:rPr>
-          <w:rFonts w:ascii="Times New Roman" w:hAnsi="Times New Roman" w:cs="Times New Roman"/>
-          <w:color w:val="000000" w:themeColor="text1"/>
-          <w:sz w:val="26"/>
-          <w:szCs w:val="26"/>
-        </w:rPr>
-        <w:t xml:space="preserve"> &gt; ~/work-queue/worker.py </w:t>
-      </w:r>
-      <w:r>
-        <w:rPr>
-          <w:rStyle w:val="z"/>
-          <w:rFonts w:ascii="Times New Roman" w:eastAsiaTheme="majorEastAsia" w:hAnsi="Times New Roman" w:cs="Times New Roman"/>
-          <w:color w:val="000000" w:themeColor="text1"/>
-          <w:sz w:val="26"/>
-          <w:szCs w:val="26"/>
-        </w:rPr>
-        <w:t>&lt;&lt;'PY'</w:t>
-      </w:r>
-      <w:r>
-        <w:rPr>
-          <w:rFonts w:ascii="Times New Roman" w:hAnsi="Times New Roman" w:cs="Times New Roman"/>
-          <w:color w:val="000000" w:themeColor="text1"/>
-          <w:sz w:val="26"/>
-          <w:szCs w:val="26"/>
-        </w:rPr>
-        <w:br/>
-      </w:r>
-      <w:r>
-        <w:rPr>
-          <w:rStyle w:val="z"/>
-          <w:rFonts w:ascii="Times New Roman" w:eastAsiaTheme="majorEastAsia" w:hAnsi="Times New Roman" w:cs="Times New Roman"/>
-          <w:color w:val="000000" w:themeColor="text1"/>
-          <w:sz w:val="26"/>
-          <w:szCs w:val="26"/>
-        </w:rPr>
-        <w:t>#!/usr/bin/env python3</w:t>
-      </w:r>
-      <w:r>
-        <w:rPr>
-          <w:rFonts w:ascii="Times New Roman" w:hAnsi="Times New Roman" w:cs="Times New Roman"/>
-          <w:color w:val="000000" w:themeColor="text1"/>
-          <w:sz w:val="26"/>
-          <w:szCs w:val="26"/>
-        </w:rPr>
-        <w:br/>
-      </w:r>
-      <w:r>
-        <w:rPr>
-          <w:rStyle w:val="z"/>
-          <w:rFonts w:ascii="Times New Roman" w:eastAsiaTheme="majorEastAsia" w:hAnsi="Times New Roman" w:cs="Times New Roman"/>
-          <w:color w:val="000000" w:themeColor="text1"/>
-          <w:sz w:val="26"/>
-          <w:szCs w:val="26"/>
-        </w:rPr>
-        <w:t>import argparse</w:t>
-      </w:r>
-      <w:r>
-        <w:rPr>
-          <w:rFonts w:ascii="Times New Roman" w:hAnsi="Times New Roman" w:cs="Times New Roman"/>
-          <w:color w:val="000000" w:themeColor="text1"/>
-          <w:sz w:val="26"/>
-          <w:szCs w:val="26"/>
-        </w:rPr>
-        <w:br/>
-      </w:r>
-      <w:r>
-        <w:rPr>
-          <w:rStyle w:val="z"/>
-          <w:rFonts w:ascii="Times New Roman" w:eastAsiaTheme="majorEastAsia" w:hAnsi="Times New Roman" w:cs="Times New Roman"/>
-          <w:color w:val="000000" w:themeColor="text1"/>
-          <w:sz w:val="26"/>
-          <w:szCs w:val="26"/>
-        </w:rPr>
-        <w:t>import json</w:t>
-      </w:r>
-      <w:r>
-        <w:rPr>
-          <w:rFonts w:ascii="Times New Roman" w:hAnsi="Times New Roman" w:cs="Times New Roman"/>
-          <w:color w:val="000000" w:themeColor="text1"/>
-          <w:sz w:val="26"/>
-          <w:szCs w:val="26"/>
-        </w:rPr>
-        <w:br/>
-      </w:r>
-      <w:r>
-        <w:rPr>
-          <w:rStyle w:val="z"/>
-          <w:rFonts w:ascii="Times New Roman" w:eastAsiaTheme="majorEastAsia" w:hAnsi="Times New Roman" w:cs="Times New Roman"/>
-          <w:color w:val="000000" w:themeColor="text1"/>
-          <w:sz w:val="26"/>
-          <w:szCs w:val="26"/>
-        </w:rPr>
-        <w:t>import os</w:t>
-      </w:r>
-      <w:r>
-        <w:rPr>
-          <w:rFonts w:ascii="Times New Roman" w:hAnsi="Times New Roman" w:cs="Times New Roman"/>
-          <w:color w:val="000000" w:themeColor="text1"/>
-          <w:sz w:val="26"/>
-          <w:szCs w:val="26"/>
-        </w:rPr>
-        <w:br/>
-      </w:r>
-      <w:r>
-        <w:rPr>
-          <w:rStyle w:val="z"/>
-          <w:rFonts w:ascii="Times New Roman" w:eastAsiaTheme="majorEastAsia" w:hAnsi="Times New Roman" w:cs="Times New Roman"/>
-          <w:color w:val="000000" w:themeColor="text1"/>
-          <w:sz w:val="26"/>
-          <w:szCs w:val="26"/>
-        </w:rPr>
-        <w:t>import sys</w:t>
-      </w:r>
-      <w:r>
-        <w:rPr>
-          <w:rFonts w:ascii="Times New Roman" w:hAnsi="Times New Roman" w:cs="Times New Roman"/>
-          <w:color w:val="000000" w:themeColor="text1"/>
-          <w:sz w:val="26"/>
-          <w:szCs w:val="26"/>
-        </w:rPr>
-        <w:br/>
-      </w:r>
-      <w:r>
-        <w:rPr>
-          <w:rStyle w:val="z"/>
-          <w:rFonts w:ascii="Times New Roman" w:eastAsiaTheme="majorEastAsia" w:hAnsi="Times New Roman" w:cs="Times New Roman"/>
-          <w:color w:val="000000" w:themeColor="text1"/>
-          <w:sz w:val="26"/>
-          <w:szCs w:val="26"/>
-        </w:rPr>
-        <w:t>import time</w:t>
-      </w:r>
-      <w:r>
-        <w:rPr>
-          <w:rFonts w:ascii="Times New Roman" w:hAnsi="Times New Roman" w:cs="Times New Roman"/>
-          <w:color w:val="000000" w:themeColor="text1"/>
-          <w:sz w:val="26"/>
-          <w:szCs w:val="26"/>
-        </w:rPr>
-        <w:br/>
-      </w:r>
-      <w:r>
-        <w:rPr>
-          <w:rStyle w:val="z"/>
-          <w:rFonts w:ascii="Times New Roman" w:eastAsiaTheme="majorEastAsia" w:hAnsi="Times New Roman" w:cs="Times New Roman"/>
-          <w:color w:val="000000" w:themeColor="text1"/>
-          <w:sz w:val="26"/>
-          <w:szCs w:val="26"/>
-        </w:rPr>
-        <w:t>import pika</w:t>
-      </w:r>
-      <w:r>
-        <w:rPr>
-          <w:rFonts w:ascii="Times New Roman" w:hAnsi="Times New Roman" w:cs="Times New Roman"/>
-          <w:color w:val="000000" w:themeColor="text1"/>
-          <w:sz w:val="26"/>
-          <w:szCs w:val="26"/>
-        </w:rPr>
-        <w:br/>
-      </w:r>
-      <w:r>
-        <w:rPr>
-          <w:rFonts w:ascii="Times New Roman" w:hAnsi="Times New Roman" w:cs="Times New Roman"/>
-          <w:color w:val="000000" w:themeColor="text1"/>
-          <w:sz w:val="26"/>
-          <w:szCs w:val="26"/>
-        </w:rPr>
-        <w:br/>
-      </w:r>
-      <w:r>
-        <w:rPr>
-          <w:rStyle w:val="z"/>
-          <w:rFonts w:ascii="Times New Roman" w:eastAsiaTheme="majorEastAsia" w:hAnsi="Times New Roman" w:cs="Times New Roman"/>
-          <w:color w:val="000000" w:themeColor="text1"/>
-          <w:sz w:val="26"/>
-          <w:szCs w:val="26"/>
-        </w:rPr>
-        <w:t>def parse_args():</w:t>
-      </w:r>
-      <w:r>
-        <w:rPr>
-          <w:rFonts w:ascii="Times New Roman" w:hAnsi="Times New Roman" w:cs="Times New Roman"/>
-          <w:color w:val="000000" w:themeColor="text1"/>
-          <w:sz w:val="26"/>
-          <w:szCs w:val="26"/>
-        </w:rPr>
-        <w:br/>
-      </w:r>
-      <w:r>
-        <w:rPr>
-          <w:rStyle w:val="z"/>
-          <w:rFonts w:ascii="Times New Roman" w:eastAsiaTheme="majorEastAsia" w:hAnsi="Times New Roman" w:cs="Times New Roman"/>
-          <w:color w:val="000000" w:themeColor="text1"/>
-          <w:sz w:val="26"/>
-          <w:szCs w:val="26"/>
-        </w:rPr>
-        <w:t xml:space="preserve">    p = argparse.ArgumentParser(description="RabbitMQ Worker (prefetch=1, manual ack)")</w:t>
-      </w:r>
-      <w:r>
-        <w:rPr>
-          <w:rFonts w:ascii="Times New Roman" w:hAnsi="Times New Roman" w:cs="Times New Roman"/>
-          <w:color w:val="000000" w:themeColor="text1"/>
-          <w:sz w:val="26"/>
-          <w:szCs w:val="26"/>
-        </w:rPr>
-        <w:br/>
-      </w:r>
-      <w:r>
-        <w:rPr>
-          <w:rStyle w:val="z"/>
-          <w:rFonts w:ascii="Times New Roman" w:eastAsiaTheme="majorEastAsia" w:hAnsi="Times New Roman" w:cs="Times New Roman"/>
-          <w:color w:val="000000" w:themeColor="text1"/>
-          <w:sz w:val="26"/>
-          <w:szCs w:val="26"/>
-        </w:rPr>
-        <w:t xml:space="preserve">    p.add_argument("--host", default=os.getenv("RABBIT_HOST", "127.0.0.1"))</w:t>
-      </w:r>
-      <w:r>
-        <w:rPr>
-          <w:rFonts w:ascii="Times New Roman" w:hAnsi="Times New Roman" w:cs="Times New Roman"/>
-          <w:color w:val="000000" w:themeColor="text1"/>
-          <w:sz w:val="26"/>
-          <w:szCs w:val="26"/>
-        </w:rPr>
-        <w:br/>
-      </w:r>
-      <w:r>
-        <w:rPr>
-          <w:rStyle w:val="z"/>
-          <w:rFonts w:ascii="Times New Roman" w:eastAsiaTheme="majorEastAsia" w:hAnsi="Times New Roman" w:cs="Times New Roman"/>
-          <w:color w:val="000000" w:themeColor="text1"/>
-          <w:sz w:val="26"/>
-          <w:szCs w:val="26"/>
-        </w:rPr>
-        <w:t xml:space="preserve">    p.add_argument("--port", type=int, default=int(os.getenv("RABBIT_PORT", "5672")))</w:t>
-      </w:r>
-      <w:r>
-        <w:rPr>
-          <w:rFonts w:ascii="Times New Roman" w:hAnsi="Times New Roman" w:cs="Times New Roman"/>
-          <w:color w:val="000000" w:themeColor="text1"/>
-          <w:sz w:val="26"/>
-          <w:szCs w:val="26"/>
-        </w:rPr>
-        <w:br/>
-      </w:r>
-      <w:r>
-        <w:rPr>
-          <w:rStyle w:val="z"/>
-          <w:rFonts w:ascii="Times New Roman" w:eastAsiaTheme="majorEastAsia" w:hAnsi="Times New Roman" w:cs="Times New Roman"/>
-          <w:color w:val="000000" w:themeColor="text1"/>
-          <w:sz w:val="26"/>
-          <w:szCs w:val="26"/>
-        </w:rPr>
-        <w:t xml:space="preserve">    p.add_argument("--user", default=os.getenv("RABBIT_USER", "admin"))</w:t>
-      </w:r>
-      <w:r>
-        <w:rPr>
-          <w:rFonts w:ascii="Times New Roman" w:hAnsi="Times New Roman" w:cs="Times New Roman"/>
-          <w:color w:val="000000" w:themeColor="text1"/>
-          <w:sz w:val="26"/>
-          <w:szCs w:val="26"/>
-        </w:rPr>
-        <w:br/>
-      </w:r>
-      <w:r>
-        <w:rPr>
-          <w:rStyle w:val="z"/>
-          <w:rFonts w:ascii="Times New Roman" w:eastAsiaTheme="majorEastAsia" w:hAnsi="Times New Roman" w:cs="Times New Roman"/>
-          <w:color w:val="000000" w:themeColor="text1"/>
-          <w:sz w:val="26"/>
-          <w:szCs w:val="26"/>
-        </w:rPr>
-        <w:t xml:space="preserve">    p.add_argument("--password", default=os.getenv("RABBIT_PASS", "admin123"))</w:t>
-      </w:r>
-      <w:r>
-        <w:rPr>
-          <w:rFonts w:ascii="Times New Roman" w:hAnsi="Times New Roman" w:cs="Times New Roman"/>
-          <w:color w:val="000000" w:themeColor="text1"/>
-          <w:sz w:val="26"/>
-          <w:szCs w:val="26"/>
-        </w:rPr>
-        <w:br/>
-      </w:r>
-      <w:r>
-        <w:rPr>
-          <w:rStyle w:val="z"/>
-          <w:rFonts w:ascii="Times New Roman" w:eastAsiaTheme="majorEastAsia" w:hAnsi="Times New Roman" w:cs="Times New Roman"/>
-          <w:color w:val="000000" w:themeColor="text1"/>
-          <w:sz w:val="26"/>
-          <w:szCs w:val="26"/>
-        </w:rPr>
-        <w:t xml:space="preserve">    p.add_argument("--queue", default=os.getenv("QUEUE_NAME", "orders_queue"))</w:t>
-      </w:r>
-      <w:r>
-        <w:rPr>
-          <w:rFonts w:ascii="Times New Roman" w:hAnsi="Times New Roman" w:cs="Times New Roman"/>
-          <w:color w:val="000000" w:themeColor="text1"/>
-          <w:sz w:val="26"/>
-          <w:szCs w:val="26"/>
-        </w:rPr>
-        <w:br/>
-      </w:r>
-      <w:r>
-        <w:rPr>
-          <w:rFonts w:ascii="Times New Roman" w:hAnsi="Times New Roman" w:cs="Times New Roman"/>
-          <w:color w:val="000000" w:themeColor="text1"/>
-          <w:sz w:val="26"/>
-          <w:szCs w:val="26"/>
-        </w:rPr>
-        <w:br/>
-      </w:r>
-      <w:r>
-        <w:rPr>
-          <w:rStyle w:val="z"/>
-          <w:rFonts w:ascii="Times New Roman" w:eastAsiaTheme="majorEastAsia" w:hAnsi="Times New Roman" w:cs="Times New Roman"/>
-          <w:color w:val="000000" w:themeColor="text1"/>
-          <w:sz w:val="26"/>
-          <w:szCs w:val="26"/>
-        </w:rPr>
-        <w:t xml:space="preserve">    p.add_argument("--worker-id", default=os.getenv("WORKER_ID", "1"))</w:t>
-      </w:r>
-      <w:r>
-        <w:rPr>
-          <w:rFonts w:ascii="Times New Roman" w:hAnsi="Times New Roman" w:cs="Times New Roman"/>
-          <w:color w:val="000000" w:themeColor="text1"/>
-          <w:sz w:val="26"/>
-          <w:szCs w:val="26"/>
-        </w:rPr>
-        <w:br/>
-      </w:r>
-      <w:r>
-        <w:rPr>
-          <w:rStyle w:val="z"/>
-          <w:rFonts w:ascii="Times New Roman" w:eastAsiaTheme="majorEastAsia" w:hAnsi="Times New Roman" w:cs="Times New Roman"/>
-          <w:color w:val="000000" w:themeColor="text1"/>
-          <w:sz w:val="26"/>
-          <w:szCs w:val="26"/>
-        </w:rPr>
-        <w:t xml:space="preserve">    p.add_argument("--sleep-ms", type=int, default=int(os.getenv("SLEEP_MS", "20")))</w:t>
-      </w:r>
-      <w:r>
-        <w:rPr>
-          <w:rFonts w:ascii="Times New Roman" w:hAnsi="Times New Roman" w:cs="Times New Roman"/>
-          <w:color w:val="000000" w:themeColor="text1"/>
-          <w:sz w:val="26"/>
-          <w:szCs w:val="26"/>
-        </w:rPr>
-        <w:br/>
-      </w:r>
-      <w:r>
-        <w:rPr>
-          <w:rStyle w:val="z"/>
-          <w:rFonts w:ascii="Times New Roman" w:eastAsiaTheme="majorEastAsia" w:hAnsi="Times New Roman" w:cs="Times New Roman"/>
-          <w:color w:val="000000" w:themeColor="text1"/>
-          <w:sz w:val="26"/>
-          <w:szCs w:val="26"/>
-        </w:rPr>
-        <w:t xml:space="preserve">    p.add_argument("--prefetch", type=int, default=1)</w:t>
-      </w:r>
-      <w:r>
-        <w:rPr>
-          <w:rFonts w:ascii="Times New Roman" w:hAnsi="Times New Roman" w:cs="Times New Roman"/>
-          <w:color w:val="000000" w:themeColor="text1"/>
-          <w:sz w:val="26"/>
-          <w:szCs w:val="26"/>
-        </w:rPr>
-        <w:br/>
-      </w:r>
-      <w:r>
-        <w:rPr>
-          <w:rStyle w:val="z"/>
-          <w:rFonts w:ascii="Times New Roman" w:eastAsiaTheme="majorEastAsia" w:hAnsi="Times New Roman" w:cs="Times New Roman"/>
-          <w:color w:val="000000" w:themeColor="text1"/>
-          <w:sz w:val="26"/>
-          <w:szCs w:val="26"/>
-        </w:rPr>
-        <w:t xml:space="preserve">    p.add_argument("--log", default="", help="log file path (optional)")</w:t>
-      </w:r>
-      <w:r>
-        <w:rPr>
-          <w:rFonts w:ascii="Times New Roman" w:hAnsi="Times New Roman" w:cs="Times New Roman"/>
-          <w:color w:val="000000" w:themeColor="text1"/>
-          <w:sz w:val="26"/>
-          <w:szCs w:val="26"/>
-        </w:rPr>
-        <w:br/>
-      </w:r>
-      <w:r>
-        <w:rPr>
-          <w:rStyle w:val="z"/>
-          <w:rFonts w:ascii="Times New Roman" w:eastAsiaTheme="majorEastAsia" w:hAnsi="Times New Roman" w:cs="Times New Roman"/>
-          <w:color w:val="000000" w:themeColor="text1"/>
-          <w:sz w:val="26"/>
-          <w:szCs w:val="26"/>
-        </w:rPr>
-        <w:t xml:space="preserve">    return p.parse_args()</w:t>
-      </w:r>
-      <w:r>
-        <w:rPr>
-          <w:rFonts w:ascii="Times New Roman" w:hAnsi="Times New Roman" w:cs="Times New Roman"/>
-          <w:color w:val="000000" w:themeColor="text1"/>
-          <w:sz w:val="26"/>
-          <w:szCs w:val="26"/>
-        </w:rPr>
-        <w:br/>
-      </w:r>
-      <w:r>
-        <w:rPr>
-          <w:rFonts w:ascii="Times New Roman" w:hAnsi="Times New Roman" w:cs="Times New Roman"/>
-          <w:color w:val="000000" w:themeColor="text1"/>
-          <w:sz w:val="26"/>
-          <w:szCs w:val="26"/>
-        </w:rPr>
-        <w:br/>
-      </w:r>
-      <w:r>
-        <w:rPr>
-          <w:rStyle w:val="z"/>
-          <w:rFonts w:ascii="Times New Roman" w:eastAsiaTheme="majorEastAsia" w:hAnsi="Times New Roman" w:cs="Times New Roman"/>
-          <w:color w:val="000000" w:themeColor="text1"/>
-          <w:sz w:val="26"/>
-          <w:szCs w:val="26"/>
-        </w:rPr>
-        <w:t>def log_line(fp, s: str):</w:t>
-      </w:r>
-      <w:r>
-        <w:rPr>
-          <w:rFonts w:ascii="Times New Roman" w:hAnsi="Times New Roman" w:cs="Times New Roman"/>
-          <w:color w:val="000000" w:themeColor="text1"/>
-          <w:sz w:val="26"/>
-          <w:szCs w:val="26"/>
-        </w:rPr>
-        <w:br/>
-      </w:r>
-      <w:r>
-        <w:rPr>
-          <w:rStyle w:val="z"/>
-          <w:rFonts w:ascii="Times New Roman" w:eastAsiaTheme="majorEastAsia" w:hAnsi="Times New Roman" w:cs="Times New Roman"/>
-          <w:color w:val="000000" w:themeColor="text1"/>
-          <w:sz w:val="26"/>
-          <w:szCs w:val="26"/>
-        </w:rPr>
-        <w:t xml:space="preserve">    fp.write(s + "\n")</w:t>
-      </w:r>
-      <w:r>
-        <w:rPr>
-          <w:rFonts w:ascii="Times New Roman" w:hAnsi="Times New Roman" w:cs="Times New Roman"/>
-          <w:color w:val="000000" w:themeColor="text1"/>
-          <w:sz w:val="26"/>
-          <w:szCs w:val="26"/>
-        </w:rPr>
-        <w:br/>
-      </w:r>
-      <w:r>
-        <w:rPr>
-          <w:rStyle w:val="z"/>
-          <w:rFonts w:ascii="Times New Roman" w:eastAsiaTheme="majorEastAsia" w:hAnsi="Times New Roman" w:cs="Times New Roman"/>
-          <w:color w:val="000000" w:themeColor="text1"/>
-          <w:sz w:val="26"/>
-          <w:szCs w:val="26"/>
-        </w:rPr>
-        <w:lastRenderedPageBreak/>
-        <w:t xml:space="preserve">    fp.flush()</w:t>
-      </w:r>
-      <w:r>
-        <w:rPr>
-          <w:rFonts w:ascii="Times New Roman" w:hAnsi="Times New Roman" w:cs="Times New Roman"/>
-          <w:color w:val="000000" w:themeColor="text1"/>
-          <w:sz w:val="26"/>
-          <w:szCs w:val="26"/>
-        </w:rPr>
-        <w:br/>
-      </w:r>
-      <w:r>
-        <w:rPr>
-          <w:rFonts w:ascii="Times New Roman" w:hAnsi="Times New Roman" w:cs="Times New Roman"/>
-          <w:color w:val="000000" w:themeColor="text1"/>
-          <w:sz w:val="26"/>
-          <w:szCs w:val="26"/>
-        </w:rPr>
-        <w:br/>
-      </w:r>
-      <w:r>
-        <w:rPr>
-          <w:rStyle w:val="z"/>
-          <w:rFonts w:ascii="Times New Roman" w:eastAsiaTheme="majorEastAsia" w:hAnsi="Times New Roman" w:cs="Times New Roman"/>
-          <w:color w:val="000000" w:themeColor="text1"/>
-          <w:sz w:val="26"/>
-          <w:szCs w:val="26"/>
-        </w:rPr>
-        <w:t>def main():</w:t>
-      </w:r>
-      <w:r>
-        <w:rPr>
-          <w:rFonts w:ascii="Times New Roman" w:hAnsi="Times New Roman" w:cs="Times New Roman"/>
-          <w:color w:val="000000" w:themeColor="text1"/>
-          <w:sz w:val="26"/>
-          <w:szCs w:val="26"/>
-        </w:rPr>
-        <w:br/>
-      </w:r>
-      <w:r>
-        <w:rPr>
-          <w:rStyle w:val="z"/>
-          <w:rFonts w:ascii="Times New Roman" w:eastAsiaTheme="majorEastAsia" w:hAnsi="Times New Roman" w:cs="Times New Roman"/>
-          <w:color w:val="000000" w:themeColor="text1"/>
-          <w:sz w:val="26"/>
-          <w:szCs w:val="26"/>
-        </w:rPr>
-        <w:t xml:space="preserve">    args = parse_args()</w:t>
-      </w:r>
-      <w:r>
-        <w:rPr>
-          <w:rFonts w:ascii="Times New Roman" w:hAnsi="Times New Roman" w:cs="Times New Roman"/>
-          <w:color w:val="000000" w:themeColor="text1"/>
-          <w:sz w:val="26"/>
-          <w:szCs w:val="26"/>
-        </w:rPr>
-        <w:br/>
-      </w:r>
-      <w:r>
-        <w:rPr>
-          <w:rStyle w:val="z"/>
-          <w:rFonts w:ascii="Times New Roman" w:eastAsiaTheme="majorEastAsia" w:hAnsi="Times New Roman" w:cs="Times New Roman"/>
-          <w:color w:val="000000" w:themeColor="text1"/>
-          <w:sz w:val="26"/>
-          <w:szCs w:val="26"/>
-        </w:rPr>
-        <w:t xml:space="preserve">    out = open(args.log, "a", buffering=1) if args.log else sys.stdout</w:t>
-      </w:r>
-      <w:r>
-        <w:rPr>
-          <w:rFonts w:ascii="Times New Roman" w:hAnsi="Times New Roman" w:cs="Times New Roman"/>
-          <w:color w:val="000000" w:themeColor="text1"/>
-          <w:sz w:val="26"/>
-          <w:szCs w:val="26"/>
-        </w:rPr>
-        <w:br/>
-      </w:r>
-      <w:r>
-        <w:rPr>
-          <w:rFonts w:ascii="Times New Roman" w:hAnsi="Times New Roman" w:cs="Times New Roman"/>
-          <w:color w:val="000000" w:themeColor="text1"/>
-          <w:sz w:val="26"/>
-          <w:szCs w:val="26"/>
-        </w:rPr>
-        <w:br/>
-      </w:r>
-      <w:r>
-        <w:rPr>
-          <w:rStyle w:val="z"/>
-          <w:rFonts w:ascii="Times New Roman" w:eastAsiaTheme="majorEastAsia" w:hAnsi="Times New Roman" w:cs="Times New Roman"/>
-          <w:color w:val="000000" w:themeColor="text1"/>
-          <w:sz w:val="26"/>
-          <w:szCs w:val="26"/>
-        </w:rPr>
-        <w:t xml:space="preserve">    creds = pika.PlainCredentials(args.user, args.password)</w:t>
-      </w:r>
-      <w:r>
-        <w:rPr>
-          <w:rFonts w:ascii="Times New Roman" w:hAnsi="Times New Roman" w:cs="Times New Roman"/>
-          <w:color w:val="000000" w:themeColor="text1"/>
-          <w:sz w:val="26"/>
-          <w:szCs w:val="26"/>
-        </w:rPr>
-        <w:br/>
-      </w:r>
-      <w:r>
-        <w:rPr>
-          <w:rStyle w:val="z"/>
-          <w:rFonts w:ascii="Times New Roman" w:eastAsiaTheme="majorEastAsia" w:hAnsi="Times New Roman" w:cs="Times New Roman"/>
-          <w:color w:val="000000" w:themeColor="text1"/>
-          <w:sz w:val="26"/>
-          <w:szCs w:val="26"/>
-        </w:rPr>
-        <w:t xml:space="preserve">    params = pika.ConnectionParameters(</w:t>
-      </w:r>
-      <w:r>
-        <w:rPr>
-          <w:rFonts w:ascii="Times New Roman" w:hAnsi="Times New Roman" w:cs="Times New Roman"/>
-          <w:color w:val="000000" w:themeColor="text1"/>
-          <w:sz w:val="26"/>
-          <w:szCs w:val="26"/>
-        </w:rPr>
-        <w:br/>
-      </w:r>
-      <w:r>
-        <w:rPr>
-          <w:rStyle w:val="z"/>
-          <w:rFonts w:ascii="Times New Roman" w:eastAsiaTheme="majorEastAsia" w:hAnsi="Times New Roman" w:cs="Times New Roman"/>
-          <w:color w:val="000000" w:themeColor="text1"/>
-          <w:sz w:val="26"/>
-          <w:szCs w:val="26"/>
-        </w:rPr>
-        <w:t xml:space="preserve">        host=args.host, port=args.port, credentials=creds,</w:t>
-      </w:r>
-      <w:r>
-        <w:rPr>
-          <w:rFonts w:ascii="Times New Roman" w:hAnsi="Times New Roman" w:cs="Times New Roman"/>
-          <w:color w:val="000000" w:themeColor="text1"/>
-          <w:sz w:val="26"/>
-          <w:szCs w:val="26"/>
-        </w:rPr>
-        <w:br/>
-      </w:r>
-      <w:r>
-        <w:rPr>
-          <w:rStyle w:val="z"/>
-          <w:rFonts w:ascii="Times New Roman" w:eastAsiaTheme="majorEastAsia" w:hAnsi="Times New Roman" w:cs="Times New Roman"/>
-          <w:color w:val="000000" w:themeColor="text1"/>
-          <w:sz w:val="26"/>
-          <w:szCs w:val="26"/>
-        </w:rPr>
-        <w:t xml:space="preserve">        heartbeat=30, blocked_connection_timeout=60</w:t>
-      </w:r>
-      <w:r>
-        <w:rPr>
-          <w:rFonts w:ascii="Times New Roman" w:hAnsi="Times New Roman" w:cs="Times New Roman"/>
-          <w:color w:val="000000" w:themeColor="text1"/>
-          <w:sz w:val="26"/>
-          <w:szCs w:val="26"/>
-        </w:rPr>
-        <w:br/>
-      </w:r>
-      <w:r>
-        <w:rPr>
-          <w:rStyle w:val="z"/>
-          <w:rFonts w:ascii="Times New Roman" w:eastAsiaTheme="majorEastAsia" w:hAnsi="Times New Roman" w:cs="Times New Roman"/>
-          <w:color w:val="000000" w:themeColor="text1"/>
-          <w:sz w:val="26"/>
-          <w:szCs w:val="26"/>
-        </w:rPr>
-        <w:t xml:space="preserve">    )</w:t>
-      </w:r>
-      <w:r>
-        <w:rPr>
-          <w:rFonts w:ascii="Times New Roman" w:hAnsi="Times New Roman" w:cs="Times New Roman"/>
-          <w:color w:val="000000" w:themeColor="text1"/>
-          <w:sz w:val="26"/>
-          <w:szCs w:val="26"/>
-        </w:rPr>
-        <w:br/>
-      </w:r>
-      <w:r>
-        <w:rPr>
-          <w:rStyle w:val="z"/>
-          <w:rFonts w:ascii="Times New Roman" w:eastAsiaTheme="majorEastAsia" w:hAnsi="Times New Roman" w:cs="Times New Roman"/>
-          <w:color w:val="000000" w:themeColor="text1"/>
-          <w:sz w:val="26"/>
-          <w:szCs w:val="26"/>
-        </w:rPr>
-        <w:t xml:space="preserve">    conn = pika.BlockingConnection(params)</w:t>
-      </w:r>
-      <w:r>
-        <w:rPr>
-          <w:rFonts w:ascii="Times New Roman" w:hAnsi="Times New Roman" w:cs="Times New Roman"/>
-          <w:color w:val="000000" w:themeColor="text1"/>
-          <w:sz w:val="26"/>
-          <w:szCs w:val="26"/>
-        </w:rPr>
-        <w:br/>
-      </w:r>
-      <w:r>
-        <w:rPr>
-          <w:rStyle w:val="z"/>
-          <w:rFonts w:ascii="Times New Roman" w:eastAsiaTheme="majorEastAsia" w:hAnsi="Times New Roman" w:cs="Times New Roman"/>
-          <w:color w:val="000000" w:themeColor="text1"/>
-          <w:sz w:val="26"/>
-          <w:szCs w:val="26"/>
-        </w:rPr>
-        <w:t xml:space="preserve">    ch = conn.channel()</w:t>
-      </w:r>
-      <w:r>
-        <w:rPr>
-          <w:rFonts w:ascii="Times New Roman" w:hAnsi="Times New Roman" w:cs="Times New Roman"/>
-          <w:color w:val="000000" w:themeColor="text1"/>
-          <w:sz w:val="26"/>
-          <w:szCs w:val="26"/>
-        </w:rPr>
-        <w:br/>
-      </w:r>
-      <w:r>
-        <w:rPr>
-          <w:rFonts w:ascii="Times New Roman" w:hAnsi="Times New Roman" w:cs="Times New Roman"/>
-          <w:color w:val="000000" w:themeColor="text1"/>
-          <w:sz w:val="26"/>
-          <w:szCs w:val="26"/>
-        </w:rPr>
-        <w:br/>
-      </w:r>
-      <w:r>
-        <w:rPr>
-          <w:rStyle w:val="z"/>
-          <w:rFonts w:ascii="Times New Roman" w:eastAsiaTheme="majorEastAsia" w:hAnsi="Times New Roman" w:cs="Times New Roman"/>
-          <w:color w:val="000000" w:themeColor="text1"/>
-          <w:sz w:val="26"/>
-          <w:szCs w:val="26"/>
-        </w:rPr>
-        <w:t xml:space="preserve">    ch.queue_declare(queue=args.queue, durable=True)</w:t>
-      </w:r>
-      <w:r>
-        <w:rPr>
-          <w:rFonts w:ascii="Times New Roman" w:hAnsi="Times New Roman" w:cs="Times New Roman"/>
-          <w:color w:val="000000" w:themeColor="text1"/>
-          <w:sz w:val="26"/>
-          <w:szCs w:val="26"/>
-        </w:rPr>
-        <w:br/>
-      </w:r>
-      <w:r>
-        <w:rPr>
-          <w:rStyle w:val="z"/>
-          <w:rFonts w:ascii="Times New Roman" w:eastAsiaTheme="majorEastAsia" w:hAnsi="Times New Roman" w:cs="Times New Roman"/>
-          <w:color w:val="000000" w:themeColor="text1"/>
-          <w:sz w:val="26"/>
-          <w:szCs w:val="26"/>
-        </w:rPr>
-        <w:t xml:space="preserve">    ch.basic_qos(prefetch_count=args.prefetch)</w:t>
-      </w:r>
-      <w:r>
-        <w:rPr>
-          <w:rFonts w:ascii="Times New Roman" w:hAnsi="Times New Roman" w:cs="Times New Roman"/>
-          <w:color w:val="000000" w:themeColor="text1"/>
-          <w:sz w:val="26"/>
-          <w:szCs w:val="26"/>
-        </w:rPr>
-        <w:br/>
-      </w:r>
-      <w:r>
-        <w:rPr>
-          <w:rFonts w:ascii="Times New Roman" w:hAnsi="Times New Roman" w:cs="Times New Roman"/>
-          <w:color w:val="000000" w:themeColor="text1"/>
-          <w:sz w:val="26"/>
-          <w:szCs w:val="26"/>
-        </w:rPr>
-        <w:br/>
-      </w:r>
-      <w:r>
-        <w:rPr>
-          <w:rStyle w:val="z"/>
-          <w:rFonts w:ascii="Times New Roman" w:eastAsiaTheme="majorEastAsia" w:hAnsi="Times New Roman" w:cs="Times New Roman"/>
-          <w:color w:val="000000" w:themeColor="text1"/>
-          <w:sz w:val="26"/>
-          <w:szCs w:val="26"/>
-        </w:rPr>
-        <w:t xml:space="preserve">    sleep_s = args.sleep_ms / 1000.0</w:t>
-      </w:r>
-      <w:r>
-        <w:rPr>
-          <w:rFonts w:ascii="Times New Roman" w:hAnsi="Times New Roman" w:cs="Times New Roman"/>
-          <w:color w:val="000000" w:themeColor="text1"/>
-          <w:sz w:val="26"/>
-          <w:szCs w:val="26"/>
-        </w:rPr>
-        <w:br/>
-      </w:r>
-      <w:r>
-        <w:rPr>
-          <w:rStyle w:val="z"/>
-          <w:rFonts w:ascii="Times New Roman" w:eastAsiaTheme="majorEastAsia" w:hAnsi="Times New Roman" w:cs="Times New Roman"/>
-          <w:color w:val="000000" w:themeColor="text1"/>
-          <w:sz w:val="26"/>
-          <w:szCs w:val="26"/>
-        </w:rPr>
-        <w:t xml:space="preserve">    log_line(out, f"[worker {args.worker_id}] started queue={args.queue} prefetch={args.prefetch} sleep_ms={args.sleep_ms}")</w:t>
-      </w:r>
-      <w:r>
-        <w:rPr>
-          <w:rFonts w:ascii="Times New Roman" w:hAnsi="Times New Roman" w:cs="Times New Roman"/>
-          <w:color w:val="000000" w:themeColor="text1"/>
-          <w:sz w:val="26"/>
-          <w:szCs w:val="26"/>
-        </w:rPr>
-        <w:br/>
-      </w:r>
-      <w:r>
-        <w:rPr>
-          <w:rFonts w:ascii="Times New Roman" w:hAnsi="Times New Roman" w:cs="Times New Roman"/>
-          <w:color w:val="000000" w:themeColor="text1"/>
-          <w:sz w:val="26"/>
-          <w:szCs w:val="26"/>
-        </w:rPr>
-        <w:br/>
-      </w:r>
-      <w:r>
-        <w:rPr>
-          <w:rStyle w:val="z"/>
-          <w:rFonts w:ascii="Times New Roman" w:eastAsiaTheme="majorEastAsia" w:hAnsi="Times New Roman" w:cs="Times New Roman"/>
-          <w:color w:val="000000" w:themeColor="text1"/>
-          <w:sz w:val="26"/>
-          <w:szCs w:val="26"/>
-        </w:rPr>
-        <w:t xml:space="preserve">    def on_message(channel, method, properties, body: bytes):</w:t>
-      </w:r>
-      <w:r>
-        <w:rPr>
-          <w:rFonts w:ascii="Times New Roman" w:hAnsi="Times New Roman" w:cs="Times New Roman"/>
-          <w:color w:val="000000" w:themeColor="text1"/>
-          <w:sz w:val="26"/>
-          <w:szCs w:val="26"/>
-        </w:rPr>
-        <w:br/>
-      </w:r>
-      <w:r>
-        <w:rPr>
-          <w:rStyle w:val="z"/>
-          <w:rFonts w:ascii="Times New Roman" w:eastAsiaTheme="majorEastAsia" w:hAnsi="Times New Roman" w:cs="Times New Roman"/>
-          <w:color w:val="000000" w:themeColor="text1"/>
-          <w:sz w:val="26"/>
-          <w:szCs w:val="26"/>
-        </w:rPr>
-        <w:t xml:space="preserve">        recv_ts = time.time()</w:t>
-      </w:r>
-      <w:r>
-        <w:rPr>
-          <w:rFonts w:ascii="Times New Roman" w:hAnsi="Times New Roman" w:cs="Times New Roman"/>
-          <w:color w:val="000000" w:themeColor="text1"/>
-          <w:sz w:val="26"/>
-          <w:szCs w:val="26"/>
-        </w:rPr>
-        <w:br/>
-      </w:r>
-      <w:r>
-        <w:rPr>
-          <w:rStyle w:val="z"/>
-          <w:rFonts w:ascii="Times New Roman" w:eastAsiaTheme="majorEastAsia" w:hAnsi="Times New Roman" w:cs="Times New Roman"/>
-          <w:color w:val="000000" w:themeColor="text1"/>
-          <w:sz w:val="26"/>
-          <w:szCs w:val="26"/>
-        </w:rPr>
-        <w:t xml:space="preserve">        start = time.perf_counter()</w:t>
-      </w:r>
-      <w:r>
-        <w:rPr>
-          <w:rFonts w:ascii="Times New Roman" w:hAnsi="Times New Roman" w:cs="Times New Roman"/>
-          <w:color w:val="000000" w:themeColor="text1"/>
-          <w:sz w:val="26"/>
-          <w:szCs w:val="26"/>
-        </w:rPr>
-        <w:br/>
-      </w:r>
-      <w:r>
-        <w:rPr>
-          <w:rStyle w:val="z"/>
-          <w:rFonts w:ascii="Times New Roman" w:eastAsiaTheme="majorEastAsia" w:hAnsi="Times New Roman" w:cs="Times New Roman"/>
-          <w:color w:val="000000" w:themeColor="text1"/>
-          <w:sz w:val="26"/>
-          <w:szCs w:val="26"/>
-        </w:rPr>
-        <w:t xml:space="preserve">        try:</w:t>
-      </w:r>
-      <w:r>
-        <w:rPr>
-          <w:rFonts w:ascii="Times New Roman" w:hAnsi="Times New Roman" w:cs="Times New Roman"/>
-          <w:color w:val="000000" w:themeColor="text1"/>
-          <w:sz w:val="26"/>
-          <w:szCs w:val="26"/>
-        </w:rPr>
-        <w:br/>
-      </w:r>
-      <w:r>
-        <w:rPr>
-          <w:rStyle w:val="z"/>
-          <w:rFonts w:ascii="Times New Roman" w:eastAsiaTheme="majorEastAsia" w:hAnsi="Times New Roman" w:cs="Times New Roman"/>
-          <w:color w:val="000000" w:themeColor="text1"/>
-          <w:sz w:val="26"/>
-          <w:szCs w:val="26"/>
-        </w:rPr>
-        <w:t xml:space="preserve">            msg = json.loads(body.decode("utf-8"))</w:t>
-      </w:r>
-      <w:r>
-        <w:rPr>
-          <w:rFonts w:ascii="Times New Roman" w:hAnsi="Times New Roman" w:cs="Times New Roman"/>
-          <w:color w:val="000000" w:themeColor="text1"/>
-          <w:sz w:val="26"/>
-          <w:szCs w:val="26"/>
-        </w:rPr>
-        <w:br/>
-      </w:r>
-      <w:r>
-        <w:rPr>
-          <w:rStyle w:val="z"/>
-          <w:rFonts w:ascii="Times New Roman" w:eastAsiaTheme="majorEastAsia" w:hAnsi="Times New Roman" w:cs="Times New Roman"/>
-          <w:color w:val="000000" w:themeColor="text1"/>
-          <w:sz w:val="26"/>
-          <w:szCs w:val="26"/>
-        </w:rPr>
-        <w:t xml:space="preserve">            run_id = msg.get("run_id", "")</w:t>
-      </w:r>
-      <w:r>
-        <w:rPr>
-          <w:rFonts w:ascii="Times New Roman" w:hAnsi="Times New Roman" w:cs="Times New Roman"/>
-          <w:color w:val="000000" w:themeColor="text1"/>
-          <w:sz w:val="26"/>
-          <w:szCs w:val="26"/>
-        </w:rPr>
-        <w:br/>
-      </w:r>
-      <w:r>
-        <w:rPr>
-          <w:rStyle w:val="z"/>
-          <w:rFonts w:ascii="Times New Roman" w:eastAsiaTheme="majorEastAsia" w:hAnsi="Times New Roman" w:cs="Times New Roman"/>
-          <w:color w:val="000000" w:themeColor="text1"/>
-          <w:sz w:val="26"/>
-          <w:szCs w:val="26"/>
-        </w:rPr>
-        <w:t xml:space="preserve">            seq = msg.get("seq", -1)</w:t>
-      </w:r>
-      <w:r>
-        <w:rPr>
-          <w:rFonts w:ascii="Times New Roman" w:hAnsi="Times New Roman" w:cs="Times New Roman"/>
-          <w:color w:val="000000" w:themeColor="text1"/>
-          <w:sz w:val="26"/>
-          <w:szCs w:val="26"/>
-        </w:rPr>
-        <w:br/>
-      </w:r>
-      <w:r>
-        <w:rPr>
-          <w:rStyle w:val="z"/>
-          <w:rFonts w:ascii="Times New Roman" w:eastAsiaTheme="majorEastAsia" w:hAnsi="Times New Roman" w:cs="Times New Roman"/>
-          <w:color w:val="000000" w:themeColor="text1"/>
-          <w:sz w:val="26"/>
-          <w:szCs w:val="26"/>
-        </w:rPr>
-        <w:t xml:space="preserve">            sent_ts = float(msg.get("sent_ts", 0.0)) if msg.get("sent_ts") else 0.0</w:t>
-      </w:r>
-      <w:r>
-        <w:rPr>
-          <w:rFonts w:ascii="Times New Roman" w:hAnsi="Times New Roman" w:cs="Times New Roman"/>
-          <w:color w:val="000000" w:themeColor="text1"/>
-          <w:sz w:val="26"/>
-          <w:szCs w:val="26"/>
-        </w:rPr>
-        <w:br/>
-      </w:r>
-      <w:r>
-        <w:rPr>
-          <w:rStyle w:val="z"/>
-          <w:rFonts w:ascii="Times New Roman" w:eastAsiaTheme="majorEastAsia" w:hAnsi="Times New Roman" w:cs="Times New Roman"/>
-          <w:color w:val="000000" w:themeColor="text1"/>
-          <w:sz w:val="26"/>
-          <w:szCs w:val="26"/>
-        </w:rPr>
-        <w:lastRenderedPageBreak/>
-        <w:t xml:space="preserve">            net_latency_ms = (recv_ts - sent_ts) * 1000.0 if sent_ts &gt; 0 else -1.0</w:t>
-      </w:r>
-      <w:r>
-        <w:rPr>
-          <w:rFonts w:ascii="Times New Roman" w:hAnsi="Times New Roman" w:cs="Times New Roman"/>
-          <w:color w:val="000000" w:themeColor="text1"/>
-          <w:sz w:val="26"/>
-          <w:szCs w:val="26"/>
-        </w:rPr>
-        <w:br/>
-      </w:r>
-      <w:r>
-        <w:rPr>
-          <w:rFonts w:ascii="Times New Roman" w:hAnsi="Times New Roman" w:cs="Times New Roman"/>
-          <w:color w:val="000000" w:themeColor="text1"/>
-          <w:sz w:val="26"/>
-          <w:szCs w:val="26"/>
-        </w:rPr>
-        <w:br/>
-      </w:r>
-      <w:r>
-        <w:rPr>
-          <w:rStyle w:val="z"/>
-          <w:rFonts w:ascii="Times New Roman" w:eastAsiaTheme="majorEastAsia" w:hAnsi="Times New Roman" w:cs="Times New Roman"/>
-          <w:color w:val="000000" w:themeColor="text1"/>
-          <w:sz w:val="26"/>
-          <w:szCs w:val="26"/>
-        </w:rPr>
-        <w:t xml:space="preserve">            time.sleep(sleep_s)  # simulate work</w:t>
-      </w:r>
-      <w:r>
-        <w:rPr>
-          <w:rFonts w:ascii="Times New Roman" w:hAnsi="Times New Roman" w:cs="Times New Roman"/>
-          <w:color w:val="000000" w:themeColor="text1"/>
-          <w:sz w:val="26"/>
-          <w:szCs w:val="26"/>
-        </w:rPr>
-        <w:br/>
-      </w:r>
-      <w:r>
-        <w:rPr>
-          <w:rStyle w:val="z"/>
-          <w:rFonts w:ascii="Times New Roman" w:eastAsiaTheme="majorEastAsia" w:hAnsi="Times New Roman" w:cs="Times New Roman"/>
-          <w:color w:val="000000" w:themeColor="text1"/>
-          <w:sz w:val="26"/>
-          <w:szCs w:val="26"/>
-        </w:rPr>
-        <w:t xml:space="preserve">            proc_ms = (time.perf_counter() - start) * 1000.0</w:t>
-      </w:r>
-      <w:r>
-        <w:rPr>
-          <w:rFonts w:ascii="Times New Roman" w:hAnsi="Times New Roman" w:cs="Times New Roman"/>
-          <w:color w:val="000000" w:themeColor="text1"/>
-          <w:sz w:val="26"/>
-          <w:szCs w:val="26"/>
-        </w:rPr>
-        <w:br/>
-      </w:r>
-      <w:r>
-        <w:rPr>
-          <w:rFonts w:ascii="Times New Roman" w:hAnsi="Times New Roman" w:cs="Times New Roman"/>
-          <w:color w:val="000000" w:themeColor="text1"/>
-          <w:sz w:val="26"/>
-          <w:szCs w:val="26"/>
-        </w:rPr>
-        <w:br/>
-      </w:r>
-      <w:r>
-        <w:rPr>
-          <w:rStyle w:val="z"/>
-          <w:rFonts w:ascii="Times New Roman" w:eastAsiaTheme="majorEastAsia" w:hAnsi="Times New Roman" w:cs="Times New Roman"/>
-          <w:color w:val="000000" w:themeColor="text1"/>
-          <w:sz w:val="26"/>
-          <w:szCs w:val="26"/>
-        </w:rPr>
-        <w:t xml:space="preserve">            log_line(out, json.dumps({</w:t>
-      </w:r>
-      <w:r>
-        <w:rPr>
-          <w:rFonts w:ascii="Times New Roman" w:hAnsi="Times New Roman" w:cs="Times New Roman"/>
-          <w:color w:val="000000" w:themeColor="text1"/>
-          <w:sz w:val="26"/>
-          <w:szCs w:val="26"/>
-        </w:rPr>
-        <w:br/>
-      </w:r>
-      <w:r>
-        <w:rPr>
-          <w:rStyle w:val="z"/>
-          <w:rFonts w:ascii="Times New Roman" w:eastAsiaTheme="majorEastAsia" w:hAnsi="Times New Roman" w:cs="Times New Roman"/>
-          <w:color w:val="000000" w:themeColor="text1"/>
-          <w:sz w:val="26"/>
-          <w:szCs w:val="26"/>
-        </w:rPr>
-        <w:t xml:space="preserve">                "worker_id": args.worker_id,</w:t>
-      </w:r>
-      <w:r>
-        <w:rPr>
-          <w:rFonts w:ascii="Times New Roman" w:hAnsi="Times New Roman" w:cs="Times New Roman"/>
-          <w:color w:val="000000" w:themeColor="text1"/>
-          <w:sz w:val="26"/>
-          <w:szCs w:val="26"/>
-        </w:rPr>
-        <w:br/>
-      </w:r>
-      <w:r>
-        <w:rPr>
-          <w:rStyle w:val="z"/>
-          <w:rFonts w:ascii="Times New Roman" w:eastAsiaTheme="majorEastAsia" w:hAnsi="Times New Roman" w:cs="Times New Roman"/>
-          <w:color w:val="000000" w:themeColor="text1"/>
-          <w:sz w:val="26"/>
-          <w:szCs w:val="26"/>
-        </w:rPr>
-        <w:t xml:space="preserve">                "run_id": run_id,</w:t>
-      </w:r>
-      <w:r>
-        <w:rPr>
-          <w:rFonts w:ascii="Times New Roman" w:hAnsi="Times New Roman" w:cs="Times New Roman"/>
-          <w:color w:val="000000" w:themeColor="text1"/>
-          <w:sz w:val="26"/>
-          <w:szCs w:val="26"/>
-        </w:rPr>
-        <w:br/>
-      </w:r>
-      <w:r>
-        <w:rPr>
-          <w:rStyle w:val="z"/>
-          <w:rFonts w:ascii="Times New Roman" w:eastAsiaTheme="majorEastAsia" w:hAnsi="Times New Roman" w:cs="Times New Roman"/>
-          <w:color w:val="000000" w:themeColor="text1"/>
-          <w:sz w:val="26"/>
-          <w:szCs w:val="26"/>
-        </w:rPr>
-        <w:t xml:space="preserve">                "seq": seq,</w:t>
-      </w:r>
-      <w:r>
-        <w:rPr>
-          <w:rFonts w:ascii="Times New Roman" w:hAnsi="Times New Roman" w:cs="Times New Roman"/>
-          <w:color w:val="000000" w:themeColor="text1"/>
-          <w:sz w:val="26"/>
-          <w:szCs w:val="26"/>
-        </w:rPr>
-        <w:br/>
-      </w:r>
-      <w:r>
-        <w:rPr>
-          <w:rStyle w:val="z"/>
-          <w:rFonts w:ascii="Times New Roman" w:eastAsiaTheme="majorEastAsia" w:hAnsi="Times New Roman" w:cs="Times New Roman"/>
-          <w:color w:val="000000" w:themeColor="text1"/>
-          <w:sz w:val="26"/>
-          <w:szCs w:val="26"/>
-        </w:rPr>
-        <w:t xml:space="preserve">                "net_latency_ms": round(net_latency_ms, 3),</w:t>
-      </w:r>
-      <w:r>
-        <w:rPr>
-          <w:rFonts w:ascii="Times New Roman" w:hAnsi="Times New Roman" w:cs="Times New Roman"/>
-          <w:color w:val="000000" w:themeColor="text1"/>
-          <w:sz w:val="26"/>
-          <w:szCs w:val="26"/>
-        </w:rPr>
-        <w:br/>
-      </w:r>
-      <w:r>
-        <w:rPr>
-          <w:rStyle w:val="z"/>
-          <w:rFonts w:ascii="Times New Roman" w:eastAsiaTheme="majorEastAsia" w:hAnsi="Times New Roman" w:cs="Times New Roman"/>
-          <w:color w:val="000000" w:themeColor="text1"/>
-          <w:sz w:val="26"/>
-          <w:szCs w:val="26"/>
-        </w:rPr>
-        <w:t xml:space="preserve">                "proc_ms": round(proc_ms, 3),</w:t>
-      </w:r>
-      <w:r>
-        <w:rPr>
-          <w:rFonts w:ascii="Times New Roman" w:hAnsi="Times New Roman" w:cs="Times New Roman"/>
-          <w:color w:val="000000" w:themeColor="text1"/>
-          <w:sz w:val="26"/>
-          <w:szCs w:val="26"/>
-        </w:rPr>
-        <w:br/>
-      </w:r>
-      <w:r>
-        <w:rPr>
-          <w:rStyle w:val="z"/>
-          <w:rFonts w:ascii="Times New Roman" w:eastAsiaTheme="majorEastAsia" w:hAnsi="Times New Roman" w:cs="Times New Roman"/>
-          <w:color w:val="000000" w:themeColor="text1"/>
-          <w:sz w:val="26"/>
-          <w:szCs w:val="26"/>
-        </w:rPr>
-        <w:t xml:space="preserve">                "acked": True,</w:t>
-      </w:r>
-      <w:r>
-        <w:rPr>
-          <w:rFonts w:ascii="Times New Roman" w:hAnsi="Times New Roman" w:cs="Times New Roman"/>
-          <w:color w:val="000000" w:themeColor="text1"/>
-          <w:sz w:val="26"/>
-          <w:szCs w:val="26"/>
-        </w:rPr>
-        <w:br/>
-      </w:r>
-      <w:r>
-        <w:rPr>
-          <w:rStyle w:val="z"/>
-          <w:rFonts w:ascii="Times New Roman" w:eastAsiaTheme="majorEastAsia" w:hAnsi="Times New Roman" w:cs="Times New Roman"/>
-          <w:color w:val="000000" w:themeColor="text1"/>
-          <w:sz w:val="26"/>
-          <w:szCs w:val="26"/>
-        </w:rPr>
-        <w:t xml:space="preserve">                "ts": recv_ts,</w:t>
-      </w:r>
-      <w:r>
-        <w:rPr>
-          <w:rFonts w:ascii="Times New Roman" w:hAnsi="Times New Roman" w:cs="Times New Roman"/>
-          <w:color w:val="000000" w:themeColor="text1"/>
-          <w:sz w:val="26"/>
-          <w:szCs w:val="26"/>
-        </w:rPr>
-        <w:br/>
-      </w:r>
-      <w:r>
-        <w:rPr>
-          <w:rStyle w:val="z"/>
-          <w:rFonts w:ascii="Times New Roman" w:eastAsiaTheme="majorEastAsia" w:hAnsi="Times New Roman" w:cs="Times New Roman"/>
-          <w:color w:val="000000" w:themeColor="text1"/>
-          <w:sz w:val="26"/>
-          <w:szCs w:val="26"/>
-        </w:rPr>
-        <w:t xml:space="preserve">            }))</w:t>
-      </w:r>
-      <w:r>
-        <w:rPr>
-          <w:rFonts w:ascii="Times New Roman" w:hAnsi="Times New Roman" w:cs="Times New Roman"/>
-          <w:color w:val="000000" w:themeColor="text1"/>
-          <w:sz w:val="26"/>
-          <w:szCs w:val="26"/>
-        </w:rPr>
-        <w:br/>
-      </w:r>
-      <w:r>
-        <w:rPr>
-          <w:rStyle w:val="z"/>
-          <w:rFonts w:ascii="Times New Roman" w:eastAsiaTheme="majorEastAsia" w:hAnsi="Times New Roman" w:cs="Times New Roman"/>
-          <w:color w:val="000000" w:themeColor="text1"/>
-          <w:sz w:val="26"/>
-          <w:szCs w:val="26"/>
-        </w:rPr>
-        <w:t xml:space="preserve">            channel.basic_ack(delivery_tag=method.delivery_tag)</w:t>
-      </w:r>
-      <w:r>
-        <w:rPr>
-          <w:rFonts w:ascii="Times New Roman" w:hAnsi="Times New Roman" w:cs="Times New Roman"/>
-          <w:color w:val="000000" w:themeColor="text1"/>
-          <w:sz w:val="26"/>
-          <w:szCs w:val="26"/>
-        </w:rPr>
-        <w:br/>
-      </w:r>
-      <w:r>
-        <w:rPr>
-          <w:rStyle w:val="z"/>
-          <w:rFonts w:ascii="Times New Roman" w:eastAsiaTheme="majorEastAsia" w:hAnsi="Times New Roman" w:cs="Times New Roman"/>
-          <w:color w:val="000000" w:themeColor="text1"/>
-          <w:sz w:val="26"/>
-          <w:szCs w:val="26"/>
-        </w:rPr>
-        <w:t xml:space="preserve">        except Exception as e:</w:t>
-      </w:r>
-      <w:r>
-        <w:rPr>
-          <w:rFonts w:ascii="Times New Roman" w:hAnsi="Times New Roman" w:cs="Times New Roman"/>
-          <w:color w:val="000000" w:themeColor="text1"/>
-          <w:sz w:val="26"/>
-          <w:szCs w:val="26"/>
-        </w:rPr>
-        <w:br/>
-      </w:r>
-      <w:r>
-        <w:rPr>
-          <w:rStyle w:val="z"/>
-          <w:rFonts w:ascii="Times New Roman" w:eastAsiaTheme="majorEastAsia" w:hAnsi="Times New Roman" w:cs="Times New Roman"/>
-          <w:color w:val="000000" w:themeColor="text1"/>
-          <w:sz w:val="26"/>
-          <w:szCs w:val="26"/>
-        </w:rPr>
-        <w:t xml:space="preserve">            log_line(out, f"[worker {args.worker_id}] ERROR: {e}")</w:t>
-      </w:r>
-      <w:r>
-        <w:rPr>
-          <w:rFonts w:ascii="Times New Roman" w:hAnsi="Times New Roman" w:cs="Times New Roman"/>
-          <w:color w:val="000000" w:themeColor="text1"/>
-          <w:sz w:val="26"/>
-          <w:szCs w:val="26"/>
-        </w:rPr>
-        <w:br/>
-      </w:r>
-      <w:r>
-        <w:rPr>
-          <w:rStyle w:val="z"/>
-          <w:rFonts w:ascii="Times New Roman" w:eastAsiaTheme="majorEastAsia" w:hAnsi="Times New Roman" w:cs="Times New Roman"/>
-          <w:color w:val="000000" w:themeColor="text1"/>
-          <w:sz w:val="26"/>
-          <w:szCs w:val="26"/>
-        </w:rPr>
-        <w:t xml:space="preserve">            channel.basic_nack(delivery_tag=method.delivery_tag, requeue=True)</w:t>
-      </w:r>
-      <w:r>
-        <w:rPr>
-          <w:rFonts w:ascii="Times New Roman" w:hAnsi="Times New Roman" w:cs="Times New Roman"/>
-          <w:color w:val="000000" w:themeColor="text1"/>
-          <w:sz w:val="26"/>
-          <w:szCs w:val="26"/>
-        </w:rPr>
-        <w:br/>
-      </w:r>
-      <w:r>
-        <w:rPr>
-          <w:rFonts w:ascii="Times New Roman" w:hAnsi="Times New Roman" w:cs="Times New Roman"/>
-          <w:color w:val="000000" w:themeColor="text1"/>
-          <w:sz w:val="26"/>
-          <w:szCs w:val="26"/>
-        </w:rPr>
-        <w:br/>
-      </w:r>
-      <w:r>
-        <w:rPr>
-          <w:rStyle w:val="z"/>
-          <w:rFonts w:ascii="Times New Roman" w:eastAsiaTheme="majorEastAsia" w:hAnsi="Times New Roman" w:cs="Times New Roman"/>
-          <w:color w:val="000000" w:themeColor="text1"/>
-          <w:sz w:val="26"/>
-          <w:szCs w:val="26"/>
-        </w:rPr>
-        <w:t xml:space="preserve">    ch.basic_consume(queue=args.queue, on_message_callback=on_message, auto_ack=False)</w:t>
-      </w:r>
-      <w:r>
-        <w:rPr>
-          <w:rFonts w:ascii="Times New Roman" w:hAnsi="Times New Roman" w:cs="Times New Roman"/>
-          <w:color w:val="000000" w:themeColor="text1"/>
-          <w:sz w:val="26"/>
-          <w:szCs w:val="26"/>
-        </w:rPr>
-        <w:br/>
-      </w:r>
-      <w:r>
-        <w:rPr>
-          <w:rStyle w:val="z"/>
-          <w:rFonts w:ascii="Times New Roman" w:eastAsiaTheme="majorEastAsia" w:hAnsi="Times New Roman" w:cs="Times New Roman"/>
-          <w:color w:val="000000" w:themeColor="text1"/>
-          <w:sz w:val="26"/>
-          <w:szCs w:val="26"/>
-        </w:rPr>
-        <w:t xml:space="preserve">    ch.start_consuming()</w:t>
-      </w:r>
-      <w:r>
-        <w:rPr>
-          <w:rFonts w:ascii="Times New Roman" w:hAnsi="Times New Roman" w:cs="Times New Roman"/>
-          <w:color w:val="000000" w:themeColor="text1"/>
-          <w:sz w:val="26"/>
-          <w:szCs w:val="26"/>
-        </w:rPr>
-        <w:br/>
-      </w:r>
-      <w:r>
-        <w:rPr>
-          <w:rFonts w:ascii="Times New Roman" w:hAnsi="Times New Roman" w:cs="Times New Roman"/>
-          <w:color w:val="000000" w:themeColor="text1"/>
-          <w:sz w:val="26"/>
-          <w:szCs w:val="26"/>
-        </w:rPr>
-        <w:br/>
-      </w:r>
-      <w:r>
-        <w:rPr>
-          <w:rStyle w:val="z"/>
-          <w:rFonts w:ascii="Times New Roman" w:eastAsiaTheme="majorEastAsia" w:hAnsi="Times New Roman" w:cs="Times New Roman"/>
-          <w:color w:val="000000" w:themeColor="text1"/>
-          <w:sz w:val="26"/>
-          <w:szCs w:val="26"/>
-        </w:rPr>
-        <w:t>if __name__ == "__main__":</w:t>
-      </w:r>
-      <w:r>
-        <w:rPr>
-          <w:rFonts w:ascii="Times New Roman" w:hAnsi="Times New Roman" w:cs="Times New Roman"/>
-          <w:color w:val="000000" w:themeColor="text1"/>
-          <w:sz w:val="26"/>
-          <w:szCs w:val="26"/>
-        </w:rPr>
-        <w:br/>
-      </w:r>
-      <w:r>
-        <w:rPr>
-          <w:rStyle w:val="z"/>
-          <w:rFonts w:ascii="Times New Roman" w:eastAsiaTheme="majorEastAsia" w:hAnsi="Times New Roman" w:cs="Times New Roman"/>
-          <w:color w:val="000000" w:themeColor="text1"/>
-          <w:sz w:val="26"/>
-          <w:szCs w:val="26"/>
-        </w:rPr>
-        <w:t xml:space="preserve">    main()</w:t>
-      </w:r>
-      <w:r>
-        <w:rPr>
-          <w:rFonts w:ascii="Times New Roman" w:hAnsi="Times New Roman" w:cs="Times New Roman"/>
-          <w:color w:val="000000" w:themeColor="text1"/>
-          <w:sz w:val="26"/>
-          <w:szCs w:val="26"/>
-        </w:rPr>
-        <w:br/>
-      </w:r>
-      <w:r>
-        <w:rPr>
-          <w:rStyle w:val="z"/>
-          <w:rFonts w:ascii="Times New Roman" w:eastAsiaTheme="majorEastAsia" w:hAnsi="Times New Roman" w:cs="Times New Roman"/>
-          <w:color w:val="000000" w:themeColor="text1"/>
-          <w:sz w:val="26"/>
-          <w:szCs w:val="26"/>
-        </w:rPr>
-        <w:t>PY</w:t>
-      </w:r>
-      <w:r>
-        <w:rPr>
-          <w:rFonts w:ascii="Times New Roman" w:hAnsi="Times New Roman" w:cs="Times New Roman"/>
-          <w:color w:val="000000" w:themeColor="text1"/>
-          <w:sz w:val="26"/>
-          <w:szCs w:val="26"/>
-        </w:rPr>
-        <w:br/>
-      </w:r>
-      <w:r>
-        <w:rPr>
-          <w:rFonts w:ascii="Times New Roman" w:hAnsi="Times New Roman" w:cs="Times New Roman"/>
-          <w:color w:val="000000" w:themeColor="text1"/>
-          <w:sz w:val="26"/>
-          <w:szCs w:val="26"/>
-        </w:rPr>
-        <w:br/>
-      </w:r>
-      <w:r>
-        <w:rPr>
-          <w:rStyle w:val="10"/>
-          <w:rFonts w:ascii="Times New Roman" w:hAnsi="Times New Roman" w:cs="Times New Roman"/>
-          <w:color w:val="000000" w:themeColor="text1"/>
-          <w:sz w:val="26"/>
-          <w:szCs w:val="26"/>
-        </w:rPr>
-        <w:t>chmod</w:t>
-      </w:r>
-      <w:r>
-        <w:rPr>
-          <w:rFonts w:ascii="Times New Roman" w:hAnsi="Times New Roman" w:cs="Times New Roman"/>
-          <w:color w:val="000000" w:themeColor="text1"/>
-          <w:sz w:val="26"/>
-          <w:szCs w:val="26"/>
-        </w:rPr>
-        <w:t xml:space="preserve"> </w:t>
-      </w:r>
-      <w:r>
-        <w:rPr>
-          <w:rStyle w:val="v"/>
-          <w:rFonts w:ascii="Times New Roman" w:hAnsi="Times New Roman" w:cs="Times New Roman"/>
-          <w:color w:val="000000" w:themeColor="text1"/>
-          <w:sz w:val="26"/>
-          <w:szCs w:val="26"/>
-        </w:rPr>
-        <w:t>+</w:t>
-      </w:r>
-      <w:r>
-        <w:rPr>
-          <w:rFonts w:ascii="Times New Roman" w:hAnsi="Times New Roman" w:cs="Times New Roman"/>
-          <w:color w:val="000000" w:themeColor="text1"/>
-          <w:sz w:val="26"/>
-          <w:szCs w:val="26"/>
-        </w:rPr>
-        <w:t>x ~/work-queue/worker.py</w:t>
-      </w:r>
-    </w:p>
-    <w:p>
-      <w:pPr>
-        <w:spacing w:after="0" w:line="360" w:lineRule="auto"/>
-        <w:rPr>
-          <w:rFonts w:ascii="Times New Roman" w:hAnsi="Times New Roman" w:cs="Times New Roman"/>
-          <w:color w:val="000000" w:themeColor="text1"/>
-          <w:sz w:val="26"/>
-          <w:szCs w:val="26"/>
-        </w:rPr>
-      </w:pPr>
-      <w:r>
-        <w:rPr>
-          <w:rFonts w:ascii="Times New Roman" w:hAnsi="Times New Roman" w:cs="Times New Roman"/>
-          <w:noProof/>
-          <w:color w:val="000000" w:themeColor="text1"/>
-          <w:sz w:val="26"/>
-          <w:szCs w:val="26"/>
-        </w:rPr>
-        <w:pict w14:anchorId="4C02E821">
-          <v:rect id="_x0000_i1029" alt="" style="width:468pt;height:.05pt;mso-width-percent:0;mso-height-percent:0;mso-width-percent:0;mso-height-percent:0" o:hralign="center" o:hrstd="t" o:hr="t" fillcolor="#a0a0a0" stroked="f"/>
-        </w:pict>
-      </w:r>
-    </w:p>
-    <w:p>
-      <w:pPr>
-        <w:pStyle w:val="Heading1"/>
-        <w:spacing w:before="0" w:after="0" w:line="360" w:lineRule="auto"/>
-        <w:rPr>
-          <w:rFonts w:ascii="Times New Roman" w:hAnsi="Times New Roman" w:cs="Times New Roman"/>
-          <w:color w:val="000000" w:themeColor="text1"/>
-          <w:sz w:val="26"/>
-          <w:szCs w:val="26"/>
-        </w:rPr>
-      </w:pPr>
-      <w:r>
-        <w:rPr>
-          <w:rFonts w:ascii="Times New Roman" w:hAnsi="Times New Roman" w:cs="Times New Roman"/>
-          <w:color w:val="000000" w:themeColor="text1"/>
-          <w:sz w:val="26"/>
-          <w:szCs w:val="26"/>
-        </w:rPr>
-        <w:lastRenderedPageBreak/>
-        <w:t>5) PC (Mac): Setup Producer benchmark</w:t>
-      </w:r>
-    </w:p>
-    <w:p>
-      <w:pPr>
-        <w:pStyle w:val="HTMLPreformatted"/>
-        <w:spacing w:line="360" w:lineRule="auto"/>
-        <w:rPr>
-          <w:rFonts w:ascii="Times New Roman" w:hAnsi="Times New Roman" w:cs="Times New Roman"/>
-          <w:color w:val="000000" w:themeColor="text1"/>
-          <w:sz w:val="26"/>
-          <w:szCs w:val="26"/>
-        </w:rPr>
-      </w:pPr>
-      <w:r>
-        <w:rPr>
-          <w:rStyle w:val="10"/>
-          <w:rFonts w:ascii="Times New Roman" w:hAnsi="Times New Roman" w:cs="Times New Roman"/>
-          <w:color w:val="000000" w:themeColor="text1"/>
-          <w:sz w:val="26"/>
-          <w:szCs w:val="26"/>
-        </w:rPr>
-        <w:t>mkdir</w:t>
-      </w:r>
-      <w:r>
-        <w:rPr>
-          <w:rFonts w:ascii="Times New Roman" w:hAnsi="Times New Roman" w:cs="Times New Roman"/>
-          <w:color w:val="000000" w:themeColor="text1"/>
-          <w:sz w:val="26"/>
-          <w:szCs w:val="26"/>
-        </w:rPr>
-        <w:t xml:space="preserve"> </w:t>
-      </w:r>
-      <w:r>
-        <w:rPr>
-          <w:rStyle w:val="12"/>
-          <w:rFonts w:ascii="Times New Roman" w:hAnsi="Times New Roman" w:cs="Times New Roman"/>
-          <w:color w:val="000000" w:themeColor="text1"/>
-          <w:sz w:val="26"/>
-          <w:szCs w:val="26"/>
-        </w:rPr>
-        <w:t>-p</w:t>
-      </w:r>
-      <w:r>
-        <w:rPr>
-          <w:rFonts w:ascii="Times New Roman" w:hAnsi="Times New Roman" w:cs="Times New Roman"/>
-          <w:color w:val="000000" w:themeColor="text1"/>
-          <w:sz w:val="26"/>
-          <w:szCs w:val="26"/>
-        </w:rPr>
-        <w:t xml:space="preserve"> ~/work-queue &amp;&amp; </w:t>
-      </w:r>
+          <w:lang w:val="vi-VN"/>
+        </w:rPr>
+      </w:pPr>
       <w:r>
         <w:rPr>
           <w:rStyle w:val="10"/>
@@ -3897,16 +2535,6 @@
         </w:rPr>
         <w:t xml:space="preserve"> .venv/bin/activate</w:t>
       </w:r>
-      <w:r>
-        <w:rPr>
-          <w:rFonts w:ascii="Times New Roman" w:hAnsi="Times New Roman" w:cs="Times New Roman"/>
-          <w:color w:val="000000" w:themeColor="text1"/>
-          <w:sz w:val="26"/>
-          <w:szCs w:val="26"/>
-        </w:rPr>
-        <w:br/>
-        <w:t>pip install pika</w:t>
-      </w:r>
     </w:p>
     <w:p>
       <w:pPr>
@@ -3917,6 +2545,7 @@
           <w:color w:val="000000" w:themeColor="text1"/>
           <w:sz w:val="26"/>
           <w:szCs w:val="26"/>
+          <w:lang w:val="vi-VN"/>
         </w:rPr>
       </w:pPr>
       <w:r>
@@ -3936,1768 +2565,49 @@
           <w:sz w:val="26"/>
           <w:szCs w:val="26"/>
         </w:rPr>
-        <w:t>producer_benchmark.py</w:t>
-      </w:r>
-    </w:p>
-    <w:p>
-      <w:pPr>
-        <w:pStyle w:val="HTMLPreformatted"/>
-        <w:spacing w:line="360" w:lineRule="auto"/>
-        <w:rPr>
-          <w:rFonts w:ascii="Times New Roman" w:hAnsi="Times New Roman" w:cs="Times New Roman"/>
-          <w:color w:val="000000" w:themeColor="text1"/>
-          <w:sz w:val="26"/>
-          <w:szCs w:val="26"/>
-        </w:rPr>
-      </w:pPr>
-      <w:r>
-        <w:rPr>
-          <w:rStyle w:val="10"/>
-          <w:rFonts w:ascii="Times New Roman" w:hAnsi="Times New Roman" w:cs="Times New Roman"/>
-          <w:color w:val="000000" w:themeColor="text1"/>
-          <w:sz w:val="26"/>
-          <w:szCs w:val="26"/>
-        </w:rPr>
-        <w:t>cat</w:t>
-      </w:r>
-      <w:r>
-        <w:rPr>
-          <w:rFonts w:ascii="Times New Roman" w:hAnsi="Times New Roman" w:cs="Times New Roman"/>
-          <w:color w:val="000000" w:themeColor="text1"/>
-          <w:sz w:val="26"/>
-          <w:szCs w:val="26"/>
-        </w:rPr>
-        <w:t xml:space="preserve"> &gt; ~/work-queue/producer_benchmark.py </w:t>
-      </w:r>
-      <w:r>
-        <w:rPr>
-          <w:rStyle w:val="z"/>
-          <w:rFonts w:ascii="Times New Roman" w:eastAsiaTheme="majorEastAsia" w:hAnsi="Times New Roman" w:cs="Times New Roman"/>
-          <w:color w:val="000000" w:themeColor="text1"/>
-          <w:sz w:val="26"/>
-          <w:szCs w:val="26"/>
-        </w:rPr>
-        <w:t>&lt;&lt;'PY'</w:t>
-      </w:r>
-      <w:r>
-        <w:rPr>
-          <w:rFonts w:ascii="Times New Roman" w:hAnsi="Times New Roman" w:cs="Times New Roman"/>
-          <w:color w:val="000000" w:themeColor="text1"/>
-          <w:sz w:val="26"/>
-          <w:szCs w:val="26"/>
-        </w:rPr>
-        <w:br/>
-      </w:r>
-      <w:r>
-        <w:rPr>
-          <w:rStyle w:val="z"/>
-          <w:rFonts w:ascii="Times New Roman" w:eastAsiaTheme="majorEastAsia" w:hAnsi="Times New Roman" w:cs="Times New Roman"/>
-          <w:color w:val="000000" w:themeColor="text1"/>
-          <w:sz w:val="26"/>
-          <w:szCs w:val="26"/>
-        </w:rPr>
-        <w:t>#!/usr/bin/env python3</w:t>
-      </w:r>
-      <w:r>
-        <w:rPr>
-          <w:rFonts w:ascii="Times New Roman" w:hAnsi="Times New Roman" w:cs="Times New Roman"/>
-          <w:color w:val="000000" w:themeColor="text1"/>
-          <w:sz w:val="26"/>
-          <w:szCs w:val="26"/>
-        </w:rPr>
-        <w:br/>
-      </w:r>
-      <w:r>
-        <w:rPr>
-          <w:rStyle w:val="z"/>
-          <w:rFonts w:ascii="Times New Roman" w:eastAsiaTheme="majorEastAsia" w:hAnsi="Times New Roman" w:cs="Times New Roman"/>
-          <w:color w:val="000000" w:themeColor="text1"/>
-          <w:sz w:val="26"/>
-          <w:szCs w:val="26"/>
-        </w:rPr>
-        <w:t>import argparse</w:t>
-      </w:r>
-      <w:r>
-        <w:rPr>
-          <w:rFonts w:ascii="Times New Roman" w:hAnsi="Times New Roman" w:cs="Times New Roman"/>
-          <w:color w:val="000000" w:themeColor="text1"/>
-          <w:sz w:val="26"/>
-          <w:szCs w:val="26"/>
-        </w:rPr>
-        <w:br/>
-      </w:r>
-      <w:r>
-        <w:rPr>
-          <w:rStyle w:val="z"/>
-          <w:rFonts w:ascii="Times New Roman" w:eastAsiaTheme="majorEastAsia" w:hAnsi="Times New Roman" w:cs="Times New Roman"/>
-          <w:color w:val="000000" w:themeColor="text1"/>
-          <w:sz w:val="26"/>
-          <w:szCs w:val="26"/>
-        </w:rPr>
-        <w:t>import json</w:t>
-      </w:r>
-      <w:r>
-        <w:rPr>
-          <w:rFonts w:ascii="Times New Roman" w:hAnsi="Times New Roman" w:cs="Times New Roman"/>
-          <w:color w:val="000000" w:themeColor="text1"/>
-          <w:sz w:val="26"/>
-          <w:szCs w:val="26"/>
-        </w:rPr>
-        <w:br/>
-      </w:r>
-      <w:r>
-        <w:rPr>
-          <w:rStyle w:val="z"/>
-          <w:rFonts w:ascii="Times New Roman" w:eastAsiaTheme="majorEastAsia" w:hAnsi="Times New Roman" w:cs="Times New Roman"/>
-          <w:color w:val="000000" w:themeColor="text1"/>
-          <w:sz w:val="26"/>
-          <w:szCs w:val="26"/>
-        </w:rPr>
-        <w:t>import os</w:t>
-      </w:r>
-      <w:r>
-        <w:rPr>
-          <w:rFonts w:ascii="Times New Roman" w:hAnsi="Times New Roman" w:cs="Times New Roman"/>
-          <w:color w:val="000000" w:themeColor="text1"/>
-          <w:sz w:val="26"/>
-          <w:szCs w:val="26"/>
-        </w:rPr>
-        <w:br/>
-      </w:r>
-      <w:r>
-        <w:rPr>
-          <w:rStyle w:val="z"/>
-          <w:rFonts w:ascii="Times New Roman" w:eastAsiaTheme="majorEastAsia" w:hAnsi="Times New Roman" w:cs="Times New Roman"/>
-          <w:color w:val="000000" w:themeColor="text1"/>
-          <w:sz w:val="26"/>
-          <w:szCs w:val="26"/>
-        </w:rPr>
-        <w:t>import time</w:t>
-      </w:r>
-      <w:r>
-        <w:rPr>
-          <w:rFonts w:ascii="Times New Roman" w:hAnsi="Times New Roman" w:cs="Times New Roman"/>
-          <w:color w:val="000000" w:themeColor="text1"/>
-          <w:sz w:val="26"/>
-          <w:szCs w:val="26"/>
-        </w:rPr>
-        <w:br/>
-      </w:r>
-      <w:r>
-        <w:rPr>
-          <w:rStyle w:val="z"/>
-          <w:rFonts w:ascii="Times New Roman" w:eastAsiaTheme="majorEastAsia" w:hAnsi="Times New Roman" w:cs="Times New Roman"/>
-          <w:color w:val="000000" w:themeColor="text1"/>
-          <w:sz w:val="26"/>
-          <w:szCs w:val="26"/>
-        </w:rPr>
-        <w:t>import uuid</w:t>
-      </w:r>
-      <w:r>
-        <w:rPr>
-          <w:rFonts w:ascii="Times New Roman" w:hAnsi="Times New Roman" w:cs="Times New Roman"/>
-          <w:color w:val="000000" w:themeColor="text1"/>
-          <w:sz w:val="26"/>
-          <w:szCs w:val="26"/>
-        </w:rPr>
-        <w:br/>
-      </w:r>
-      <w:r>
-        <w:rPr>
-          <w:rStyle w:val="z"/>
-          <w:rFonts w:ascii="Times New Roman" w:eastAsiaTheme="majorEastAsia" w:hAnsi="Times New Roman" w:cs="Times New Roman"/>
-          <w:color w:val="000000" w:themeColor="text1"/>
-          <w:sz w:val="26"/>
-          <w:szCs w:val="26"/>
-        </w:rPr>
-        <w:t>import pika</w:t>
-      </w:r>
-      <w:r>
-        <w:rPr>
-          <w:rFonts w:ascii="Times New Roman" w:hAnsi="Times New Roman" w:cs="Times New Roman"/>
-          <w:color w:val="000000" w:themeColor="text1"/>
-          <w:sz w:val="26"/>
-          <w:szCs w:val="26"/>
-        </w:rPr>
-        <w:br/>
-      </w:r>
-      <w:r>
-        <w:rPr>
-          <w:rFonts w:ascii="Times New Roman" w:hAnsi="Times New Roman" w:cs="Times New Roman"/>
-          <w:color w:val="000000" w:themeColor="text1"/>
-          <w:sz w:val="26"/>
-          <w:szCs w:val="26"/>
-        </w:rPr>
-        <w:br/>
-      </w:r>
-      <w:r>
-        <w:rPr>
-          <w:rStyle w:val="z"/>
-          <w:rFonts w:ascii="Times New Roman" w:eastAsiaTheme="majorEastAsia" w:hAnsi="Times New Roman" w:cs="Times New Roman"/>
-          <w:color w:val="000000" w:themeColor="text1"/>
-          <w:sz w:val="26"/>
-          <w:szCs w:val="26"/>
-        </w:rPr>
-        <w:t>def parse_args():</w:t>
-      </w:r>
-      <w:r>
-        <w:rPr>
-          <w:rFonts w:ascii="Times New Roman" w:hAnsi="Times New Roman" w:cs="Times New Roman"/>
-          <w:color w:val="000000" w:themeColor="text1"/>
-          <w:sz w:val="26"/>
-          <w:szCs w:val="26"/>
-        </w:rPr>
-        <w:br/>
-      </w:r>
-      <w:r>
-        <w:rPr>
-          <w:rStyle w:val="z"/>
-          <w:rFonts w:ascii="Times New Roman" w:eastAsiaTheme="majorEastAsia" w:hAnsi="Times New Roman" w:cs="Times New Roman"/>
-          <w:color w:val="000000" w:themeColor="text1"/>
-          <w:sz w:val="26"/>
-          <w:szCs w:val="26"/>
-        </w:rPr>
-        <w:t xml:space="preserve">    p = argparse.ArgumentParser(description="RabbitMQ Producer Benchmark")</w:t>
-      </w:r>
-      <w:r>
-        <w:rPr>
-          <w:rFonts w:ascii="Times New Roman" w:hAnsi="Times New Roman" w:cs="Times New Roman"/>
-          <w:color w:val="000000" w:themeColor="text1"/>
-          <w:sz w:val="26"/>
-          <w:szCs w:val="26"/>
-        </w:rPr>
-        <w:br/>
-      </w:r>
-      <w:r>
-        <w:rPr>
-          <w:rStyle w:val="z"/>
-          <w:rFonts w:ascii="Times New Roman" w:eastAsiaTheme="majorEastAsia" w:hAnsi="Times New Roman" w:cs="Times New Roman"/>
-          <w:color w:val="000000" w:themeColor="text1"/>
-          <w:sz w:val="26"/>
-          <w:szCs w:val="26"/>
-        </w:rPr>
-        <w:t xml:space="preserve">    p.add_argument("--host", default=os.getenv("RABBIT_HOST", "127.0.0.1"))</w:t>
-      </w:r>
-      <w:r>
-        <w:rPr>
-          <w:rFonts w:ascii="Times New Roman" w:hAnsi="Times New Roman" w:cs="Times New Roman"/>
-          <w:color w:val="000000" w:themeColor="text1"/>
-          <w:sz w:val="26"/>
-          <w:szCs w:val="26"/>
-        </w:rPr>
-        <w:br/>
-      </w:r>
-      <w:r>
-        <w:rPr>
-          <w:rStyle w:val="z"/>
-          <w:rFonts w:ascii="Times New Roman" w:eastAsiaTheme="majorEastAsia" w:hAnsi="Times New Roman" w:cs="Times New Roman"/>
-          <w:color w:val="000000" w:themeColor="text1"/>
-          <w:sz w:val="26"/>
-          <w:szCs w:val="26"/>
-        </w:rPr>
-        <w:t xml:space="preserve">    p.add_argument("--port", type=int, default=int(os.getenv("RABBIT_PORT", "5672")))</w:t>
-      </w:r>
-      <w:r>
-        <w:rPr>
-          <w:rFonts w:ascii="Times New Roman" w:hAnsi="Times New Roman" w:cs="Times New Roman"/>
-          <w:color w:val="000000" w:themeColor="text1"/>
-          <w:sz w:val="26"/>
-          <w:szCs w:val="26"/>
-        </w:rPr>
-        <w:br/>
-      </w:r>
-      <w:r>
-        <w:rPr>
-          <w:rStyle w:val="z"/>
-          <w:rFonts w:ascii="Times New Roman" w:eastAsiaTheme="majorEastAsia" w:hAnsi="Times New Roman" w:cs="Times New Roman"/>
-          <w:color w:val="000000" w:themeColor="text1"/>
-          <w:sz w:val="26"/>
-          <w:szCs w:val="26"/>
-        </w:rPr>
-        <w:t xml:space="preserve">    p.add_argument("--user", default=os.getenv("RABBIT_USER", "admin"))</w:t>
-      </w:r>
-      <w:r>
-        <w:rPr>
-          <w:rFonts w:ascii="Times New Roman" w:hAnsi="Times New Roman" w:cs="Times New Roman"/>
-          <w:color w:val="000000" w:themeColor="text1"/>
-          <w:sz w:val="26"/>
-          <w:szCs w:val="26"/>
-        </w:rPr>
-        <w:br/>
-      </w:r>
-      <w:r>
-        <w:rPr>
-          <w:rStyle w:val="z"/>
-          <w:rFonts w:ascii="Times New Roman" w:eastAsiaTheme="majorEastAsia" w:hAnsi="Times New Roman" w:cs="Times New Roman"/>
-          <w:color w:val="000000" w:themeColor="text1"/>
-          <w:sz w:val="26"/>
-          <w:szCs w:val="26"/>
-        </w:rPr>
-        <w:t xml:space="preserve">    p.add_argument("--password", default=os.getenv("RABBIT_PASS", "admin123"))</w:t>
-      </w:r>
-      <w:r>
-        <w:rPr>
-          <w:rFonts w:ascii="Times New Roman" w:hAnsi="Times New Roman" w:cs="Times New Roman"/>
-          <w:color w:val="000000" w:themeColor="text1"/>
-          <w:sz w:val="26"/>
-          <w:szCs w:val="26"/>
-        </w:rPr>
-        <w:br/>
-      </w:r>
-      <w:r>
-        <w:rPr>
-          <w:rStyle w:val="z"/>
-          <w:rFonts w:ascii="Times New Roman" w:eastAsiaTheme="majorEastAsia" w:hAnsi="Times New Roman" w:cs="Times New Roman"/>
-          <w:color w:val="000000" w:themeColor="text1"/>
-          <w:sz w:val="26"/>
-          <w:szCs w:val="26"/>
-        </w:rPr>
-        <w:t xml:space="preserve">    p.add_argument("--queue", default=os.getenv("QUEUE_NAME", "orders_queue"))</w:t>
-      </w:r>
-      <w:r>
-        <w:rPr>
-          <w:rFonts w:ascii="Times New Roman" w:hAnsi="Times New Roman" w:cs="Times New Roman"/>
-          <w:color w:val="000000" w:themeColor="text1"/>
-          <w:sz w:val="26"/>
-          <w:szCs w:val="26"/>
-        </w:rPr>
-        <w:br/>
-      </w:r>
-      <w:r>
-        <w:rPr>
-          <w:rFonts w:ascii="Times New Roman" w:hAnsi="Times New Roman" w:cs="Times New Roman"/>
-          <w:color w:val="000000" w:themeColor="text1"/>
-          <w:sz w:val="26"/>
-          <w:szCs w:val="26"/>
-        </w:rPr>
-        <w:br/>
-      </w:r>
-      <w:r>
-        <w:rPr>
-          <w:rStyle w:val="z"/>
-          <w:rFonts w:ascii="Times New Roman" w:eastAsiaTheme="majorEastAsia" w:hAnsi="Times New Roman" w:cs="Times New Roman"/>
-          <w:color w:val="000000" w:themeColor="text1"/>
-          <w:sz w:val="26"/>
-          <w:szCs w:val="26"/>
-        </w:rPr>
-        <w:t xml:space="preserve">    p.add_argument("-n", "--messages", type=int, default=10000)</w:t>
-      </w:r>
-      <w:r>
-        <w:rPr>
-          <w:rFonts w:ascii="Times New Roman" w:hAnsi="Times New Roman" w:cs="Times New Roman"/>
-          <w:color w:val="000000" w:themeColor="text1"/>
-          <w:sz w:val="26"/>
-          <w:szCs w:val="26"/>
-        </w:rPr>
-        <w:br/>
-      </w:r>
-      <w:r>
-        <w:rPr>
-          <w:rStyle w:val="z"/>
-          <w:rFonts w:ascii="Times New Roman" w:eastAsiaTheme="majorEastAsia" w:hAnsi="Times New Roman" w:cs="Times New Roman"/>
-          <w:color w:val="000000" w:themeColor="text1"/>
-          <w:sz w:val="26"/>
-          <w:szCs w:val="26"/>
-        </w:rPr>
-        <w:t xml:space="preserve">    p.add_argument("--payload-bytes", type=int, default=256)</w:t>
-      </w:r>
-      <w:r>
-        <w:rPr>
-          <w:rFonts w:ascii="Times New Roman" w:hAnsi="Times New Roman" w:cs="Times New Roman"/>
-          <w:color w:val="000000" w:themeColor="text1"/>
-          <w:sz w:val="26"/>
-          <w:szCs w:val="26"/>
-        </w:rPr>
-        <w:br/>
-      </w:r>
-      <w:r>
-        <w:rPr>
-          <w:rStyle w:val="z"/>
-          <w:rFonts w:ascii="Times New Roman" w:eastAsiaTheme="majorEastAsia" w:hAnsi="Times New Roman" w:cs="Times New Roman"/>
-          <w:color w:val="000000" w:themeColor="text1"/>
-          <w:sz w:val="26"/>
-          <w:szCs w:val="26"/>
-        </w:rPr>
-        <w:t xml:space="preserve">    p.add_argument("--rate", type=float, default=0.0, help="msg/s (0=unlimited)")</w:t>
-      </w:r>
-      <w:r>
-        <w:rPr>
-          <w:rFonts w:ascii="Times New Roman" w:hAnsi="Times New Roman" w:cs="Times New Roman"/>
-          <w:color w:val="000000" w:themeColor="text1"/>
-          <w:sz w:val="26"/>
-          <w:szCs w:val="26"/>
-        </w:rPr>
-        <w:br/>
-      </w:r>
-      <w:r>
-        <w:rPr>
-          <w:rStyle w:val="z"/>
-          <w:rFonts w:ascii="Times New Roman" w:eastAsiaTheme="majorEastAsia" w:hAnsi="Times New Roman" w:cs="Times New Roman"/>
-          <w:color w:val="000000" w:themeColor="text1"/>
-          <w:sz w:val="26"/>
-          <w:szCs w:val="26"/>
-        </w:rPr>
-        <w:t xml:space="preserve">    p.add_argument("--durable", action="store_true")</w:t>
-      </w:r>
-      <w:r>
-        <w:rPr>
-          <w:rFonts w:ascii="Times New Roman" w:hAnsi="Times New Roman" w:cs="Times New Roman"/>
-          <w:color w:val="000000" w:themeColor="text1"/>
-          <w:sz w:val="26"/>
-          <w:szCs w:val="26"/>
-        </w:rPr>
-        <w:br/>
-      </w:r>
-      <w:r>
-        <w:rPr>
-          <w:rStyle w:val="z"/>
-          <w:rFonts w:ascii="Times New Roman" w:eastAsiaTheme="majorEastAsia" w:hAnsi="Times New Roman" w:cs="Times New Roman"/>
-          <w:color w:val="000000" w:themeColor="text1"/>
-          <w:sz w:val="26"/>
-          <w:szCs w:val="26"/>
-        </w:rPr>
-        <w:t xml:space="preserve">    p.add_argument("--persistent", action="store_true")</w:t>
-      </w:r>
-      <w:r>
-        <w:rPr>
-          <w:rFonts w:ascii="Times New Roman" w:hAnsi="Times New Roman" w:cs="Times New Roman"/>
-          <w:color w:val="000000" w:themeColor="text1"/>
-          <w:sz w:val="26"/>
-          <w:szCs w:val="26"/>
-        </w:rPr>
-        <w:br/>
-      </w:r>
-      <w:r>
-        <w:rPr>
-          <w:rStyle w:val="z"/>
-          <w:rFonts w:ascii="Times New Roman" w:eastAsiaTheme="majorEastAsia" w:hAnsi="Times New Roman" w:cs="Times New Roman"/>
-          <w:color w:val="000000" w:themeColor="text1"/>
-          <w:sz w:val="26"/>
-          <w:szCs w:val="26"/>
-        </w:rPr>
-        <w:t xml:space="preserve">    p.add_argument("--confirm", action="store_true")</w:t>
-      </w:r>
-      <w:r>
-        <w:rPr>
-          <w:rFonts w:ascii="Times New Roman" w:hAnsi="Times New Roman" w:cs="Times New Roman"/>
-          <w:color w:val="000000" w:themeColor="text1"/>
-          <w:sz w:val="26"/>
-          <w:szCs w:val="26"/>
-        </w:rPr>
-        <w:br/>
-      </w:r>
-      <w:r>
-        <w:rPr>
-          <w:rStyle w:val="z"/>
-          <w:rFonts w:ascii="Times New Roman" w:eastAsiaTheme="majorEastAsia" w:hAnsi="Times New Roman" w:cs="Times New Roman"/>
-          <w:color w:val="000000" w:themeColor="text1"/>
-          <w:sz w:val="26"/>
-          <w:szCs w:val="26"/>
-        </w:rPr>
-        <w:lastRenderedPageBreak/>
-        <w:t xml:space="preserve">    return p.parse_args()</w:t>
-      </w:r>
-      <w:r>
-        <w:rPr>
-          <w:rFonts w:ascii="Times New Roman" w:hAnsi="Times New Roman" w:cs="Times New Roman"/>
-          <w:color w:val="000000" w:themeColor="text1"/>
-          <w:sz w:val="26"/>
-          <w:szCs w:val="26"/>
-        </w:rPr>
-        <w:br/>
-      </w:r>
-      <w:r>
-        <w:rPr>
-          <w:rFonts w:ascii="Times New Roman" w:hAnsi="Times New Roman" w:cs="Times New Roman"/>
-          <w:color w:val="000000" w:themeColor="text1"/>
-          <w:sz w:val="26"/>
-          <w:szCs w:val="26"/>
-        </w:rPr>
-        <w:br/>
-      </w:r>
-      <w:r>
-        <w:rPr>
-          <w:rStyle w:val="z"/>
-          <w:rFonts w:ascii="Times New Roman" w:eastAsiaTheme="majorEastAsia" w:hAnsi="Times New Roman" w:cs="Times New Roman"/>
-          <w:color w:val="000000" w:themeColor="text1"/>
-          <w:sz w:val="26"/>
-          <w:szCs w:val="26"/>
-        </w:rPr>
-        <w:t>def main():</w:t>
-      </w:r>
-      <w:r>
-        <w:rPr>
-          <w:rFonts w:ascii="Times New Roman" w:hAnsi="Times New Roman" w:cs="Times New Roman"/>
-          <w:color w:val="000000" w:themeColor="text1"/>
-          <w:sz w:val="26"/>
-          <w:szCs w:val="26"/>
-        </w:rPr>
-        <w:br/>
-      </w:r>
-      <w:r>
-        <w:rPr>
-          <w:rStyle w:val="z"/>
-          <w:rFonts w:ascii="Times New Roman" w:eastAsiaTheme="majorEastAsia" w:hAnsi="Times New Roman" w:cs="Times New Roman"/>
-          <w:color w:val="000000" w:themeColor="text1"/>
-          <w:sz w:val="26"/>
-          <w:szCs w:val="26"/>
-        </w:rPr>
-        <w:t xml:space="preserve">    args = parse_args()</w:t>
-      </w:r>
-      <w:r>
-        <w:rPr>
-          <w:rFonts w:ascii="Times New Roman" w:hAnsi="Times New Roman" w:cs="Times New Roman"/>
-          <w:color w:val="000000" w:themeColor="text1"/>
-          <w:sz w:val="26"/>
-          <w:szCs w:val="26"/>
-        </w:rPr>
-        <w:br/>
-      </w:r>
-      <w:r>
-        <w:rPr>
-          <w:rStyle w:val="z"/>
-          <w:rFonts w:ascii="Times New Roman" w:eastAsiaTheme="majorEastAsia" w:hAnsi="Times New Roman" w:cs="Times New Roman"/>
-          <w:color w:val="000000" w:themeColor="text1"/>
-          <w:sz w:val="26"/>
-          <w:szCs w:val="26"/>
-        </w:rPr>
-        <w:t xml:space="preserve">    creds = pika.PlainCredentials(args.user, args.password)</w:t>
-      </w:r>
-      <w:r>
-        <w:rPr>
-          <w:rFonts w:ascii="Times New Roman" w:hAnsi="Times New Roman" w:cs="Times New Roman"/>
-          <w:color w:val="000000" w:themeColor="text1"/>
-          <w:sz w:val="26"/>
-          <w:szCs w:val="26"/>
-        </w:rPr>
-        <w:br/>
-      </w:r>
-      <w:r>
-        <w:rPr>
-          <w:rStyle w:val="z"/>
-          <w:rFonts w:ascii="Times New Roman" w:eastAsiaTheme="majorEastAsia" w:hAnsi="Times New Roman" w:cs="Times New Roman"/>
-          <w:color w:val="000000" w:themeColor="text1"/>
-          <w:sz w:val="26"/>
-          <w:szCs w:val="26"/>
-        </w:rPr>
-        <w:t xml:space="preserve">    params = pika.ConnectionParameters(</w:t>
-      </w:r>
-      <w:r>
-        <w:rPr>
-          <w:rFonts w:ascii="Times New Roman" w:hAnsi="Times New Roman" w:cs="Times New Roman"/>
-          <w:color w:val="000000" w:themeColor="text1"/>
-          <w:sz w:val="26"/>
-          <w:szCs w:val="26"/>
-        </w:rPr>
-        <w:br/>
-      </w:r>
-      <w:r>
-        <w:rPr>
-          <w:rStyle w:val="z"/>
-          <w:rFonts w:ascii="Times New Roman" w:eastAsiaTheme="majorEastAsia" w:hAnsi="Times New Roman" w:cs="Times New Roman"/>
-          <w:color w:val="000000" w:themeColor="text1"/>
-          <w:sz w:val="26"/>
-          <w:szCs w:val="26"/>
-        </w:rPr>
-        <w:t xml:space="preserve">        host=args.host, port=args.port, credentials=creds,</w:t>
-      </w:r>
-      <w:r>
-        <w:rPr>
-          <w:rFonts w:ascii="Times New Roman" w:hAnsi="Times New Roman" w:cs="Times New Roman"/>
-          <w:color w:val="000000" w:themeColor="text1"/>
-          <w:sz w:val="26"/>
-          <w:szCs w:val="26"/>
-        </w:rPr>
-        <w:br/>
-      </w:r>
-      <w:r>
-        <w:rPr>
-          <w:rStyle w:val="z"/>
-          <w:rFonts w:ascii="Times New Roman" w:eastAsiaTheme="majorEastAsia" w:hAnsi="Times New Roman" w:cs="Times New Roman"/>
-          <w:color w:val="000000" w:themeColor="text1"/>
-          <w:sz w:val="26"/>
-          <w:szCs w:val="26"/>
-        </w:rPr>
-        <w:t xml:space="preserve">        heartbeat=30, blocked_connection_timeout=60</w:t>
-      </w:r>
-      <w:r>
-        <w:rPr>
-          <w:rFonts w:ascii="Times New Roman" w:hAnsi="Times New Roman" w:cs="Times New Roman"/>
-          <w:color w:val="000000" w:themeColor="text1"/>
-          <w:sz w:val="26"/>
-          <w:szCs w:val="26"/>
-        </w:rPr>
-        <w:br/>
-      </w:r>
-      <w:r>
-        <w:rPr>
-          <w:rStyle w:val="z"/>
-          <w:rFonts w:ascii="Times New Roman" w:eastAsiaTheme="majorEastAsia" w:hAnsi="Times New Roman" w:cs="Times New Roman"/>
-          <w:color w:val="000000" w:themeColor="text1"/>
-          <w:sz w:val="26"/>
-          <w:szCs w:val="26"/>
-        </w:rPr>
-        <w:t xml:space="preserve">    )</w:t>
-      </w:r>
-      <w:r>
-        <w:rPr>
-          <w:rFonts w:ascii="Times New Roman" w:hAnsi="Times New Roman" w:cs="Times New Roman"/>
-          <w:color w:val="000000" w:themeColor="text1"/>
-          <w:sz w:val="26"/>
-          <w:szCs w:val="26"/>
-        </w:rPr>
-        <w:br/>
-      </w:r>
-      <w:r>
-        <w:rPr>
-          <w:rStyle w:val="z"/>
-          <w:rFonts w:ascii="Times New Roman" w:eastAsiaTheme="majorEastAsia" w:hAnsi="Times New Roman" w:cs="Times New Roman"/>
-          <w:color w:val="000000" w:themeColor="text1"/>
-          <w:sz w:val="26"/>
-          <w:szCs w:val="26"/>
-        </w:rPr>
-        <w:t xml:space="preserve">    conn = pika.BlockingConnection(params)</w:t>
-      </w:r>
-      <w:r>
-        <w:rPr>
-          <w:rFonts w:ascii="Times New Roman" w:hAnsi="Times New Roman" w:cs="Times New Roman"/>
-          <w:color w:val="000000" w:themeColor="text1"/>
-          <w:sz w:val="26"/>
-          <w:szCs w:val="26"/>
-        </w:rPr>
-        <w:br/>
-      </w:r>
-      <w:r>
-        <w:rPr>
-          <w:rStyle w:val="z"/>
-          <w:rFonts w:ascii="Times New Roman" w:eastAsiaTheme="majorEastAsia" w:hAnsi="Times New Roman" w:cs="Times New Roman"/>
-          <w:color w:val="000000" w:themeColor="text1"/>
-          <w:sz w:val="26"/>
-          <w:szCs w:val="26"/>
-        </w:rPr>
-        <w:t xml:space="preserve">    ch = conn.channel()</w:t>
-      </w:r>
-      <w:r>
-        <w:rPr>
-          <w:rFonts w:ascii="Times New Roman" w:hAnsi="Times New Roman" w:cs="Times New Roman"/>
-          <w:color w:val="000000" w:themeColor="text1"/>
-          <w:sz w:val="26"/>
-          <w:szCs w:val="26"/>
-        </w:rPr>
-        <w:br/>
-      </w:r>
-      <w:r>
-        <w:rPr>
-          <w:rStyle w:val="z"/>
-          <w:rFonts w:ascii="Times New Roman" w:eastAsiaTheme="majorEastAsia" w:hAnsi="Times New Roman" w:cs="Times New Roman"/>
-          <w:color w:val="000000" w:themeColor="text1"/>
-          <w:sz w:val="26"/>
-          <w:szCs w:val="26"/>
-        </w:rPr>
-        <w:t xml:space="preserve">    ch.queue_declare(queue=args.queue, durable=args.durable)</w:t>
-      </w:r>
-      <w:r>
-        <w:rPr>
-          <w:rFonts w:ascii="Times New Roman" w:hAnsi="Times New Roman" w:cs="Times New Roman"/>
-          <w:color w:val="000000" w:themeColor="text1"/>
-          <w:sz w:val="26"/>
-          <w:szCs w:val="26"/>
-        </w:rPr>
-        <w:br/>
-      </w:r>
-      <w:r>
-        <w:rPr>
-          <w:rFonts w:ascii="Times New Roman" w:hAnsi="Times New Roman" w:cs="Times New Roman"/>
-          <w:color w:val="000000" w:themeColor="text1"/>
-          <w:sz w:val="26"/>
-          <w:szCs w:val="26"/>
-        </w:rPr>
-        <w:br/>
-      </w:r>
-      <w:r>
-        <w:rPr>
-          <w:rStyle w:val="z"/>
-          <w:rFonts w:ascii="Times New Roman" w:eastAsiaTheme="majorEastAsia" w:hAnsi="Times New Roman" w:cs="Times New Roman"/>
-          <w:color w:val="000000" w:themeColor="text1"/>
-          <w:sz w:val="26"/>
-          <w:szCs w:val="26"/>
-        </w:rPr>
-        <w:t xml:space="preserve">    if args.confirm:</w:t>
-      </w:r>
-      <w:r>
-        <w:rPr>
-          <w:rFonts w:ascii="Times New Roman" w:hAnsi="Times New Roman" w:cs="Times New Roman"/>
-          <w:color w:val="000000" w:themeColor="text1"/>
-          <w:sz w:val="26"/>
-          <w:szCs w:val="26"/>
-        </w:rPr>
-        <w:br/>
-      </w:r>
-      <w:r>
-        <w:rPr>
-          <w:rStyle w:val="z"/>
-          <w:rFonts w:ascii="Times New Roman" w:eastAsiaTheme="majorEastAsia" w:hAnsi="Times New Roman" w:cs="Times New Roman"/>
-          <w:color w:val="000000" w:themeColor="text1"/>
-          <w:sz w:val="26"/>
-          <w:szCs w:val="26"/>
-        </w:rPr>
-        <w:t xml:space="preserve">        ch.confirm_delivery()</w:t>
-      </w:r>
-      <w:r>
-        <w:rPr>
-          <w:rFonts w:ascii="Times New Roman" w:hAnsi="Times New Roman" w:cs="Times New Roman"/>
-          <w:color w:val="000000" w:themeColor="text1"/>
-          <w:sz w:val="26"/>
-          <w:szCs w:val="26"/>
-        </w:rPr>
-        <w:br/>
-      </w:r>
-      <w:r>
-        <w:rPr>
-          <w:rFonts w:ascii="Times New Roman" w:hAnsi="Times New Roman" w:cs="Times New Roman"/>
-          <w:color w:val="000000" w:themeColor="text1"/>
-          <w:sz w:val="26"/>
-          <w:szCs w:val="26"/>
-        </w:rPr>
-        <w:br/>
-      </w:r>
-      <w:r>
-        <w:rPr>
-          <w:rStyle w:val="z"/>
-          <w:rFonts w:ascii="Times New Roman" w:eastAsiaTheme="majorEastAsia" w:hAnsi="Times New Roman" w:cs="Times New Roman"/>
-          <w:color w:val="000000" w:themeColor="text1"/>
-          <w:sz w:val="26"/>
-          <w:szCs w:val="26"/>
-        </w:rPr>
-        <w:t xml:space="preserve">    props = pika.BasicProperties(content_type="application/json")</w:t>
-      </w:r>
-      <w:r>
-        <w:rPr>
-          <w:rFonts w:ascii="Times New Roman" w:hAnsi="Times New Roman" w:cs="Times New Roman"/>
-          <w:color w:val="000000" w:themeColor="text1"/>
-          <w:sz w:val="26"/>
-          <w:szCs w:val="26"/>
-        </w:rPr>
-        <w:br/>
-      </w:r>
-      <w:r>
-        <w:rPr>
-          <w:rStyle w:val="z"/>
-          <w:rFonts w:ascii="Times New Roman" w:eastAsiaTheme="majorEastAsia" w:hAnsi="Times New Roman" w:cs="Times New Roman"/>
-          <w:color w:val="000000" w:themeColor="text1"/>
-          <w:sz w:val="26"/>
-          <w:szCs w:val="26"/>
-        </w:rPr>
-        <w:t xml:space="preserve">    if args.persistent:</w:t>
-      </w:r>
-      <w:r>
-        <w:rPr>
-          <w:rFonts w:ascii="Times New Roman" w:hAnsi="Times New Roman" w:cs="Times New Roman"/>
-          <w:color w:val="000000" w:themeColor="text1"/>
-          <w:sz w:val="26"/>
-          <w:szCs w:val="26"/>
-        </w:rPr>
-        <w:br/>
-      </w:r>
-      <w:r>
-        <w:rPr>
-          <w:rStyle w:val="z"/>
-          <w:rFonts w:ascii="Times New Roman" w:eastAsiaTheme="majorEastAsia" w:hAnsi="Times New Roman" w:cs="Times New Roman"/>
-          <w:color w:val="000000" w:themeColor="text1"/>
-          <w:sz w:val="26"/>
-          <w:szCs w:val="26"/>
-        </w:rPr>
-        <w:t xml:space="preserve">        props.delivery_mode = 2</w:t>
-      </w:r>
-      <w:r>
-        <w:rPr>
-          <w:rFonts w:ascii="Times New Roman" w:hAnsi="Times New Roman" w:cs="Times New Roman"/>
-          <w:color w:val="000000" w:themeColor="text1"/>
-          <w:sz w:val="26"/>
-          <w:szCs w:val="26"/>
-        </w:rPr>
-        <w:br/>
-      </w:r>
-      <w:r>
-        <w:rPr>
-          <w:rFonts w:ascii="Times New Roman" w:hAnsi="Times New Roman" w:cs="Times New Roman"/>
-          <w:color w:val="000000" w:themeColor="text1"/>
-          <w:sz w:val="26"/>
-          <w:szCs w:val="26"/>
-        </w:rPr>
-        <w:br/>
-      </w:r>
-      <w:r>
-        <w:rPr>
-          <w:rStyle w:val="z"/>
-          <w:rFonts w:ascii="Times New Roman" w:eastAsiaTheme="majorEastAsia" w:hAnsi="Times New Roman" w:cs="Times New Roman"/>
-          <w:color w:val="000000" w:themeColor="text1"/>
-          <w:sz w:val="26"/>
-          <w:szCs w:val="26"/>
-        </w:rPr>
-        <w:t xml:space="preserve">    interval = (1.0 / args.rate) if args.rate and args.rate &gt; 0 else 0.0</w:t>
-      </w:r>
-      <w:r>
-        <w:rPr>
-          <w:rFonts w:ascii="Times New Roman" w:hAnsi="Times New Roman" w:cs="Times New Roman"/>
-          <w:color w:val="000000" w:themeColor="text1"/>
-          <w:sz w:val="26"/>
-          <w:szCs w:val="26"/>
-        </w:rPr>
-        <w:br/>
-      </w:r>
-      <w:r>
-        <w:rPr>
-          <w:rStyle w:val="z"/>
-          <w:rFonts w:ascii="Times New Roman" w:eastAsiaTheme="majorEastAsia" w:hAnsi="Times New Roman" w:cs="Times New Roman"/>
-          <w:color w:val="000000" w:themeColor="text1"/>
-          <w:sz w:val="26"/>
-          <w:szCs w:val="26"/>
-        </w:rPr>
-        <w:t xml:space="preserve">    next_send = time.perf_counter()</w:t>
-      </w:r>
-      <w:r>
-        <w:rPr>
-          <w:rFonts w:ascii="Times New Roman" w:hAnsi="Times New Roman" w:cs="Times New Roman"/>
-          <w:color w:val="000000" w:themeColor="text1"/>
-          <w:sz w:val="26"/>
-          <w:szCs w:val="26"/>
-        </w:rPr>
-        <w:br/>
-      </w:r>
-      <w:r>
-        <w:rPr>
-          <w:rFonts w:ascii="Times New Roman" w:hAnsi="Times New Roman" w:cs="Times New Roman"/>
-          <w:color w:val="000000" w:themeColor="text1"/>
-          <w:sz w:val="26"/>
-          <w:szCs w:val="26"/>
-        </w:rPr>
-        <w:br/>
-      </w:r>
-      <w:r>
-        <w:rPr>
-          <w:rStyle w:val="z"/>
-          <w:rFonts w:ascii="Times New Roman" w:eastAsiaTheme="majorEastAsia" w:hAnsi="Times New Roman" w:cs="Times New Roman"/>
-          <w:color w:val="000000" w:themeColor="text1"/>
-          <w:sz w:val="26"/>
-          <w:szCs w:val="26"/>
-        </w:rPr>
-        <w:t xml:space="preserve">    run_id = uuid.uuid4().hex[:10]</w:t>
-      </w:r>
-      <w:r>
-        <w:rPr>
-          <w:rFonts w:ascii="Times New Roman" w:hAnsi="Times New Roman" w:cs="Times New Roman"/>
-          <w:color w:val="000000" w:themeColor="text1"/>
-          <w:sz w:val="26"/>
-          <w:szCs w:val="26"/>
-        </w:rPr>
-        <w:br/>
-      </w:r>
-      <w:r>
-        <w:rPr>
-          <w:rFonts w:ascii="Times New Roman" w:hAnsi="Times New Roman" w:cs="Times New Roman"/>
-          <w:color w:val="000000" w:themeColor="text1"/>
-          <w:sz w:val="26"/>
-          <w:szCs w:val="26"/>
-        </w:rPr>
-        <w:br/>
-      </w:r>
-      <w:r>
-        <w:rPr>
-          <w:rStyle w:val="z"/>
-          <w:rFonts w:ascii="Times New Roman" w:eastAsiaTheme="majorEastAsia" w:hAnsi="Times New Roman" w:cs="Times New Roman"/>
-          <w:color w:val="000000" w:themeColor="text1"/>
-          <w:sz w:val="26"/>
-          <w:szCs w:val="26"/>
-        </w:rPr>
-        <w:t xml:space="preserve">    t0 = time.perf_counter()</w:t>
-      </w:r>
-      <w:r>
-        <w:rPr>
-          <w:rFonts w:ascii="Times New Roman" w:hAnsi="Times New Roman" w:cs="Times New Roman"/>
-          <w:color w:val="000000" w:themeColor="text1"/>
-          <w:sz w:val="26"/>
-          <w:szCs w:val="26"/>
-        </w:rPr>
-        <w:br/>
-      </w:r>
-      <w:r>
-        <w:rPr>
-          <w:rStyle w:val="z"/>
-          <w:rFonts w:ascii="Times New Roman" w:eastAsiaTheme="majorEastAsia" w:hAnsi="Times New Roman" w:cs="Times New Roman"/>
-          <w:color w:val="000000" w:themeColor="text1"/>
-          <w:sz w:val="26"/>
-          <w:szCs w:val="26"/>
-        </w:rPr>
-        <w:t xml:space="preserve">    for i in range(args.messages):</w:t>
-      </w:r>
-      <w:r>
-        <w:rPr>
-          <w:rFonts w:ascii="Times New Roman" w:hAnsi="Times New Roman" w:cs="Times New Roman"/>
-          <w:color w:val="000000" w:themeColor="text1"/>
-          <w:sz w:val="26"/>
-          <w:szCs w:val="26"/>
-        </w:rPr>
-        <w:br/>
-      </w:r>
-      <w:r>
-        <w:rPr>
-          <w:rStyle w:val="z"/>
-          <w:rFonts w:ascii="Times New Roman" w:eastAsiaTheme="majorEastAsia" w:hAnsi="Times New Roman" w:cs="Times New Roman"/>
-          <w:color w:val="000000" w:themeColor="text1"/>
-          <w:sz w:val="26"/>
-          <w:szCs w:val="26"/>
-        </w:rPr>
-        <w:t xml:space="preserve">        payload = {</w:t>
-      </w:r>
-      <w:r>
-        <w:rPr>
-          <w:rFonts w:ascii="Times New Roman" w:hAnsi="Times New Roman" w:cs="Times New Roman"/>
-          <w:color w:val="000000" w:themeColor="text1"/>
-          <w:sz w:val="26"/>
-          <w:szCs w:val="26"/>
-        </w:rPr>
-        <w:br/>
-      </w:r>
-      <w:r>
-        <w:rPr>
-          <w:rStyle w:val="z"/>
-          <w:rFonts w:ascii="Times New Roman" w:eastAsiaTheme="majorEastAsia" w:hAnsi="Times New Roman" w:cs="Times New Roman"/>
-          <w:color w:val="000000" w:themeColor="text1"/>
-          <w:sz w:val="26"/>
-          <w:szCs w:val="26"/>
-        </w:rPr>
-        <w:t xml:space="preserve">            "run_id": run_id,</w:t>
-      </w:r>
-      <w:r>
-        <w:rPr>
-          <w:rFonts w:ascii="Times New Roman" w:hAnsi="Times New Roman" w:cs="Times New Roman"/>
-          <w:color w:val="000000" w:themeColor="text1"/>
-          <w:sz w:val="26"/>
-          <w:szCs w:val="26"/>
-        </w:rPr>
-        <w:br/>
-      </w:r>
-      <w:r>
-        <w:rPr>
-          <w:rStyle w:val="z"/>
-          <w:rFonts w:ascii="Times New Roman" w:eastAsiaTheme="majorEastAsia" w:hAnsi="Times New Roman" w:cs="Times New Roman"/>
-          <w:color w:val="000000" w:themeColor="text1"/>
-          <w:sz w:val="26"/>
-          <w:szCs w:val="26"/>
-        </w:rPr>
-        <w:lastRenderedPageBreak/>
-        <w:t xml:space="preserve">            "seq": i,</w:t>
-      </w:r>
-      <w:r>
-        <w:rPr>
-          <w:rFonts w:ascii="Times New Roman" w:hAnsi="Times New Roman" w:cs="Times New Roman"/>
-          <w:color w:val="000000" w:themeColor="text1"/>
-          <w:sz w:val="26"/>
-          <w:szCs w:val="26"/>
-        </w:rPr>
-        <w:br/>
-      </w:r>
-      <w:r>
-        <w:rPr>
-          <w:rStyle w:val="z"/>
-          <w:rFonts w:ascii="Times New Roman" w:eastAsiaTheme="majorEastAsia" w:hAnsi="Times New Roman" w:cs="Times New Roman"/>
-          <w:color w:val="000000" w:themeColor="text1"/>
-          <w:sz w:val="26"/>
-          <w:szCs w:val="26"/>
-        </w:rPr>
-        <w:t xml:space="preserve">            "sent_ts": time.time(),</w:t>
-      </w:r>
-      <w:r>
-        <w:rPr>
-          <w:rFonts w:ascii="Times New Roman" w:hAnsi="Times New Roman" w:cs="Times New Roman"/>
-          <w:color w:val="000000" w:themeColor="text1"/>
-          <w:sz w:val="26"/>
-          <w:szCs w:val="26"/>
-        </w:rPr>
-        <w:br/>
-      </w:r>
-      <w:r>
-        <w:rPr>
-          <w:rStyle w:val="z"/>
-          <w:rFonts w:ascii="Times New Roman" w:eastAsiaTheme="majorEastAsia" w:hAnsi="Times New Roman" w:cs="Times New Roman"/>
-          <w:color w:val="000000" w:themeColor="text1"/>
-          <w:sz w:val="26"/>
-          <w:szCs w:val="26"/>
-        </w:rPr>
-        <w:t xml:space="preserve">            "body": "x" * max(0, args.payload_bytes - 64),</w:t>
-      </w:r>
-      <w:r>
-        <w:rPr>
-          <w:rFonts w:ascii="Times New Roman" w:hAnsi="Times New Roman" w:cs="Times New Roman"/>
-          <w:color w:val="000000" w:themeColor="text1"/>
-          <w:sz w:val="26"/>
-          <w:szCs w:val="26"/>
-        </w:rPr>
-        <w:br/>
-      </w:r>
-      <w:r>
-        <w:rPr>
-          <w:rStyle w:val="z"/>
-          <w:rFonts w:ascii="Times New Roman" w:eastAsiaTheme="majorEastAsia" w:hAnsi="Times New Roman" w:cs="Times New Roman"/>
-          <w:color w:val="000000" w:themeColor="text1"/>
-          <w:sz w:val="26"/>
-          <w:szCs w:val="26"/>
-        </w:rPr>
-        <w:t xml:space="preserve">        }</w:t>
-      </w:r>
-      <w:r>
-        <w:rPr>
-          <w:rFonts w:ascii="Times New Roman" w:hAnsi="Times New Roman" w:cs="Times New Roman"/>
-          <w:color w:val="000000" w:themeColor="text1"/>
-          <w:sz w:val="26"/>
-          <w:szCs w:val="26"/>
-        </w:rPr>
-        <w:br/>
-      </w:r>
-      <w:r>
-        <w:rPr>
-          <w:rStyle w:val="z"/>
-          <w:rFonts w:ascii="Times New Roman" w:eastAsiaTheme="majorEastAsia" w:hAnsi="Times New Roman" w:cs="Times New Roman"/>
-          <w:color w:val="000000" w:themeColor="text1"/>
-          <w:sz w:val="26"/>
-          <w:szCs w:val="26"/>
-        </w:rPr>
-        <w:t xml:space="preserve">        body = json.dumps(payload).encode("utf-8")</w:t>
-      </w:r>
-      <w:r>
-        <w:rPr>
-          <w:rFonts w:ascii="Times New Roman" w:hAnsi="Times New Roman" w:cs="Times New Roman"/>
-          <w:color w:val="000000" w:themeColor="text1"/>
-          <w:sz w:val="26"/>
-          <w:szCs w:val="26"/>
-        </w:rPr>
-        <w:br/>
-      </w:r>
-      <w:r>
-        <w:rPr>
-          <w:rFonts w:ascii="Times New Roman" w:hAnsi="Times New Roman" w:cs="Times New Roman"/>
-          <w:color w:val="000000" w:themeColor="text1"/>
-          <w:sz w:val="26"/>
-          <w:szCs w:val="26"/>
-        </w:rPr>
-        <w:br/>
-      </w:r>
-      <w:r>
-        <w:rPr>
-          <w:rStyle w:val="z"/>
-          <w:rFonts w:ascii="Times New Roman" w:eastAsiaTheme="majorEastAsia" w:hAnsi="Times New Roman" w:cs="Times New Roman"/>
-          <w:color w:val="000000" w:themeColor="text1"/>
-          <w:sz w:val="26"/>
-          <w:szCs w:val="26"/>
-        </w:rPr>
-        <w:t xml:space="preserve">        if args.confirm:</w:t>
-      </w:r>
-      <w:r>
-        <w:rPr>
-          <w:rFonts w:ascii="Times New Roman" w:hAnsi="Times New Roman" w:cs="Times New Roman"/>
-          <w:color w:val="000000" w:themeColor="text1"/>
-          <w:sz w:val="26"/>
-          <w:szCs w:val="26"/>
-        </w:rPr>
-        <w:br/>
-      </w:r>
-      <w:r>
-        <w:rPr>
-          <w:rStyle w:val="z"/>
-          <w:rFonts w:ascii="Times New Roman" w:eastAsiaTheme="majorEastAsia" w:hAnsi="Times New Roman" w:cs="Times New Roman"/>
-          <w:color w:val="000000" w:themeColor="text1"/>
-          <w:sz w:val="26"/>
-          <w:szCs w:val="26"/>
-        </w:rPr>
-        <w:t xml:space="preserve">            ok = ch.basic_publish(exchange="", routing_key=args.queue, body=body, properties=props)</w:t>
-      </w:r>
-      <w:r>
-        <w:rPr>
-          <w:rFonts w:ascii="Times New Roman" w:hAnsi="Times New Roman" w:cs="Times New Roman"/>
-          <w:color w:val="000000" w:themeColor="text1"/>
-          <w:sz w:val="26"/>
-          <w:szCs w:val="26"/>
-        </w:rPr>
-        <w:br/>
-      </w:r>
-      <w:r>
-        <w:rPr>
-          <w:rStyle w:val="z"/>
-          <w:rFonts w:ascii="Times New Roman" w:eastAsiaTheme="majorEastAsia" w:hAnsi="Times New Roman" w:cs="Times New Roman"/>
-          <w:color w:val="000000" w:themeColor="text1"/>
-          <w:sz w:val="26"/>
-          <w:szCs w:val="26"/>
-        </w:rPr>
-        <w:t xml:space="preserve">            if not ok:</w:t>
-      </w:r>
-      <w:r>
-        <w:rPr>
-          <w:rFonts w:ascii="Times New Roman" w:hAnsi="Times New Roman" w:cs="Times New Roman"/>
-          <w:color w:val="000000" w:themeColor="text1"/>
-          <w:sz w:val="26"/>
-          <w:szCs w:val="26"/>
-        </w:rPr>
-        <w:br/>
-      </w:r>
-      <w:r>
-        <w:rPr>
-          <w:rStyle w:val="z"/>
-          <w:rFonts w:ascii="Times New Roman" w:eastAsiaTheme="majorEastAsia" w:hAnsi="Times New Roman" w:cs="Times New Roman"/>
-          <w:color w:val="000000" w:themeColor="text1"/>
-          <w:sz w:val="26"/>
-          <w:szCs w:val="26"/>
-        </w:rPr>
-        <w:t xml:space="preserve">                raise RuntimeError("Publish not confirmed.")</w:t>
-      </w:r>
-      <w:r>
-        <w:rPr>
-          <w:rFonts w:ascii="Times New Roman" w:hAnsi="Times New Roman" w:cs="Times New Roman"/>
-          <w:color w:val="000000" w:themeColor="text1"/>
-          <w:sz w:val="26"/>
-          <w:szCs w:val="26"/>
-        </w:rPr>
-        <w:br/>
-      </w:r>
-      <w:r>
-        <w:rPr>
-          <w:rStyle w:val="z"/>
-          <w:rFonts w:ascii="Times New Roman" w:eastAsiaTheme="majorEastAsia" w:hAnsi="Times New Roman" w:cs="Times New Roman"/>
-          <w:color w:val="000000" w:themeColor="text1"/>
-          <w:sz w:val="26"/>
-          <w:szCs w:val="26"/>
-        </w:rPr>
-        <w:t xml:space="preserve">        else:</w:t>
-      </w:r>
-      <w:r>
-        <w:rPr>
-          <w:rFonts w:ascii="Times New Roman" w:hAnsi="Times New Roman" w:cs="Times New Roman"/>
-          <w:color w:val="000000" w:themeColor="text1"/>
-          <w:sz w:val="26"/>
-          <w:szCs w:val="26"/>
-        </w:rPr>
-        <w:br/>
-      </w:r>
-      <w:r>
-        <w:rPr>
-          <w:rStyle w:val="z"/>
-          <w:rFonts w:ascii="Times New Roman" w:eastAsiaTheme="majorEastAsia" w:hAnsi="Times New Roman" w:cs="Times New Roman"/>
-          <w:color w:val="000000" w:themeColor="text1"/>
-          <w:sz w:val="26"/>
-          <w:szCs w:val="26"/>
-        </w:rPr>
-        <w:t xml:space="preserve">            ch.basic_publish(exchange="", routing_key=args.queue, body=body, properties=props)</w:t>
-      </w:r>
-      <w:r>
-        <w:rPr>
-          <w:rFonts w:ascii="Times New Roman" w:hAnsi="Times New Roman" w:cs="Times New Roman"/>
-          <w:color w:val="000000" w:themeColor="text1"/>
-          <w:sz w:val="26"/>
-          <w:szCs w:val="26"/>
-        </w:rPr>
-        <w:br/>
-      </w:r>
-      <w:r>
-        <w:rPr>
-          <w:rFonts w:ascii="Times New Roman" w:hAnsi="Times New Roman" w:cs="Times New Roman"/>
-          <w:color w:val="000000" w:themeColor="text1"/>
-          <w:sz w:val="26"/>
-          <w:szCs w:val="26"/>
-        </w:rPr>
-        <w:br/>
-      </w:r>
-      <w:r>
-        <w:rPr>
-          <w:rStyle w:val="z"/>
-          <w:rFonts w:ascii="Times New Roman" w:eastAsiaTheme="majorEastAsia" w:hAnsi="Times New Roman" w:cs="Times New Roman"/>
-          <w:color w:val="000000" w:themeColor="text1"/>
-          <w:sz w:val="26"/>
-          <w:szCs w:val="26"/>
-        </w:rPr>
-        <w:t xml:space="preserve">        if interval &gt; 0:</w:t>
-      </w:r>
-      <w:r>
-        <w:rPr>
-          <w:rFonts w:ascii="Times New Roman" w:hAnsi="Times New Roman" w:cs="Times New Roman"/>
-          <w:color w:val="000000" w:themeColor="text1"/>
-          <w:sz w:val="26"/>
-          <w:szCs w:val="26"/>
-        </w:rPr>
-        <w:br/>
-      </w:r>
-      <w:r>
-        <w:rPr>
-          <w:rStyle w:val="z"/>
-          <w:rFonts w:ascii="Times New Roman" w:eastAsiaTheme="majorEastAsia" w:hAnsi="Times New Roman" w:cs="Times New Roman"/>
-          <w:color w:val="000000" w:themeColor="text1"/>
-          <w:sz w:val="26"/>
-          <w:szCs w:val="26"/>
-        </w:rPr>
-        <w:t xml:space="preserve">            next_send += interval</w:t>
-      </w:r>
-      <w:r>
-        <w:rPr>
-          <w:rFonts w:ascii="Times New Roman" w:hAnsi="Times New Roman" w:cs="Times New Roman"/>
-          <w:color w:val="000000" w:themeColor="text1"/>
-          <w:sz w:val="26"/>
-          <w:szCs w:val="26"/>
-        </w:rPr>
-        <w:br/>
-      </w:r>
-      <w:r>
-        <w:rPr>
-          <w:rStyle w:val="z"/>
-          <w:rFonts w:ascii="Times New Roman" w:eastAsiaTheme="majorEastAsia" w:hAnsi="Times New Roman" w:cs="Times New Roman"/>
-          <w:color w:val="000000" w:themeColor="text1"/>
-          <w:sz w:val="26"/>
-          <w:szCs w:val="26"/>
-        </w:rPr>
-        <w:t xml:space="preserve">            now = time.perf_counter()</w:t>
-      </w:r>
-      <w:r>
-        <w:rPr>
-          <w:rFonts w:ascii="Times New Roman" w:hAnsi="Times New Roman" w:cs="Times New Roman"/>
-          <w:color w:val="000000" w:themeColor="text1"/>
-          <w:sz w:val="26"/>
-          <w:szCs w:val="26"/>
-        </w:rPr>
-        <w:br/>
-      </w:r>
-      <w:r>
-        <w:rPr>
-          <w:rStyle w:val="z"/>
-          <w:rFonts w:ascii="Times New Roman" w:eastAsiaTheme="majorEastAsia" w:hAnsi="Times New Roman" w:cs="Times New Roman"/>
-          <w:color w:val="000000" w:themeColor="text1"/>
-          <w:sz w:val="26"/>
-          <w:szCs w:val="26"/>
-        </w:rPr>
-        <w:t xml:space="preserve">            if next_send &gt; now:</w:t>
-      </w:r>
-      <w:r>
-        <w:rPr>
-          <w:rFonts w:ascii="Times New Roman" w:hAnsi="Times New Roman" w:cs="Times New Roman"/>
-          <w:color w:val="000000" w:themeColor="text1"/>
-          <w:sz w:val="26"/>
-          <w:szCs w:val="26"/>
-        </w:rPr>
-        <w:br/>
-      </w:r>
-      <w:r>
-        <w:rPr>
-          <w:rStyle w:val="z"/>
-          <w:rFonts w:ascii="Times New Roman" w:eastAsiaTheme="majorEastAsia" w:hAnsi="Times New Roman" w:cs="Times New Roman"/>
-          <w:color w:val="000000" w:themeColor="text1"/>
-          <w:sz w:val="26"/>
-          <w:szCs w:val="26"/>
-        </w:rPr>
-        <w:t xml:space="preserve">                time.sleep(next_send - now)</w:t>
-      </w:r>
-      <w:r>
-        <w:rPr>
-          <w:rFonts w:ascii="Times New Roman" w:hAnsi="Times New Roman" w:cs="Times New Roman"/>
-          <w:color w:val="000000" w:themeColor="text1"/>
-          <w:sz w:val="26"/>
-          <w:szCs w:val="26"/>
-        </w:rPr>
-        <w:br/>
-      </w:r>
-      <w:r>
-        <w:rPr>
-          <w:rStyle w:val="z"/>
-          <w:rFonts w:ascii="Times New Roman" w:eastAsiaTheme="majorEastAsia" w:hAnsi="Times New Roman" w:cs="Times New Roman"/>
-          <w:color w:val="000000" w:themeColor="text1"/>
-          <w:sz w:val="26"/>
-          <w:szCs w:val="26"/>
-        </w:rPr>
-        <w:t xml:space="preserve">            else:</w:t>
-      </w:r>
-      <w:r>
-        <w:rPr>
-          <w:rFonts w:ascii="Times New Roman" w:hAnsi="Times New Roman" w:cs="Times New Roman"/>
-          <w:color w:val="000000" w:themeColor="text1"/>
-          <w:sz w:val="26"/>
-          <w:szCs w:val="26"/>
-        </w:rPr>
-        <w:br/>
-      </w:r>
-      <w:r>
-        <w:rPr>
-          <w:rStyle w:val="z"/>
-          <w:rFonts w:ascii="Times New Roman" w:eastAsiaTheme="majorEastAsia" w:hAnsi="Times New Roman" w:cs="Times New Roman"/>
-          <w:color w:val="000000" w:themeColor="text1"/>
-          <w:sz w:val="26"/>
-          <w:szCs w:val="26"/>
-        </w:rPr>
-        <w:t xml:space="preserve">                next_send = now</w:t>
-      </w:r>
-      <w:r>
-        <w:rPr>
-          <w:rFonts w:ascii="Times New Roman" w:hAnsi="Times New Roman" w:cs="Times New Roman"/>
-          <w:color w:val="000000" w:themeColor="text1"/>
-          <w:sz w:val="26"/>
-          <w:szCs w:val="26"/>
-        </w:rPr>
-        <w:br/>
-      </w:r>
-      <w:r>
-        <w:rPr>
-          <w:rFonts w:ascii="Times New Roman" w:hAnsi="Times New Roman" w:cs="Times New Roman"/>
-          <w:color w:val="000000" w:themeColor="text1"/>
-          <w:sz w:val="26"/>
-          <w:szCs w:val="26"/>
-        </w:rPr>
-        <w:br/>
-      </w:r>
-      <w:r>
-        <w:rPr>
-          <w:rStyle w:val="z"/>
-          <w:rFonts w:ascii="Times New Roman" w:eastAsiaTheme="majorEastAsia" w:hAnsi="Times New Roman" w:cs="Times New Roman"/>
-          <w:color w:val="000000" w:themeColor="text1"/>
-          <w:sz w:val="26"/>
-          <w:szCs w:val="26"/>
-        </w:rPr>
-        <w:t xml:space="preserve">    t1 = time.perf_counter()</w:t>
-      </w:r>
-      <w:r>
-        <w:rPr>
-          <w:rFonts w:ascii="Times New Roman" w:hAnsi="Times New Roman" w:cs="Times New Roman"/>
-          <w:color w:val="000000" w:themeColor="text1"/>
-          <w:sz w:val="26"/>
-          <w:szCs w:val="26"/>
-        </w:rPr>
-        <w:br/>
-      </w:r>
-      <w:r>
-        <w:rPr>
-          <w:rStyle w:val="z"/>
-          <w:rFonts w:ascii="Times New Roman" w:eastAsiaTheme="majorEastAsia" w:hAnsi="Times New Roman" w:cs="Times New Roman"/>
-          <w:color w:val="000000" w:themeColor="text1"/>
-          <w:sz w:val="26"/>
-          <w:szCs w:val="26"/>
-        </w:rPr>
-        <w:t xml:space="preserve">    duration = t1 - t0</w:t>
-      </w:r>
-      <w:r>
-        <w:rPr>
-          <w:rFonts w:ascii="Times New Roman" w:hAnsi="Times New Roman" w:cs="Times New Roman"/>
-          <w:color w:val="000000" w:themeColor="text1"/>
-          <w:sz w:val="26"/>
-          <w:szCs w:val="26"/>
-        </w:rPr>
-        <w:br/>
-      </w:r>
-      <w:r>
-        <w:rPr>
-          <w:rStyle w:val="z"/>
-          <w:rFonts w:ascii="Times New Roman" w:eastAsiaTheme="majorEastAsia" w:hAnsi="Times New Roman" w:cs="Times New Roman"/>
-          <w:color w:val="000000" w:themeColor="text1"/>
-          <w:sz w:val="26"/>
-          <w:szCs w:val="26"/>
-        </w:rPr>
-        <w:t xml:space="preserve">    throughput = args.messages / duration if duration &gt; 0 else 0.0</w:t>
-      </w:r>
-      <w:r>
-        <w:rPr>
-          <w:rFonts w:ascii="Times New Roman" w:hAnsi="Times New Roman" w:cs="Times New Roman"/>
-          <w:color w:val="000000" w:themeColor="text1"/>
-          <w:sz w:val="26"/>
-          <w:szCs w:val="26"/>
-        </w:rPr>
-        <w:br/>
-      </w:r>
-      <w:r>
-        <w:rPr>
-          <w:rFonts w:ascii="Times New Roman" w:hAnsi="Times New Roman" w:cs="Times New Roman"/>
-          <w:color w:val="000000" w:themeColor="text1"/>
-          <w:sz w:val="26"/>
-          <w:szCs w:val="26"/>
-        </w:rPr>
-        <w:br/>
-      </w:r>
-      <w:r>
-        <w:rPr>
-          <w:rStyle w:val="z"/>
-          <w:rFonts w:ascii="Times New Roman" w:eastAsiaTheme="majorEastAsia" w:hAnsi="Times New Roman" w:cs="Times New Roman"/>
-          <w:color w:val="000000" w:themeColor="text1"/>
-          <w:sz w:val="26"/>
-          <w:szCs w:val="26"/>
-        </w:rPr>
-        <w:t xml:space="preserve">    print("=== Producer Benchmark Result ===")</w:t>
-      </w:r>
-      <w:r>
-        <w:rPr>
-          <w:rFonts w:ascii="Times New Roman" w:hAnsi="Times New Roman" w:cs="Times New Roman"/>
-          <w:color w:val="000000" w:themeColor="text1"/>
-          <w:sz w:val="26"/>
-          <w:szCs w:val="26"/>
-        </w:rPr>
-        <w:br/>
-      </w:r>
-      <w:r>
-        <w:rPr>
-          <w:rStyle w:val="z"/>
-          <w:rFonts w:ascii="Times New Roman" w:eastAsiaTheme="majorEastAsia" w:hAnsi="Times New Roman" w:cs="Times New Roman"/>
-          <w:color w:val="000000" w:themeColor="text1"/>
-          <w:sz w:val="26"/>
-          <w:szCs w:val="26"/>
-        </w:rPr>
-        <w:t xml:space="preserve">    print(f"host: {args.host}:{args.port}")</w:t>
-      </w:r>
-      <w:r>
-        <w:rPr>
-          <w:rFonts w:ascii="Times New Roman" w:hAnsi="Times New Roman" w:cs="Times New Roman"/>
-          <w:color w:val="000000" w:themeColor="text1"/>
-          <w:sz w:val="26"/>
-          <w:szCs w:val="26"/>
-        </w:rPr>
-        <w:br/>
-      </w:r>
-      <w:r>
-        <w:rPr>
-          <w:rStyle w:val="z"/>
-          <w:rFonts w:ascii="Times New Roman" w:eastAsiaTheme="majorEastAsia" w:hAnsi="Times New Roman" w:cs="Times New Roman"/>
-          <w:color w:val="000000" w:themeColor="text1"/>
-          <w:sz w:val="26"/>
-          <w:szCs w:val="26"/>
-        </w:rPr>
-        <w:lastRenderedPageBreak/>
-        <w:t xml:space="preserve">    print(f"queue: {args.queue}")</w:t>
-      </w:r>
-      <w:r>
-        <w:rPr>
-          <w:rFonts w:ascii="Times New Roman" w:hAnsi="Times New Roman" w:cs="Times New Roman"/>
-          <w:color w:val="000000" w:themeColor="text1"/>
-          <w:sz w:val="26"/>
-          <w:szCs w:val="26"/>
-        </w:rPr>
-        <w:br/>
-      </w:r>
-      <w:r>
-        <w:rPr>
-          <w:rStyle w:val="z"/>
-          <w:rFonts w:ascii="Times New Roman" w:eastAsiaTheme="majorEastAsia" w:hAnsi="Times New Roman" w:cs="Times New Roman"/>
-          <w:color w:val="000000" w:themeColor="text1"/>
-          <w:sz w:val="26"/>
-          <w:szCs w:val="26"/>
-        </w:rPr>
-        <w:t xml:space="preserve">    print(f"messages: {args.messages}")</w:t>
-      </w:r>
-      <w:r>
-        <w:rPr>
-          <w:rFonts w:ascii="Times New Roman" w:hAnsi="Times New Roman" w:cs="Times New Roman"/>
-          <w:color w:val="000000" w:themeColor="text1"/>
-          <w:sz w:val="26"/>
-          <w:szCs w:val="26"/>
-        </w:rPr>
-        <w:br/>
-      </w:r>
-      <w:r>
-        <w:rPr>
-          <w:rStyle w:val="z"/>
-          <w:rFonts w:ascii="Times New Roman" w:eastAsiaTheme="majorEastAsia" w:hAnsi="Times New Roman" w:cs="Times New Roman"/>
-          <w:color w:val="000000" w:themeColor="text1"/>
-          <w:sz w:val="26"/>
-          <w:szCs w:val="26"/>
-        </w:rPr>
-        <w:t xml:space="preserve">    print(f"payload_bytes: ~{args.payload_bytes}")</w:t>
-      </w:r>
-      <w:r>
-        <w:rPr>
-          <w:rFonts w:ascii="Times New Roman" w:hAnsi="Times New Roman" w:cs="Times New Roman"/>
-          <w:color w:val="000000" w:themeColor="text1"/>
-          <w:sz w:val="26"/>
-          <w:szCs w:val="26"/>
-        </w:rPr>
-        <w:br/>
-      </w:r>
-      <w:r>
-        <w:rPr>
-          <w:rStyle w:val="z"/>
-          <w:rFonts w:ascii="Times New Roman" w:eastAsiaTheme="majorEastAsia" w:hAnsi="Times New Roman" w:cs="Times New Roman"/>
-          <w:color w:val="000000" w:themeColor="text1"/>
-          <w:sz w:val="26"/>
-          <w:szCs w:val="26"/>
-        </w:rPr>
-        <w:t xml:space="preserve">    print(f"durable_queue: {args.durable}")</w:t>
-      </w:r>
-      <w:r>
-        <w:rPr>
-          <w:rFonts w:ascii="Times New Roman" w:hAnsi="Times New Roman" w:cs="Times New Roman"/>
-          <w:color w:val="000000" w:themeColor="text1"/>
-          <w:sz w:val="26"/>
-          <w:szCs w:val="26"/>
-        </w:rPr>
-        <w:br/>
-      </w:r>
-      <w:r>
-        <w:rPr>
-          <w:rStyle w:val="z"/>
-          <w:rFonts w:ascii="Times New Roman" w:eastAsiaTheme="majorEastAsia" w:hAnsi="Times New Roman" w:cs="Times New Roman"/>
-          <w:color w:val="000000" w:themeColor="text1"/>
-          <w:sz w:val="26"/>
-          <w:szCs w:val="26"/>
-        </w:rPr>
-        <w:t xml:space="preserve">    print(f"persistent_msg: {args.persistent}")</w:t>
-      </w:r>
-      <w:r>
-        <w:rPr>
-          <w:rFonts w:ascii="Times New Roman" w:hAnsi="Times New Roman" w:cs="Times New Roman"/>
-          <w:color w:val="000000" w:themeColor="text1"/>
-          <w:sz w:val="26"/>
-          <w:szCs w:val="26"/>
-        </w:rPr>
-        <w:br/>
-      </w:r>
-      <w:r>
-        <w:rPr>
-          <w:rStyle w:val="z"/>
-          <w:rFonts w:ascii="Times New Roman" w:eastAsiaTheme="majorEastAsia" w:hAnsi="Times New Roman" w:cs="Times New Roman"/>
-          <w:color w:val="000000" w:themeColor="text1"/>
-          <w:sz w:val="26"/>
-          <w:szCs w:val="26"/>
-        </w:rPr>
-        <w:t xml:space="preserve">    print(f"publisher_confirms: {args.confirm}")</w:t>
-      </w:r>
-      <w:r>
-        <w:rPr>
-          <w:rFonts w:ascii="Times New Roman" w:hAnsi="Times New Roman" w:cs="Times New Roman"/>
-          <w:color w:val="000000" w:themeColor="text1"/>
-          <w:sz w:val="26"/>
-          <w:szCs w:val="26"/>
-        </w:rPr>
-        <w:br/>
-      </w:r>
-      <w:r>
-        <w:rPr>
-          <w:rStyle w:val="z"/>
-          <w:rFonts w:ascii="Times New Roman" w:eastAsiaTheme="majorEastAsia" w:hAnsi="Times New Roman" w:cs="Times New Roman"/>
-          <w:color w:val="000000" w:themeColor="text1"/>
-          <w:sz w:val="26"/>
-          <w:szCs w:val="26"/>
-        </w:rPr>
-        <w:t xml:space="preserve">    print(f"rate_limit: {args.rate} msg/s (0 = unlimited)")</w:t>
-      </w:r>
-      <w:r>
-        <w:rPr>
-          <w:rFonts w:ascii="Times New Roman" w:hAnsi="Times New Roman" w:cs="Times New Roman"/>
-          <w:color w:val="000000" w:themeColor="text1"/>
-          <w:sz w:val="26"/>
-          <w:szCs w:val="26"/>
-        </w:rPr>
-        <w:br/>
-      </w:r>
-      <w:r>
-        <w:rPr>
-          <w:rStyle w:val="z"/>
-          <w:rFonts w:ascii="Times New Roman" w:eastAsiaTheme="majorEastAsia" w:hAnsi="Times New Roman" w:cs="Times New Roman"/>
-          <w:color w:val="000000" w:themeColor="text1"/>
-          <w:sz w:val="26"/>
-          <w:szCs w:val="26"/>
-        </w:rPr>
-        <w:t xml:space="preserve">    print(f"run_id: {run_id}")</w:t>
-      </w:r>
-      <w:r>
-        <w:rPr>
-          <w:rFonts w:ascii="Times New Roman" w:hAnsi="Times New Roman" w:cs="Times New Roman"/>
-          <w:color w:val="000000" w:themeColor="text1"/>
-          <w:sz w:val="26"/>
-          <w:szCs w:val="26"/>
-        </w:rPr>
-        <w:br/>
-      </w:r>
-      <w:r>
-        <w:rPr>
-          <w:rStyle w:val="z"/>
-          <w:rFonts w:ascii="Times New Roman" w:eastAsiaTheme="majorEastAsia" w:hAnsi="Times New Roman" w:cs="Times New Roman"/>
-          <w:color w:val="000000" w:themeColor="text1"/>
-          <w:sz w:val="26"/>
-          <w:szCs w:val="26"/>
-        </w:rPr>
-        <w:t xml:space="preserve">    print(f"duration_sec: {duration:.4f}")</w:t>
-      </w:r>
-      <w:r>
-        <w:rPr>
-          <w:rFonts w:ascii="Times New Roman" w:hAnsi="Times New Roman" w:cs="Times New Roman"/>
-          <w:color w:val="000000" w:themeColor="text1"/>
-          <w:sz w:val="26"/>
-          <w:szCs w:val="26"/>
-        </w:rPr>
-        <w:br/>
-      </w:r>
-      <w:r>
-        <w:rPr>
-          <w:rStyle w:val="z"/>
-          <w:rFonts w:ascii="Times New Roman" w:eastAsiaTheme="majorEastAsia" w:hAnsi="Times New Roman" w:cs="Times New Roman"/>
-          <w:color w:val="000000" w:themeColor="text1"/>
-          <w:sz w:val="26"/>
-          <w:szCs w:val="26"/>
-        </w:rPr>
-        <w:t xml:space="preserve">    print(f"throughput_msg_per_sec: {throughput:.2f}")</w:t>
-      </w:r>
-      <w:r>
-        <w:rPr>
-          <w:rFonts w:ascii="Times New Roman" w:hAnsi="Times New Roman" w:cs="Times New Roman"/>
-          <w:color w:val="000000" w:themeColor="text1"/>
-          <w:sz w:val="26"/>
-          <w:szCs w:val="26"/>
-        </w:rPr>
-        <w:br/>
-      </w:r>
-      <w:r>
-        <w:rPr>
-          <w:rFonts w:ascii="Times New Roman" w:hAnsi="Times New Roman" w:cs="Times New Roman"/>
-          <w:color w:val="000000" w:themeColor="text1"/>
-          <w:sz w:val="26"/>
-          <w:szCs w:val="26"/>
-        </w:rPr>
-        <w:br/>
-      </w:r>
-      <w:r>
-        <w:rPr>
-          <w:rStyle w:val="z"/>
-          <w:rFonts w:ascii="Times New Roman" w:eastAsiaTheme="majorEastAsia" w:hAnsi="Times New Roman" w:cs="Times New Roman"/>
-          <w:color w:val="000000" w:themeColor="text1"/>
-          <w:sz w:val="26"/>
-          <w:szCs w:val="26"/>
-        </w:rPr>
-        <w:t xml:space="preserve">    conn.close()</w:t>
-      </w:r>
-      <w:r>
-        <w:rPr>
-          <w:rFonts w:ascii="Times New Roman" w:hAnsi="Times New Roman" w:cs="Times New Roman"/>
-          <w:color w:val="000000" w:themeColor="text1"/>
-          <w:sz w:val="26"/>
-          <w:szCs w:val="26"/>
-        </w:rPr>
-        <w:br/>
-      </w:r>
-      <w:r>
-        <w:rPr>
-          <w:rFonts w:ascii="Times New Roman" w:hAnsi="Times New Roman" w:cs="Times New Roman"/>
-          <w:color w:val="000000" w:themeColor="text1"/>
-          <w:sz w:val="26"/>
-          <w:szCs w:val="26"/>
-        </w:rPr>
-        <w:br/>
-      </w:r>
-      <w:r>
-        <w:rPr>
-          <w:rStyle w:val="z"/>
-          <w:rFonts w:ascii="Times New Roman" w:eastAsiaTheme="majorEastAsia" w:hAnsi="Times New Roman" w:cs="Times New Roman"/>
-          <w:color w:val="000000" w:themeColor="text1"/>
-          <w:sz w:val="26"/>
-          <w:szCs w:val="26"/>
-        </w:rPr>
-        <w:t>if __name__ == "__main__":</w:t>
-      </w:r>
-      <w:r>
-        <w:rPr>
-          <w:rFonts w:ascii="Times New Roman" w:hAnsi="Times New Roman" w:cs="Times New Roman"/>
-          <w:color w:val="000000" w:themeColor="text1"/>
-          <w:sz w:val="26"/>
-          <w:szCs w:val="26"/>
-        </w:rPr>
-        <w:br/>
-      </w:r>
-      <w:r>
-        <w:rPr>
-          <w:rStyle w:val="z"/>
-          <w:rFonts w:ascii="Times New Roman" w:eastAsiaTheme="majorEastAsia" w:hAnsi="Times New Roman" w:cs="Times New Roman"/>
-          <w:color w:val="000000" w:themeColor="text1"/>
-          <w:sz w:val="26"/>
-          <w:szCs w:val="26"/>
-        </w:rPr>
-        <w:t xml:space="preserve">    main()</w:t>
-      </w:r>
-      <w:r>
-        <w:rPr>
-          <w:rFonts w:ascii="Times New Roman" w:hAnsi="Times New Roman" w:cs="Times New Roman"/>
-          <w:color w:val="000000" w:themeColor="text1"/>
-          <w:sz w:val="26"/>
-          <w:szCs w:val="26"/>
-        </w:rPr>
-        <w:br/>
-      </w:r>
-      <w:r>
-        <w:rPr>
-          <w:rStyle w:val="z"/>
-          <w:rFonts w:ascii="Times New Roman" w:eastAsiaTheme="majorEastAsia" w:hAnsi="Times New Roman" w:cs="Times New Roman"/>
-          <w:color w:val="000000" w:themeColor="text1"/>
-          <w:sz w:val="26"/>
-          <w:szCs w:val="26"/>
-        </w:rPr>
-        <w:t>PY</w:t>
-      </w:r>
-      <w:r>
-        <w:rPr>
-          <w:rFonts w:ascii="Times New Roman" w:hAnsi="Times New Roman" w:cs="Times New Roman"/>
-          <w:color w:val="000000" w:themeColor="text1"/>
-          <w:sz w:val="26"/>
-          <w:szCs w:val="26"/>
-        </w:rPr>
-        <w:br/>
-      </w:r>
-      <w:r>
-        <w:rPr>
-          <w:rFonts w:ascii="Times New Roman" w:hAnsi="Times New Roman" w:cs="Times New Roman"/>
-          <w:color w:val="000000" w:themeColor="text1"/>
-          <w:sz w:val="26"/>
-          <w:szCs w:val="26"/>
-        </w:rPr>
-        <w:br/>
-      </w:r>
-      <w:r>
-        <w:rPr>
-          <w:rStyle w:val="10"/>
-          <w:rFonts w:ascii="Times New Roman" w:hAnsi="Times New Roman" w:cs="Times New Roman"/>
-          <w:color w:val="000000" w:themeColor="text1"/>
-          <w:sz w:val="26"/>
-          <w:szCs w:val="26"/>
-        </w:rPr>
-        <w:t>chmod</w:t>
-      </w:r>
-      <w:r>
-        <w:rPr>
-          <w:rFonts w:ascii="Times New Roman" w:hAnsi="Times New Roman" w:cs="Times New Roman"/>
-          <w:color w:val="000000" w:themeColor="text1"/>
-          <w:sz w:val="26"/>
-          <w:szCs w:val="26"/>
-        </w:rPr>
-        <w:t xml:space="preserve"> </w:t>
-      </w:r>
-      <w:r>
-        <w:rPr>
-          <w:rStyle w:val="v"/>
-          <w:rFonts w:ascii="Times New Roman" w:hAnsi="Times New Roman" w:cs="Times New Roman"/>
-          <w:color w:val="000000" w:themeColor="text1"/>
-          <w:sz w:val="26"/>
-          <w:szCs w:val="26"/>
-        </w:rPr>
-        <w:t>+</w:t>
-      </w:r>
-      <w:r>
-        <w:rPr>
-          <w:rFonts w:ascii="Times New Roman" w:hAnsi="Times New Roman" w:cs="Times New Roman"/>
-          <w:color w:val="000000" w:themeColor="text1"/>
-          <w:sz w:val="26"/>
-          <w:szCs w:val="26"/>
-        </w:rPr>
-        <w:t>x ~/work-queue/producer_benchmark.py</w:t>
-      </w:r>
-    </w:p>
-    <w:p>
-      <w:pPr>
-        <w:pStyle w:val="HTMLPreformatted"/>
-        <w:spacing w:line="360" w:lineRule="auto"/>
-        <w:rPr>
-          <w:rFonts w:ascii="Times New Roman" w:hAnsi="Times New Roman" w:cs="Times New Roman"/>
-          <w:b/>
-          <w:bCs/>
-          <w:color w:val="000000" w:themeColor="text1"/>
-          <w:sz w:val="26"/>
-          <w:szCs w:val="26"/>
-        </w:rPr>
-      </w:pPr>
+        <w:t>producer</w:t>
+      </w:r>
+      <w:r>
+        <w:rPr>
+          <w:rStyle w:val="HTMLCode"/>
+          <w:rFonts w:ascii="Times New Roman" w:eastAsiaTheme="minorHAnsi" w:hAnsi="Times New Roman" w:cs="Times New Roman"/>
+          <w:color w:val="000000" w:themeColor="text1"/>
+          <w:sz w:val="26"/>
+          <w:szCs w:val="26"/>
+          <w:lang w:val="vi-VN"/>
+        </w:rPr>
+        <w:t>.py</w:t>
+      </w:r>
+      <w:r>
+        <w:rPr>
+          <w:rStyle w:val="HTMLCode"/>
+          <w:rFonts w:ascii="Times New Roman" w:eastAsiaTheme="minorHAnsi" w:hAnsi="Times New Roman" w:cs="Times New Roman"/>
+          <w:color w:val="000000" w:themeColor="text1"/>
+          <w:sz w:val="26"/>
+          <w:szCs w:val="26"/>
+          <w:lang w:val="vi-VN"/>
+        </w:rPr>
+        <w:t xml:space="preserve"> (</w:t>
+      </w:r>
+      <w:r>
+        <w:rPr>
+          <w:rFonts w:ascii="Times New Roman" w:hAnsi="Times New Roman" w:cs="Times New Roman"/>
+          <w:color w:val="000000" w:themeColor="text1"/>
+          <w:sz w:val="26"/>
+          <w:szCs w:val="26"/>
+        </w:rPr>
+        <w:t>Đã</w:t>
+      </w:r>
+      <w:r>
+        <w:rPr>
+          <w:rFonts w:ascii="Times New Roman" w:hAnsi="Times New Roman" w:cs="Times New Roman"/>
+          <w:color w:val="000000" w:themeColor="text1"/>
+          <w:sz w:val="26"/>
+          <w:szCs w:val="26"/>
+          <w:lang w:val="vi-VN"/>
+        </w:rPr>
+        <w:t xml:space="preserve"> có trên cloud chỉ cần download về)</w:t>
+      </w:r>
     </w:p>
     <w:p>
       <w:pPr>
@@ -5896,7 +2806,6 @@
           <w:sz w:val="26"/>
           <w:szCs w:val="26"/>
         </w:rPr>
-        <w:lastRenderedPageBreak/>
         <w:t>http://&lt;VM_IP&gt;:15692/metrics</w:t>
       </w:r>
     </w:p>
@@ -5952,7 +2861,7 @@
           <w:sz w:val="26"/>
           <w:szCs w:val="26"/>
         </w:rPr>
-        <w:pict w14:anchorId="205F93F2">
+        <w:pict w14:anchorId="1DB00098">
           <v:rect id="_x0000_i1028" alt="" style="width:468pt;height:.05pt;mso-width-percent:0;mso-height-percent:0;mso-width-percent:0;mso-height-percent:0" o:hralign="center" o:hrstd="t" o:hr="t" fillcolor="#a0a0a0" stroked="f"/>
         </w:pict>
       </w:r>
@@ -6032,6 +2941,7 @@
           <w:sz w:val="26"/>
           <w:szCs w:val="26"/>
         </w:rPr>
+        <w:lastRenderedPageBreak/>
         <w:t>cd</w:t>
       </w:r>
       <w:r>
@@ -6619,206 +3529,206 @@
           <w:sz w:val="26"/>
           <w:szCs w:val="26"/>
         </w:rPr>
+        <w:t xml:space="preserve">    depends_on:</w:t>
+      </w:r>
+      <w:r>
+        <w:rPr>
+          <w:rFonts w:ascii="Times New Roman" w:hAnsi="Times New Roman" w:cs="Times New Roman"/>
+          <w:color w:val="000000" w:themeColor="text1"/>
+          <w:sz w:val="26"/>
+          <w:szCs w:val="26"/>
+        </w:rPr>
+        <w:br/>
+      </w:r>
+      <w:r>
+        <w:rPr>
+          <w:rStyle w:val="z"/>
+          <w:rFonts w:ascii="Times New Roman" w:hAnsi="Times New Roman" w:cs="Times New Roman"/>
+          <w:color w:val="000000" w:themeColor="text1"/>
+          <w:sz w:val="26"/>
+          <w:szCs w:val="26"/>
+        </w:rPr>
+        <w:t xml:space="preserve">      - prometheus</w:t>
+      </w:r>
+      <w:r>
+        <w:rPr>
+          <w:rFonts w:ascii="Times New Roman" w:hAnsi="Times New Roman" w:cs="Times New Roman"/>
+          <w:color w:val="000000" w:themeColor="text1"/>
+          <w:sz w:val="26"/>
+          <w:szCs w:val="26"/>
+        </w:rPr>
+        <w:br/>
+      </w:r>
+      <w:r>
+        <w:rPr>
+          <w:rStyle w:val="z"/>
+          <w:rFonts w:ascii="Times New Roman" w:hAnsi="Times New Roman" w:cs="Times New Roman"/>
+          <w:color w:val="000000" w:themeColor="text1"/>
+          <w:sz w:val="26"/>
+          <w:szCs w:val="26"/>
+        </w:rPr>
+        <w:t>YAML</w:t>
+      </w:r>
+    </w:p>
+    <w:p>
+      <w:pPr>
+        <w:pStyle w:val="NormalWeb"/>
+        <w:rPr>
+          <w:color w:val="000000" w:themeColor="text1"/>
+          <w:sz w:val="26"/>
+          <w:szCs w:val="26"/>
+        </w:rPr>
+      </w:pPr>
+      <w:r>
+        <w:rPr>
+          <w:color w:val="000000" w:themeColor="text1"/>
+          <w:sz w:val="26"/>
+          <w:szCs w:val="26"/>
+        </w:rPr>
+        <w:t xml:space="preserve">Tạo </w:t>
+      </w:r>
+      <w:r>
+        <w:rPr>
+          <w:rStyle w:val="HTMLCode"/>
+          <w:rFonts w:ascii="Times New Roman" w:hAnsi="Times New Roman" w:cs="Times New Roman"/>
+          <w:color w:val="000000" w:themeColor="text1"/>
+          <w:sz w:val="26"/>
+          <w:szCs w:val="26"/>
+        </w:rPr>
+        <w:t>prometheus.yml</w:t>
+      </w:r>
+      <w:r>
+        <w:rPr>
+          <w:color w:val="000000" w:themeColor="text1"/>
+          <w:sz w:val="26"/>
+          <w:szCs w:val="26"/>
+        </w:rPr>
+        <w:t>:</w:t>
+      </w:r>
+    </w:p>
+    <w:p>
+      <w:pPr>
+        <w:pStyle w:val="HTMLPreformatted"/>
+        <w:rPr>
+          <w:rFonts w:ascii="Times New Roman" w:hAnsi="Times New Roman" w:cs="Times New Roman"/>
+          <w:color w:val="000000" w:themeColor="text1"/>
+          <w:sz w:val="26"/>
+          <w:szCs w:val="26"/>
+        </w:rPr>
+      </w:pPr>
+      <w:r>
+        <w:rPr>
+          <w:rStyle w:val="10"/>
+          <w:rFonts w:ascii="Times New Roman" w:hAnsi="Times New Roman" w:cs="Times New Roman"/>
+          <w:color w:val="000000" w:themeColor="text1"/>
+          <w:sz w:val="26"/>
+          <w:szCs w:val="26"/>
+        </w:rPr>
+        <w:t>cat</w:t>
+      </w:r>
+      <w:r>
+        <w:rPr>
+          <w:rFonts w:ascii="Times New Roman" w:hAnsi="Times New Roman" w:cs="Times New Roman"/>
+          <w:color w:val="000000" w:themeColor="text1"/>
+          <w:sz w:val="26"/>
+          <w:szCs w:val="26"/>
+        </w:rPr>
+        <w:t xml:space="preserve"> &gt; ~/mq-lab/prometheus.yml </w:t>
+      </w:r>
+      <w:r>
+        <w:rPr>
+          <w:rStyle w:val="z"/>
+          <w:rFonts w:ascii="Times New Roman" w:hAnsi="Times New Roman" w:cs="Times New Roman"/>
+          <w:color w:val="000000" w:themeColor="text1"/>
+          <w:sz w:val="26"/>
+          <w:szCs w:val="26"/>
+        </w:rPr>
+        <w:t>&lt;&lt;'YAML'</w:t>
+      </w:r>
+      <w:r>
+        <w:rPr>
+          <w:rFonts w:ascii="Times New Roman" w:hAnsi="Times New Roman" w:cs="Times New Roman"/>
+          <w:color w:val="000000" w:themeColor="text1"/>
+          <w:sz w:val="26"/>
+          <w:szCs w:val="26"/>
+        </w:rPr>
+        <w:br/>
+      </w:r>
+      <w:r>
+        <w:rPr>
+          <w:rStyle w:val="z"/>
+          <w:rFonts w:ascii="Times New Roman" w:hAnsi="Times New Roman" w:cs="Times New Roman"/>
+          <w:color w:val="000000" w:themeColor="text1"/>
+          <w:sz w:val="26"/>
+          <w:szCs w:val="26"/>
+        </w:rPr>
+        <w:t>global:</w:t>
+      </w:r>
+      <w:r>
+        <w:rPr>
+          <w:rFonts w:ascii="Times New Roman" w:hAnsi="Times New Roman" w:cs="Times New Roman"/>
+          <w:color w:val="000000" w:themeColor="text1"/>
+          <w:sz w:val="26"/>
+          <w:szCs w:val="26"/>
+        </w:rPr>
+        <w:br/>
+      </w:r>
+      <w:r>
+        <w:rPr>
+          <w:rStyle w:val="z"/>
+          <w:rFonts w:ascii="Times New Roman" w:hAnsi="Times New Roman" w:cs="Times New Roman"/>
+          <w:color w:val="000000" w:themeColor="text1"/>
+          <w:sz w:val="26"/>
+          <w:szCs w:val="26"/>
+        </w:rPr>
+        <w:t xml:space="preserve">  scrape_interval: 5s</w:t>
+      </w:r>
+      <w:r>
+        <w:rPr>
+          <w:rFonts w:ascii="Times New Roman" w:hAnsi="Times New Roman" w:cs="Times New Roman"/>
+          <w:color w:val="000000" w:themeColor="text1"/>
+          <w:sz w:val="26"/>
+          <w:szCs w:val="26"/>
+        </w:rPr>
+        <w:br/>
+      </w:r>
+      <w:r>
+        <w:rPr>
+          <w:rFonts w:ascii="Times New Roman" w:hAnsi="Times New Roman" w:cs="Times New Roman"/>
+          <w:color w:val="000000" w:themeColor="text1"/>
+          <w:sz w:val="26"/>
+          <w:szCs w:val="26"/>
+        </w:rPr>
+        <w:br/>
+      </w:r>
+      <w:r>
+        <w:rPr>
+          <w:rStyle w:val="z"/>
+          <w:rFonts w:ascii="Times New Roman" w:hAnsi="Times New Roman" w:cs="Times New Roman"/>
+          <w:color w:val="000000" w:themeColor="text1"/>
+          <w:sz w:val="26"/>
+          <w:szCs w:val="26"/>
+        </w:rPr>
+        <w:t>scrape_configs:</w:t>
+      </w:r>
+      <w:r>
+        <w:rPr>
+          <w:rFonts w:ascii="Times New Roman" w:hAnsi="Times New Roman" w:cs="Times New Roman"/>
+          <w:color w:val="000000" w:themeColor="text1"/>
+          <w:sz w:val="26"/>
+          <w:szCs w:val="26"/>
+        </w:rPr>
+        <w:br/>
+      </w:r>
+      <w:r>
+        <w:rPr>
+          <w:rStyle w:val="z"/>
+          <w:rFonts w:ascii="Times New Roman" w:hAnsi="Times New Roman" w:cs="Times New Roman"/>
+          <w:color w:val="000000" w:themeColor="text1"/>
+          <w:sz w:val="26"/>
+          <w:szCs w:val="26"/>
+        </w:rPr>
         <w:lastRenderedPageBreak/>
-        <w:t xml:space="preserve">    depends_on:</w:t>
-      </w:r>
-      <w:r>
-        <w:rPr>
-          <w:rFonts w:ascii="Times New Roman" w:hAnsi="Times New Roman" w:cs="Times New Roman"/>
-          <w:color w:val="000000" w:themeColor="text1"/>
-          <w:sz w:val="26"/>
-          <w:szCs w:val="26"/>
-        </w:rPr>
-        <w:br/>
-      </w:r>
-      <w:r>
-        <w:rPr>
-          <w:rStyle w:val="z"/>
-          <w:rFonts w:ascii="Times New Roman" w:hAnsi="Times New Roman" w:cs="Times New Roman"/>
-          <w:color w:val="000000" w:themeColor="text1"/>
-          <w:sz w:val="26"/>
-          <w:szCs w:val="26"/>
-        </w:rPr>
-        <w:t xml:space="preserve">      - prometheus</w:t>
-      </w:r>
-      <w:r>
-        <w:rPr>
-          <w:rFonts w:ascii="Times New Roman" w:hAnsi="Times New Roman" w:cs="Times New Roman"/>
-          <w:color w:val="000000" w:themeColor="text1"/>
-          <w:sz w:val="26"/>
-          <w:szCs w:val="26"/>
-        </w:rPr>
-        <w:br/>
-      </w:r>
-      <w:r>
-        <w:rPr>
-          <w:rStyle w:val="z"/>
-          <w:rFonts w:ascii="Times New Roman" w:hAnsi="Times New Roman" w:cs="Times New Roman"/>
-          <w:color w:val="000000" w:themeColor="text1"/>
-          <w:sz w:val="26"/>
-          <w:szCs w:val="26"/>
-        </w:rPr>
-        <w:t>YAML</w:t>
-      </w:r>
-    </w:p>
-    <w:p>
-      <w:pPr>
-        <w:pStyle w:val="NormalWeb"/>
-        <w:rPr>
-          <w:color w:val="000000" w:themeColor="text1"/>
-          <w:sz w:val="26"/>
-          <w:szCs w:val="26"/>
-        </w:rPr>
-      </w:pPr>
-      <w:r>
-        <w:rPr>
-          <w:color w:val="000000" w:themeColor="text1"/>
-          <w:sz w:val="26"/>
-          <w:szCs w:val="26"/>
-        </w:rPr>
-        <w:t xml:space="preserve">Tạo </w:t>
-      </w:r>
-      <w:r>
-        <w:rPr>
-          <w:rStyle w:val="HTMLCode"/>
-          <w:rFonts w:ascii="Times New Roman" w:hAnsi="Times New Roman" w:cs="Times New Roman"/>
-          <w:color w:val="000000" w:themeColor="text1"/>
-          <w:sz w:val="26"/>
-          <w:szCs w:val="26"/>
-        </w:rPr>
-        <w:t>prometheus.yml</w:t>
-      </w:r>
-      <w:r>
-        <w:rPr>
-          <w:color w:val="000000" w:themeColor="text1"/>
-          <w:sz w:val="26"/>
-          <w:szCs w:val="26"/>
-        </w:rPr>
-        <w:t>:</w:t>
-      </w:r>
-    </w:p>
-    <w:p>
-      <w:pPr>
-        <w:pStyle w:val="HTMLPreformatted"/>
-        <w:rPr>
-          <w:rFonts w:ascii="Times New Roman" w:hAnsi="Times New Roman" w:cs="Times New Roman"/>
-          <w:color w:val="000000" w:themeColor="text1"/>
-          <w:sz w:val="26"/>
-          <w:szCs w:val="26"/>
-        </w:rPr>
-      </w:pPr>
-      <w:r>
-        <w:rPr>
-          <w:rStyle w:val="10"/>
-          <w:rFonts w:ascii="Times New Roman" w:hAnsi="Times New Roman" w:cs="Times New Roman"/>
-          <w:color w:val="000000" w:themeColor="text1"/>
-          <w:sz w:val="26"/>
-          <w:szCs w:val="26"/>
-        </w:rPr>
-        <w:t>cat</w:t>
-      </w:r>
-      <w:r>
-        <w:rPr>
-          <w:rFonts w:ascii="Times New Roman" w:hAnsi="Times New Roman" w:cs="Times New Roman"/>
-          <w:color w:val="000000" w:themeColor="text1"/>
-          <w:sz w:val="26"/>
-          <w:szCs w:val="26"/>
-        </w:rPr>
-        <w:t xml:space="preserve"> &gt; ~/mq-lab/prometheus.yml </w:t>
-      </w:r>
-      <w:r>
-        <w:rPr>
-          <w:rStyle w:val="z"/>
-          <w:rFonts w:ascii="Times New Roman" w:hAnsi="Times New Roman" w:cs="Times New Roman"/>
-          <w:color w:val="000000" w:themeColor="text1"/>
-          <w:sz w:val="26"/>
-          <w:szCs w:val="26"/>
-        </w:rPr>
-        <w:t>&lt;&lt;'YAML'</w:t>
-      </w:r>
-      <w:r>
-        <w:rPr>
-          <w:rFonts w:ascii="Times New Roman" w:hAnsi="Times New Roman" w:cs="Times New Roman"/>
-          <w:color w:val="000000" w:themeColor="text1"/>
-          <w:sz w:val="26"/>
-          <w:szCs w:val="26"/>
-        </w:rPr>
-        <w:br/>
-      </w:r>
-      <w:r>
-        <w:rPr>
-          <w:rStyle w:val="z"/>
-          <w:rFonts w:ascii="Times New Roman" w:hAnsi="Times New Roman" w:cs="Times New Roman"/>
-          <w:color w:val="000000" w:themeColor="text1"/>
-          <w:sz w:val="26"/>
-          <w:szCs w:val="26"/>
-        </w:rPr>
-        <w:t>global:</w:t>
-      </w:r>
-      <w:r>
-        <w:rPr>
-          <w:rFonts w:ascii="Times New Roman" w:hAnsi="Times New Roman" w:cs="Times New Roman"/>
-          <w:color w:val="000000" w:themeColor="text1"/>
-          <w:sz w:val="26"/>
-          <w:szCs w:val="26"/>
-        </w:rPr>
-        <w:br/>
-      </w:r>
-      <w:r>
-        <w:rPr>
-          <w:rStyle w:val="z"/>
-          <w:rFonts w:ascii="Times New Roman" w:hAnsi="Times New Roman" w:cs="Times New Roman"/>
-          <w:color w:val="000000" w:themeColor="text1"/>
-          <w:sz w:val="26"/>
-          <w:szCs w:val="26"/>
-        </w:rPr>
-        <w:t xml:space="preserve">  scrape_interval: 5s</w:t>
-      </w:r>
-      <w:r>
-        <w:rPr>
-          <w:rFonts w:ascii="Times New Roman" w:hAnsi="Times New Roman" w:cs="Times New Roman"/>
-          <w:color w:val="000000" w:themeColor="text1"/>
-          <w:sz w:val="26"/>
-          <w:szCs w:val="26"/>
-        </w:rPr>
-        <w:br/>
-      </w:r>
-      <w:r>
-        <w:rPr>
-          <w:rFonts w:ascii="Times New Roman" w:hAnsi="Times New Roman" w:cs="Times New Roman"/>
-          <w:color w:val="000000" w:themeColor="text1"/>
-          <w:sz w:val="26"/>
-          <w:szCs w:val="26"/>
-        </w:rPr>
-        <w:br/>
-      </w:r>
-      <w:r>
-        <w:rPr>
-          <w:rStyle w:val="z"/>
-          <w:rFonts w:ascii="Times New Roman" w:hAnsi="Times New Roman" w:cs="Times New Roman"/>
-          <w:color w:val="000000" w:themeColor="text1"/>
-          <w:sz w:val="26"/>
-          <w:szCs w:val="26"/>
-        </w:rPr>
-        <w:t>scrape_configs:</w:t>
-      </w:r>
-      <w:r>
-        <w:rPr>
-          <w:rFonts w:ascii="Times New Roman" w:hAnsi="Times New Roman" w:cs="Times New Roman"/>
-          <w:color w:val="000000" w:themeColor="text1"/>
-          <w:sz w:val="26"/>
-          <w:szCs w:val="26"/>
-        </w:rPr>
-        <w:br/>
-      </w:r>
-      <w:r>
-        <w:rPr>
-          <w:rStyle w:val="z"/>
-          <w:rFonts w:ascii="Times New Roman" w:hAnsi="Times New Roman" w:cs="Times New Roman"/>
-          <w:color w:val="000000" w:themeColor="text1"/>
-          <w:sz w:val="26"/>
-          <w:szCs w:val="26"/>
-        </w:rPr>
         <w:t xml:space="preserve">  - job_name: "rabbitmq"</w:t>
       </w:r>
       <w:r>
@@ -7021,7 +3931,7 @@
           <w:sz w:val="26"/>
           <w:szCs w:val="26"/>
         </w:rPr>
-        <w:pict w14:anchorId="03969866">
+        <w:pict w14:anchorId="190253B5">
           <v:rect id="_x0000_i1027" alt="" style="width:468pt;height:.05pt;mso-width-percent:0;mso-height-percent:0;mso-width-percent:0;mso-height-percent:0" o:hralign="center" o:hrstd="t" o:hr="t" fillcolor="#a0a0a0" stroked="f"/>
         </w:pict>
       </w:r>
@@ -7222,7 +4132,7 @@
           <w:sz w:val="26"/>
           <w:szCs w:val="26"/>
         </w:rPr>
-        <w:pict w14:anchorId="4CD10F58">
+        <w:pict w14:anchorId="6438A485">
           <v:rect id="_x0000_i1026" alt="" style="width:468pt;height:.05pt;mso-width-percent:0;mso-height-percent:0;mso-width-percent:0;mso-height-percent:0" o:hralign="center" o:hrstd="t" o:hr="t" fillcolor="#a0a0a0" stroked="f"/>
         </w:pict>
       </w:r>
@@ -7389,7 +4299,6 @@
           <w:sz w:val="26"/>
           <w:szCs w:val="26"/>
         </w:rPr>
-        <w:lastRenderedPageBreak/>
         <w:t>rabbitmq_queue_messages_ready</w:t>
       </w:r>
       <w:r>
@@ -7588,6 +4497,7 @@
           <w:sz w:val="26"/>
           <w:szCs w:val="26"/>
         </w:rPr>
+        <w:lastRenderedPageBreak/>
         <w:t>rabbitmq_queue_consumers</w:t>
       </w:r>
     </w:p>
@@ -8279,7 +5189,7 @@
           <w:sz w:val="26"/>
           <w:szCs w:val="26"/>
         </w:rPr>
-        <w:pict w14:anchorId="198F930F">
+        <w:pict w14:anchorId="3A50E989">
           <v:rect id="_x0000_i1025" alt="" style="width:468pt;height:.05pt;mso-width-percent:0;mso-height-percent:0;mso-width-percent:0;mso-height-percent:0" o:hralign="center" o:hrstd="t" o:hr="t" fillcolor="#a0a0a0" stroked="f"/>
         </w:pict>
       </w:r>
@@ -8440,7 +5350,6 @@
           <w:szCs w:val="26"/>
           <w:lang w:val="en-US"/>
         </w:rPr>
-        <w:lastRenderedPageBreak/>
         <w:t>vals=[]</w:t>
       </w:r>
     </w:p>
@@ -8921,6 +5830,7 @@
           <w:szCs w:val="26"/>
           <w:lang w:val="en-US"/>
         </w:rPr>
+        <w:lastRenderedPageBreak/>
         <w:t>def pct(p):</w:t>
       </w:r>
     </w:p>
@@ -9792,6 +6702,21 @@
         </w:rPr>
         <w:t>PY</w:t>
       </w:r>
+    </w:p>
+    <w:p>
+      <w:pPr>
+        <w:pStyle w:val="HTMLPreformatted"/>
+        <w:spacing w:line="360" w:lineRule="auto"/>
+        <w:rPr>
+          <w:rFonts w:ascii="Times New Roman" w:hAnsi="Times New Roman" w:cs="Times New Roman"/>
+          <w:b/>
+          <w:bCs/>
+          <w:color w:val="000000" w:themeColor="text1"/>
+          <w:sz w:val="26"/>
+          <w:szCs w:val="26"/>
+          <w:lang w:val="vi-VN"/>
+        </w:rPr>
+      </w:pPr>
     </w:p>
     <w:p>
       <w:pPr>

--- a/SCRIPT TRIỂN KHAI KỊCH BẢN RABBITMQ.docx
+++ b/SCRIPT TRIỂN KHAI KỊCH BẢN RABBITMQ.docx
@@ -412,7 +412,7 @@
           <w:sz w:val="26"/>
           <w:szCs w:val="26"/>
         </w:rPr>
-        <w:pict w14:anchorId="71965756">
+        <w:pict w14:anchorId="1E6F59FA">
           <v:rect id="_x0000_i1032" alt="" style="width:468pt;height:.05pt;mso-width-percent:0;mso-height-percent:0;mso-width-percent:0;mso-height-percent:0" o:hralign="center" o:hrstd="t" o:hr="t" fillcolor="#a0a0a0" stroked="f"/>
         </w:pict>
       </w:r>
@@ -1359,7 +1359,7 @@
           <w:sz w:val="26"/>
           <w:szCs w:val="26"/>
         </w:rPr>
-        <w:pict w14:anchorId="6A4A9622">
+        <w:pict w14:anchorId="71A3F7E8">
           <v:rect id="_x0000_i1031" alt="" style="width:468pt;height:.05pt;mso-width-percent:0;mso-height-percent:0;mso-width-percent:0;mso-height-percent:0" o:hralign="center" o:hrstd="t" o:hr="t" fillcolor="#a0a0a0" stroked="f"/>
         </w:pict>
       </w:r>
@@ -1979,7 +1979,7 @@
           <w:sz w:val="26"/>
           <w:szCs w:val="26"/>
         </w:rPr>
-        <w:pict w14:anchorId="4E6FA392">
+        <w:pict w14:anchorId="770A7411">
           <v:rect id="_x0000_i1030" alt="" style="width:468pt;height:.05pt;mso-width-percent:0;mso-height-percent:0;mso-width-percent:0;mso-height-percent:0" o:hralign="center" o:hrstd="t" o:hr="t" fillcolor="#a0a0a0" stroked="f"/>
         </w:pict>
       </w:r>
@@ -2421,7 +2421,7 @@
           <w:sz w:val="26"/>
           <w:szCs w:val="26"/>
         </w:rPr>
-        <w:pict w14:anchorId="2CF0122B">
+        <w:pict w14:anchorId="04327E92">
           <v:rect id="_x0000_i1029" alt="" style="width:468pt;height:.05pt;mso-width-percent:0;mso-height-percent:0;mso-width-percent:0;mso-height-percent:0" o:hralign="center" o:hrstd="t" o:hr="t" fillcolor="#a0a0a0" stroked="f"/>
         </w:pict>
       </w:r>
@@ -2861,7 +2861,7 @@
           <w:sz w:val="26"/>
           <w:szCs w:val="26"/>
         </w:rPr>
-        <w:pict w14:anchorId="1DB00098">
+        <w:pict w14:anchorId="3C0B7E49">
           <v:rect id="_x0000_i1028" alt="" style="width:468pt;height:.05pt;mso-width-percent:0;mso-height-percent:0;mso-width-percent:0;mso-height-percent:0" o:hralign="center" o:hrstd="t" o:hr="t" fillcolor="#a0a0a0" stroked="f"/>
         </w:pict>
       </w:r>
@@ -3931,7 +3931,7 @@
           <w:sz w:val="26"/>
           <w:szCs w:val="26"/>
         </w:rPr>
-        <w:pict w14:anchorId="190253B5">
+        <w:pict w14:anchorId="63B7297A">
           <v:rect id="_x0000_i1027" alt="" style="width:468pt;height:.05pt;mso-width-percent:0;mso-height-percent:0;mso-width-percent:0;mso-height-percent:0" o:hralign="center" o:hrstd="t" o:hr="t" fillcolor="#a0a0a0" stroked="f"/>
         </w:pict>
       </w:r>
@@ -4132,7 +4132,7 @@
           <w:sz w:val="26"/>
           <w:szCs w:val="26"/>
         </w:rPr>
-        <w:pict w14:anchorId="6438A485">
+        <w:pict w14:anchorId="1B60FBED">
           <v:rect id="_x0000_i1026" alt="" style="width:468pt;height:.05pt;mso-width-percent:0;mso-height-percent:0;mso-width-percent:0;mso-height-percent:0" o:hralign="center" o:hrstd="t" o:hr="t" fillcolor="#a0a0a0" stroked="f"/>
         </w:pict>
       </w:r>
@@ -5189,7 +5189,7 @@
           <w:sz w:val="26"/>
           <w:szCs w:val="26"/>
         </w:rPr>
-        <w:pict w14:anchorId="3A50E989">
+        <w:pict w14:anchorId="428A6ABC">
           <v:rect id="_x0000_i1025" alt="" style="width:468pt;height:.05pt;mso-width-percent:0;mso-height-percent:0;mso-width-percent:0;mso-height-percent:0" o:hralign="center" o:hrstd="t" o:hr="t" fillcolor="#a0a0a0" stroked="f"/>
         </w:pict>
       </w:r>

--- a/SCRIPT TRIỂN KHAI KỊCH BẢN RABBITMQ.docx
+++ b/SCRIPT TRIỂN KHAI KỊCH BẢN RABBITMQ.docx
@@ -412,7 +412,7 @@
           <w:sz w:val="26"/>
           <w:szCs w:val="26"/>
         </w:rPr>
-        <w:pict w14:anchorId="1E6F59FA">
+        <w:pict w14:anchorId="4C158FB4">
           <v:rect id="_x0000_i1032" alt="" style="width:468pt;height:.05pt;mso-width-percent:0;mso-height-percent:0;mso-width-percent:0;mso-height-percent:0" o:hralign="center" o:hrstd="t" o:hr="t" fillcolor="#a0a0a0" stroked="f"/>
         </w:pict>
       </w:r>
@@ -556,7 +556,7 @@
           <w:sz w:val="26"/>
           <w:szCs w:val="26"/>
         </w:rPr>
-        <w:t>104.214.171.76</w:t>
+        <w:t>20.189.125.99</w:t>
       </w:r>
     </w:p>
     <w:p>
@@ -1359,7 +1359,7 @@
           <w:sz w:val="26"/>
           <w:szCs w:val="26"/>
         </w:rPr>
-        <w:pict w14:anchorId="71A3F7E8">
+        <w:pict w14:anchorId="6CCD6151">
           <v:rect id="_x0000_i1031" alt="" style="width:468pt;height:.05pt;mso-width-percent:0;mso-height-percent:0;mso-width-percent:0;mso-height-percent:0" o:hralign="center" o:hrstd="t" o:hr="t" fillcolor="#a0a0a0" stroked="f"/>
         </w:pict>
       </w:r>
@@ -1851,7 +1851,7 @@
           <w:sz w:val="26"/>
           <w:szCs w:val="26"/>
         </w:rPr>
-        <w:t>104.214.171.76</w:t>
+        <w:t>20.189.125.99</w:t>
       </w:r>
       <w:r>
         <w:rPr>
@@ -1979,7 +1979,7 @@
           <w:sz w:val="26"/>
           <w:szCs w:val="26"/>
         </w:rPr>
-        <w:pict w14:anchorId="770A7411">
+        <w:pict w14:anchorId="19A12668">
           <v:rect id="_x0000_i1030" alt="" style="width:468pt;height:.05pt;mso-width-percent:0;mso-height-percent:0;mso-width-percent:0;mso-height-percent:0" o:hralign="center" o:hrstd="t" o:hr="t" fillcolor="#a0a0a0" stroked="f"/>
         </w:pict>
       </w:r>
@@ -2421,7 +2421,7 @@
           <w:sz w:val="26"/>
           <w:szCs w:val="26"/>
         </w:rPr>
-        <w:pict w14:anchorId="04327E92">
+        <w:pict w14:anchorId="145E60E1">
           <v:rect id="_x0000_i1029" alt="" style="width:468pt;height:.05pt;mso-width-percent:0;mso-height-percent:0;mso-width-percent:0;mso-height-percent:0" o:hralign="center" o:hrstd="t" o:hr="t" fillcolor="#a0a0a0" stroked="f"/>
         </w:pict>
       </w:r>
@@ -2861,7 +2861,7 @@
           <w:sz w:val="26"/>
           <w:szCs w:val="26"/>
         </w:rPr>
-        <w:pict w14:anchorId="3C0B7E49">
+        <w:pict w14:anchorId="0AB84960">
           <v:rect id="_x0000_i1028" alt="" style="width:468pt;height:.05pt;mso-width-percent:0;mso-height-percent:0;mso-width-percent:0;mso-height-percent:0" o:hralign="center" o:hrstd="t" o:hr="t" fillcolor="#a0a0a0" stroked="f"/>
         </w:pict>
       </w:r>
@@ -3931,7 +3931,7 @@
           <w:sz w:val="26"/>
           <w:szCs w:val="26"/>
         </w:rPr>
-        <w:pict w14:anchorId="63B7297A">
+        <w:pict w14:anchorId="6637685A">
           <v:rect id="_x0000_i1027" alt="" style="width:468pt;height:.05pt;mso-width-percent:0;mso-height-percent:0;mso-width-percent:0;mso-height-percent:0" o:hralign="center" o:hrstd="t" o:hr="t" fillcolor="#a0a0a0" stroked="f"/>
         </w:pict>
       </w:r>
@@ -4132,7 +4132,7 @@
           <w:sz w:val="26"/>
           <w:szCs w:val="26"/>
         </w:rPr>
-        <w:pict w14:anchorId="1B60FBED">
+        <w:pict w14:anchorId="7CC5E1FB">
           <v:rect id="_x0000_i1026" alt="" style="width:468pt;height:.05pt;mso-width-percent:0;mso-height-percent:0;mso-width-percent:0;mso-height-percent:0" o:hralign="center" o:hrstd="t" o:hr="t" fillcolor="#a0a0a0" stroked="f"/>
         </w:pict>
       </w:r>
@@ -5189,7 +5189,7 @@
           <w:sz w:val="26"/>
           <w:szCs w:val="26"/>
         </w:rPr>
-        <w:pict w14:anchorId="428A6ABC">
+        <w:pict w14:anchorId="590BF2AF">
           <v:rect id="_x0000_i1025" alt="" style="width:468pt;height:.05pt;mso-width-percent:0;mso-height-percent:0;mso-width-percent:0;mso-height-percent:0" o:hralign="center" o:hrstd="t" o:hr="t" fillcolor="#a0a0a0" stroked="f"/>
         </w:pict>
       </w:r>

--- a/SCRIPT TRIỂN KHAI KỊCH BẢN RABBITMQ.docx
+++ b/SCRIPT TRIỂN KHAI KỊCH BẢN RABBITMQ.docx
@@ -412,7 +412,7 @@
           <w:sz w:val="26"/>
           <w:szCs w:val="26"/>
         </w:rPr>
-        <w:pict w14:anchorId="4C158FB4">
+        <w:pict w14:anchorId="58CB6C81">
           <v:rect id="_x0000_i1032" alt="" style="width:468pt;height:.05pt;mso-width-percent:0;mso-height-percent:0;mso-width-percent:0;mso-height-percent:0" o:hralign="center" o:hrstd="t" o:hr="t" fillcolor="#a0a0a0" stroked="f"/>
         </w:pict>
       </w:r>
@@ -556,7 +556,7 @@
           <w:sz w:val="26"/>
           <w:szCs w:val="26"/>
         </w:rPr>
-        <w:t>20.189.125.99</w:t>
+        <w:t>20.187.154.223</w:t>
       </w:r>
     </w:p>
     <w:p>
@@ -1359,7 +1359,7 @@
           <w:sz w:val="26"/>
           <w:szCs w:val="26"/>
         </w:rPr>
-        <w:pict w14:anchorId="6CCD6151">
+        <w:pict w14:anchorId="3C2291BE">
           <v:rect id="_x0000_i1031" alt="" style="width:468pt;height:.05pt;mso-width-percent:0;mso-height-percent:0;mso-width-percent:0;mso-height-percent:0" o:hralign="center" o:hrstd="t" o:hr="t" fillcolor="#a0a0a0" stroked="f"/>
         </w:pict>
       </w:r>
@@ -1979,7 +1979,7 @@
           <w:sz w:val="26"/>
           <w:szCs w:val="26"/>
         </w:rPr>
-        <w:pict w14:anchorId="19A12668">
+        <w:pict w14:anchorId="6BE8CCD4">
           <v:rect id="_x0000_i1030" alt="" style="width:468pt;height:.05pt;mso-width-percent:0;mso-height-percent:0;mso-width-percent:0;mso-height-percent:0" o:hralign="center" o:hrstd="t" o:hr="t" fillcolor="#a0a0a0" stroked="f"/>
         </w:pict>
       </w:r>
@@ -2421,7 +2421,7 @@
           <w:sz w:val="26"/>
           <w:szCs w:val="26"/>
         </w:rPr>
-        <w:pict w14:anchorId="145E60E1">
+        <w:pict w14:anchorId="1E43BF9B">
           <v:rect id="_x0000_i1029" alt="" style="width:468pt;height:.05pt;mso-width-percent:0;mso-height-percent:0;mso-width-percent:0;mso-height-percent:0" o:hralign="center" o:hrstd="t" o:hr="t" fillcolor="#a0a0a0" stroked="f"/>
         </w:pict>
       </w:r>
@@ -2861,7 +2861,7 @@
           <w:sz w:val="26"/>
           <w:szCs w:val="26"/>
         </w:rPr>
-        <w:pict w14:anchorId="0AB84960">
+        <w:pict w14:anchorId="7F772CEE">
           <v:rect id="_x0000_i1028" alt="" style="width:468pt;height:.05pt;mso-width-percent:0;mso-height-percent:0;mso-width-percent:0;mso-height-percent:0" o:hralign="center" o:hrstd="t" o:hr="t" fillcolor="#a0a0a0" stroked="f"/>
         </w:pict>
       </w:r>
@@ -3931,7 +3931,7 @@
           <w:sz w:val="26"/>
           <w:szCs w:val="26"/>
         </w:rPr>
-        <w:pict w14:anchorId="6637685A">
+        <w:pict w14:anchorId="47A2F0DB">
           <v:rect id="_x0000_i1027" alt="" style="width:468pt;height:.05pt;mso-width-percent:0;mso-height-percent:0;mso-width-percent:0;mso-height-percent:0" o:hralign="center" o:hrstd="t" o:hr="t" fillcolor="#a0a0a0" stroked="f"/>
         </w:pict>
       </w:r>
@@ -4132,7 +4132,7 @@
           <w:sz w:val="26"/>
           <w:szCs w:val="26"/>
         </w:rPr>
-        <w:pict w14:anchorId="7CC5E1FB">
+        <w:pict w14:anchorId="681C2DFD">
           <v:rect id="_x0000_i1026" alt="" style="width:468pt;height:.05pt;mso-width-percent:0;mso-height-percent:0;mso-width-percent:0;mso-height-percent:0" o:hralign="center" o:hrstd="t" o:hr="t" fillcolor="#a0a0a0" stroked="f"/>
         </w:pict>
       </w:r>
@@ -5189,7 +5189,7 @@
           <w:sz w:val="26"/>
           <w:szCs w:val="26"/>
         </w:rPr>
-        <w:pict w14:anchorId="590BF2AF">
+        <w:pict w14:anchorId="59C80EF2">
           <v:rect id="_x0000_i1025" alt="" style="width:468pt;height:.05pt;mso-width-percent:0;mso-height-percent:0;mso-width-percent:0;mso-height-percent:0" o:hralign="center" o:hrstd="t" o:hr="t" fillcolor="#a0a0a0" stroked="f"/>
         </w:pict>
       </w:r>

--- a/SCRIPT TRIỂN KHAI KỊCH BẢN RABBITMQ.docx
+++ b/SCRIPT TRIỂN KHAI KỊCH BẢN RABBITMQ.docx
@@ -412,7 +412,7 @@
           <w:sz w:val="26"/>
           <w:szCs w:val="26"/>
         </w:rPr>
-        <w:pict w14:anchorId="58CB6C81">
+        <w:pict w14:anchorId="16522C49">
           <v:rect id="_x0000_i1032" alt="" style="width:468pt;height:.05pt;mso-width-percent:0;mso-height-percent:0;mso-width-percent:0;mso-height-percent:0" o:hralign="center" o:hrstd="t" o:hr="t" fillcolor="#a0a0a0" stroked="f"/>
         </w:pict>
       </w:r>
@@ -556,7 +556,7 @@
           <w:sz w:val="26"/>
           <w:szCs w:val="26"/>
         </w:rPr>
-        <w:t>20.187.154.223</w:t>
+        <w:t>20.189.74.208</w:t>
       </w:r>
     </w:p>
     <w:p>
@@ -1359,7 +1359,7 @@
           <w:sz w:val="26"/>
           <w:szCs w:val="26"/>
         </w:rPr>
-        <w:pict w14:anchorId="3C2291BE">
+        <w:pict w14:anchorId="3E5A0AE9">
           <v:rect id="_x0000_i1031" alt="" style="width:468pt;height:.05pt;mso-width-percent:0;mso-height-percent:0;mso-width-percent:0;mso-height-percent:0" o:hralign="center" o:hrstd="t" o:hr="t" fillcolor="#a0a0a0" stroked="f"/>
         </w:pict>
       </w:r>
@@ -1851,7 +1851,7 @@
           <w:sz w:val="26"/>
           <w:szCs w:val="26"/>
         </w:rPr>
-        <w:t>20.189.125.99</w:t>
+        <w:t>104.214.186.178</w:t>
       </w:r>
       <w:r>
         <w:rPr>
@@ -1979,7 +1979,7 @@
           <w:sz w:val="26"/>
           <w:szCs w:val="26"/>
         </w:rPr>
-        <w:pict w14:anchorId="6BE8CCD4">
+        <w:pict w14:anchorId="24018515">
           <v:rect id="_x0000_i1030" alt="" style="width:468pt;height:.05pt;mso-width-percent:0;mso-height-percent:0;mso-width-percent:0;mso-height-percent:0" o:hralign="center" o:hrstd="t" o:hr="t" fillcolor="#a0a0a0" stroked="f"/>
         </w:pict>
       </w:r>
@@ -2421,7 +2421,7 @@
           <w:sz w:val="26"/>
           <w:szCs w:val="26"/>
         </w:rPr>
-        <w:pict w14:anchorId="1E43BF9B">
+        <w:pict w14:anchorId="12C0A297">
           <v:rect id="_x0000_i1029" alt="" style="width:468pt;height:.05pt;mso-width-percent:0;mso-height-percent:0;mso-width-percent:0;mso-height-percent:0" o:hralign="center" o:hrstd="t" o:hr="t" fillcolor="#a0a0a0" stroked="f"/>
         </w:pict>
       </w:r>
@@ -2861,7 +2861,7 @@
           <w:sz w:val="26"/>
           <w:szCs w:val="26"/>
         </w:rPr>
-        <w:pict w14:anchorId="7F772CEE">
+        <w:pict w14:anchorId="2F2411B8">
           <v:rect id="_x0000_i1028" alt="" style="width:468pt;height:.05pt;mso-width-percent:0;mso-height-percent:0;mso-width-percent:0;mso-height-percent:0" o:hralign="center" o:hrstd="t" o:hr="t" fillcolor="#a0a0a0" stroked="f"/>
         </w:pict>
       </w:r>
@@ -3931,7 +3931,7 @@
           <w:sz w:val="26"/>
           <w:szCs w:val="26"/>
         </w:rPr>
-        <w:pict w14:anchorId="47A2F0DB">
+        <w:pict w14:anchorId="63092A6F">
           <v:rect id="_x0000_i1027" alt="" style="width:468pt;height:.05pt;mso-width-percent:0;mso-height-percent:0;mso-width-percent:0;mso-height-percent:0" o:hralign="center" o:hrstd="t" o:hr="t" fillcolor="#a0a0a0" stroked="f"/>
         </w:pict>
       </w:r>
@@ -4132,7 +4132,7 @@
           <w:sz w:val="26"/>
           <w:szCs w:val="26"/>
         </w:rPr>
-        <w:pict w14:anchorId="681C2DFD">
+        <w:pict w14:anchorId="6AF953AD">
           <v:rect id="_x0000_i1026" alt="" style="width:468pt;height:.05pt;mso-width-percent:0;mso-height-percent:0;mso-width-percent:0;mso-height-percent:0" o:hralign="center" o:hrstd="t" o:hr="t" fillcolor="#a0a0a0" stroked="f"/>
         </w:pict>
       </w:r>
@@ -5189,7 +5189,7 @@
           <w:sz w:val="26"/>
           <w:szCs w:val="26"/>
         </w:rPr>
-        <w:pict w14:anchorId="59C80EF2">
+        <w:pict w14:anchorId="2C210501">
           <v:rect id="_x0000_i1025" alt="" style="width:468pt;height:.05pt;mso-width-percent:0;mso-height-percent:0;mso-width-percent:0;mso-height-percent:0" o:hralign="center" o:hrstd="t" o:hr="t" fillcolor="#a0a0a0" stroked="f"/>
         </w:pict>
       </w:r>

--- a/SCRIPT TRIỂN KHAI KỊCH BẢN RABBITMQ.docx
+++ b/SCRIPT TRIỂN KHAI KỊCH BẢN RABBITMQ.docx
@@ -412,7 +412,7 @@
           <w:sz w:val="26"/>
           <w:szCs w:val="26"/>
         </w:rPr>
-        <w:pict w14:anchorId="16522C49">
+        <w:pict w14:anchorId="28E15B7F">
           <v:rect id="_x0000_i1032" alt="" style="width:468pt;height:.05pt;mso-width-percent:0;mso-height-percent:0;mso-width-percent:0;mso-height-percent:0" o:hralign="center" o:hrstd="t" o:hr="t" fillcolor="#a0a0a0" stroked="f"/>
         </w:pict>
       </w:r>
@@ -1359,7 +1359,7 @@
           <w:sz w:val="26"/>
           <w:szCs w:val="26"/>
         </w:rPr>
-        <w:pict w14:anchorId="3E5A0AE9">
+        <w:pict w14:anchorId="73D7F19A">
           <v:rect id="_x0000_i1031" alt="" style="width:468pt;height:.05pt;mso-width-percent:0;mso-height-percent:0;mso-width-percent:0;mso-height-percent:0" o:hralign="center" o:hrstd="t" o:hr="t" fillcolor="#a0a0a0" stroked="f"/>
         </w:pict>
       </w:r>
@@ -1847,11 +1847,13 @@
       </w:r>
       <w:r>
         <w:rPr>
-          <w:color w:val="000000" w:themeColor="text1"/>
-          <w:sz w:val="26"/>
-          <w:szCs w:val="26"/>
-        </w:rPr>
-        <w:t>104.214.186.178</w:t>
+          <w:rStyle w:val="HTMLCode"/>
+          <w:rFonts w:ascii="Times New Roman" w:hAnsi="Times New Roman" w:cs="Times New Roman"/>
+          <w:color w:val="000000" w:themeColor="text1"/>
+          <w:sz w:val="26"/>
+          <w:szCs w:val="26"/>
+        </w:rPr>
+        <w:t>20.189.74.208</w:t>
       </w:r>
       <w:r>
         <w:rPr>
@@ -1979,7 +1981,7 @@
           <w:sz w:val="26"/>
           <w:szCs w:val="26"/>
         </w:rPr>
-        <w:pict w14:anchorId="24018515">
+        <w:pict w14:anchorId="0FF820CA">
           <v:rect id="_x0000_i1030" alt="" style="width:468pt;height:.05pt;mso-width-percent:0;mso-height-percent:0;mso-width-percent:0;mso-height-percent:0" o:hralign="center" o:hrstd="t" o:hr="t" fillcolor="#a0a0a0" stroked="f"/>
         </w:pict>
       </w:r>
@@ -2421,7 +2423,7 @@
           <w:sz w:val="26"/>
           <w:szCs w:val="26"/>
         </w:rPr>
-        <w:pict w14:anchorId="12C0A297">
+        <w:pict w14:anchorId="19BFCDD5">
           <v:rect id="_x0000_i1029" alt="" style="width:468pt;height:.05pt;mso-width-percent:0;mso-height-percent:0;mso-width-percent:0;mso-height-percent:0" o:hralign="center" o:hrstd="t" o:hr="t" fillcolor="#a0a0a0" stroked="f"/>
         </w:pict>
       </w:r>
@@ -2861,7 +2863,7 @@
           <w:sz w:val="26"/>
           <w:szCs w:val="26"/>
         </w:rPr>
-        <w:pict w14:anchorId="2F2411B8">
+        <w:pict w14:anchorId="3B22108B">
           <v:rect id="_x0000_i1028" alt="" style="width:468pt;height:.05pt;mso-width-percent:0;mso-height-percent:0;mso-width-percent:0;mso-height-percent:0" o:hralign="center" o:hrstd="t" o:hr="t" fillcolor="#a0a0a0" stroked="f"/>
         </w:pict>
       </w:r>
@@ -3931,7 +3933,7 @@
           <w:sz w:val="26"/>
           <w:szCs w:val="26"/>
         </w:rPr>
-        <w:pict w14:anchorId="63092A6F">
+        <w:pict w14:anchorId="4920A94E">
           <v:rect id="_x0000_i1027" alt="" style="width:468pt;height:.05pt;mso-width-percent:0;mso-height-percent:0;mso-width-percent:0;mso-height-percent:0" o:hralign="center" o:hrstd="t" o:hr="t" fillcolor="#a0a0a0" stroked="f"/>
         </w:pict>
       </w:r>
@@ -4132,7 +4134,7 @@
           <w:sz w:val="26"/>
           <w:szCs w:val="26"/>
         </w:rPr>
-        <w:pict w14:anchorId="6AF953AD">
+        <w:pict w14:anchorId="6B0C5EF4">
           <v:rect id="_x0000_i1026" alt="" style="width:468pt;height:.05pt;mso-width-percent:0;mso-height-percent:0;mso-width-percent:0;mso-height-percent:0" o:hralign="center" o:hrstd="t" o:hr="t" fillcolor="#a0a0a0" stroked="f"/>
         </w:pict>
       </w:r>
@@ -5189,7 +5191,7 @@
           <w:sz w:val="26"/>
           <w:szCs w:val="26"/>
         </w:rPr>
-        <w:pict w14:anchorId="2C210501">
+        <w:pict w14:anchorId="2928E8B0">
           <v:rect id="_x0000_i1025" alt="" style="width:468pt;height:.05pt;mso-width-percent:0;mso-height-percent:0;mso-width-percent:0;mso-height-percent:0" o:hralign="center" o:hrstd="t" o:hr="t" fillcolor="#a0a0a0" stroked="f"/>
         </w:pict>
       </w:r>

--- a/SCRIPT TRIỂN KHAI KỊCH BẢN RABBITMQ.docx
+++ b/SCRIPT TRIỂN KHAI KỊCH BẢN RABBITMQ.docx
@@ -412,7 +412,7 @@
           <w:sz w:val="26"/>
           <w:szCs w:val="26"/>
         </w:rPr>
-        <w:pict w14:anchorId="28E15B7F">
+        <w:pict w14:anchorId="0835CC60">
           <v:rect id="_x0000_i1032" alt="" style="width:468pt;height:.05pt;mso-width-percent:0;mso-height-percent:0;mso-width-percent:0;mso-height-percent:0" o:hralign="center" o:hrstd="t" o:hr="t" fillcolor="#a0a0a0" stroked="f"/>
         </w:pict>
       </w:r>
@@ -1359,7 +1359,7 @@
           <w:sz w:val="26"/>
           <w:szCs w:val="26"/>
         </w:rPr>
-        <w:pict w14:anchorId="73D7F19A">
+        <w:pict w14:anchorId="0675F869">
           <v:rect id="_x0000_i1031" alt="" style="width:468pt;height:.05pt;mso-width-percent:0;mso-height-percent:0;mso-width-percent:0;mso-height-percent:0" o:hralign="center" o:hrstd="t" o:hr="t" fillcolor="#a0a0a0" stroked="f"/>
         </w:pict>
       </w:r>
@@ -1981,7 +1981,7 @@
           <w:sz w:val="26"/>
           <w:szCs w:val="26"/>
         </w:rPr>
-        <w:pict w14:anchorId="0FF820CA">
+        <w:pict w14:anchorId="4E3C9F90">
           <v:rect id="_x0000_i1030" alt="" style="width:468pt;height:.05pt;mso-width-percent:0;mso-height-percent:0;mso-width-percent:0;mso-height-percent:0" o:hralign="center" o:hrstd="t" o:hr="t" fillcolor="#a0a0a0" stroked="f"/>
         </w:pict>
       </w:r>
@@ -2423,7 +2423,7 @@
           <w:sz w:val="26"/>
           <w:szCs w:val="26"/>
         </w:rPr>
-        <w:pict w14:anchorId="19BFCDD5">
+        <w:pict w14:anchorId="6ED35603">
           <v:rect id="_x0000_i1029" alt="" style="width:468pt;height:.05pt;mso-width-percent:0;mso-height-percent:0;mso-width-percent:0;mso-height-percent:0" o:hralign="center" o:hrstd="t" o:hr="t" fillcolor="#a0a0a0" stroked="f"/>
         </w:pict>
       </w:r>
@@ -2608,7 +2608,27 @@
           <w:szCs w:val="26"/>
           <w:lang w:val="vi-VN"/>
         </w:rPr>
-        <w:t xml:space="preserve"> có trên cloud chỉ cần download về)</w:t>
+        <w:t xml:space="preserve"> có trên </w:t>
+      </w:r>
+      <w:r>
+        <w:rPr>
+          <w:rFonts w:ascii="Times New Roman" w:hAnsi="Times New Roman" w:cs="Times New Roman"/>
+          <w:color w:val="000000" w:themeColor="text1"/>
+          <w:sz w:val="26"/>
+          <w:szCs w:val="26"/>
+          <w:lang w:val="vi-VN"/>
+        </w:rPr>
+        <w:t>GIT</w:t>
+      </w:r>
+      <w:r>
+        <w:rPr>
+          <w:rFonts w:ascii="Times New Roman" w:hAnsi="Times New Roman" w:cs="Times New Roman"/>
+          <w:color w:val="000000" w:themeColor="text1"/>
+          <w:sz w:val="26"/>
+          <w:szCs w:val="26"/>
+          <w:lang w:val="vi-VN"/>
+        </w:rPr>
+        <w:t xml:space="preserve"> chỉ cần download về)</w:t>
       </w:r>
     </w:p>
     <w:p>
@@ -2863,7 +2883,7 @@
           <w:sz w:val="26"/>
           <w:szCs w:val="26"/>
         </w:rPr>
-        <w:pict w14:anchorId="3B22108B">
+        <w:pict w14:anchorId="7126A6A0">
           <v:rect id="_x0000_i1028" alt="" style="width:468pt;height:.05pt;mso-width-percent:0;mso-height-percent:0;mso-width-percent:0;mso-height-percent:0" o:hralign="center" o:hrstd="t" o:hr="t" fillcolor="#a0a0a0" stroked="f"/>
         </w:pict>
       </w:r>
@@ -3933,7 +3953,7 @@
           <w:sz w:val="26"/>
           <w:szCs w:val="26"/>
         </w:rPr>
-        <w:pict w14:anchorId="4920A94E">
+        <w:pict w14:anchorId="28353D6B">
           <v:rect id="_x0000_i1027" alt="" style="width:468pt;height:.05pt;mso-width-percent:0;mso-height-percent:0;mso-width-percent:0;mso-height-percent:0" o:hralign="center" o:hrstd="t" o:hr="t" fillcolor="#a0a0a0" stroked="f"/>
         </w:pict>
       </w:r>
@@ -4134,7 +4154,7 @@
           <w:sz w:val="26"/>
           <w:szCs w:val="26"/>
         </w:rPr>
-        <w:pict w14:anchorId="6B0C5EF4">
+        <w:pict w14:anchorId="58A2CDBF">
           <v:rect id="_x0000_i1026" alt="" style="width:468pt;height:.05pt;mso-width-percent:0;mso-height-percent:0;mso-width-percent:0;mso-height-percent:0" o:hralign="center" o:hrstd="t" o:hr="t" fillcolor="#a0a0a0" stroked="f"/>
         </w:pict>
       </w:r>
@@ -5191,7 +5211,7 @@
           <w:sz w:val="26"/>
           <w:szCs w:val="26"/>
         </w:rPr>
-        <w:pict w14:anchorId="2928E8B0">
+        <w:pict w14:anchorId="62D20453">
           <v:rect id="_x0000_i1025" alt="" style="width:468pt;height:.05pt;mso-width-percent:0;mso-height-percent:0;mso-width-percent:0;mso-height-percent:0" o:hralign="center" o:hrstd="t" o:hr="t" fillcolor="#a0a0a0" stroked="f"/>
         </w:pict>
       </w:r>
